--- a/Proposition de PLAN BUDGÉTISÉ CLIN PCI CHUMEL 2026-2027.docx
+++ b/Proposition de PLAN BUDGÉTISÉ CLIN PCI CHUMEL 2026-2027.docx
@@ -48,7 +48,7 @@
           <w:color w:val="1B365D"/>
           <w:sz w:val="26"/>
         </w:rPr>
-        <w:t>PROPOSITION DE PLAN BUDGÉTISÉ CLIN PCI CHUMEL 2026-2027</w:t>
+        <w:t>PROPOSITION DE PLAN BUDGÉTISÉ CLIN PCI CHUMEL 2026-2027 (RÉAJUSTÉ)</w:t>
         <w:br/>
         <w:t>ESTIMATION PRÉVISIONNELLE DÉTAILLÉE PAR OBJECTIF STRATÉGIQUE ET PAR CATÉGORIE DE COÛTS</w:t>
       </w:r>
@@ -128,7 +128,7 @@
                 <w:b/>
                 <w:sz w:val="17"/>
               </w:rPr>
-              <w:t>13 930 618 XOF</w:t>
+              <w:t>14 850 618 XOF</w:t>
             </w:r>
           </w:p>
         </w:tc>
@@ -247,7 +247,7 @@
                 <w:b/>
                 <w:sz w:val="17"/>
               </w:rPr>
-              <w:t>38 930 618 XOF</w:t>
+              <w:t>39 850 618 XOF</w:t>
             </w:r>
           </w:p>
         </w:tc>
@@ -268,23 +268,29 @@
           <w:color w:val="1B365D"/>
           <w:sz w:val="22"/>
         </w:rPr>
-        <w:t>1. Note Explicative et Principes d'Élaboration Budgétaire</w:t>
+        <w:t>1. Note Explicative et Cadrage Budgétaire Réajusté</w:t>
         <w:br/>
       </w:r>
       <w:r>
         <w:rPr>
           <w:sz w:val="17"/>
         </w:rPr>
-        <w:t>Le présent plan budgétisé traduit financièrement l'ensemble des activités opérationnelles du PTA CLIN/PCI 2026-2027 du CHU-MEL. Il a été construit selon une méthodologie rigoureuse combinant le modèle de la feuille « Plan budgétisé PCI » du fichier « CHUMEL PCI PLAN » et les coûts unitaires réels constatés dans le document de référence « PTA CLIN PCI CHUMEL ».</w:t>
+        <w:t>Le présent plan budgétisé a été entièrement réajusté pour traduire financièrement les nouvelles activités et orientations du PTA révisé de l'EOPCI et du CLIN. Il intègre notamment :</w:t>
+        <w:br/>
+        <w:t>• L'accompagnement technique par une expertise externe spécialisée (200 000 XOF) et l'animation des 24 points focaux médico-techniques (60 000 XOF).</w:t>
+        <w:br/>
+        <w:t>• L'organisation d'ateliers pratiques de démonstration sur les techniques de lavage et friction des mains pour l'ensemble des agents hospitaliers et connexes (150 000 XOF).</w:t>
+        <w:br/>
+        <w:t>• La valorisation des travaux et la présentation de communications scientifiques et posters au congrès de la Société Béninoise d'Hygiène Hospitalière EOPCI (150 000 XOF).</w:t>
+        <w:br/>
+        <w:t>• La mise en place du recueil hebdomadaire d'IAS par les points focaux de service (60 000 XOF) articulé aux 33 séries microbiologiques au laboratoire (3 198 118 XOF).</w:t>
+        <w:br/>
+        <w:t>• Le suivi mensuel formalisé de la qualité de la gestion des DBM (30 000 XOF) et le contrôle de disponibilité des équipements de lavage, linge et stérilisation (30 000 XOF).</w:t>
+        <w:br/>
+        <w:t>• La dotation complète de l'axe communication : conception infographique (200 000 XOF), tirage et plastification de 500 affiches et dépliants (600 000 XOF), et pose sur site (100 000 XOF).</w:t>
         <w:br/>
         <w:br/>
-        <w:t>Points saillants du budget 2026-2027 :</w:t>
-        <w:br/>
-        <w:t>1. Budget d'Exploitation et d'Équipement Opérationnel (13 930 618 XOF) : Financé sur Fonds Propres hospitaliers. Il couvre la formation massive de 500 agents aux précautions standard/complémentaires (500 000 XOF), la formation de 300 agents au bionettoyage (300 000 XOF), le programme majeur d'investigation microbiologique et de recherche des germes nosocomiaux pour 33 processus (3 198 118 XOF), les campagnes visuelles et la célébration de la Journée internationale du 5 mai (1 000 000 XOF), le suivi mensuel de l'observance (500 000 XOF), le renouvellement du matériel informatique de suivi (710 000 XOF), 50 poubelles à pédale réglementaires (1 000 000 XOF), 20 lavabos ergonomiques (600 000 XOF), les analyses annuelles de potabilité de l'eau (300 000 XOF) et les dotations annuelles en consommables (savon 250L, essuie-mains 250r, papier, encres, registres).</w:t>
-        <w:br/>
-        <w:t>2. Budget d'Investissement d'Infrastructure (25 000 000 XOF) : Dédié au projet stratégique d'acquisition, de génie civil et d'installation d'un incinérateur hospitalier pyrolytique moderne et de capacité suffisante, à mobiliser auprès du Ministère de la Santé et des PTF.</w:t>
-        <w:br/>
-        <w:t>3. Budget Général Consolidé : 38 930 618 XOF.</w:t>
+        <w:t>Le budget réajusté s'établit à 14 850 618 XOF sur Fonds Propres (Exploitation et équipements de proximité) et 25 000 000 XOF en investissement lourd d'infrastructure (Incinérateur pyrolytique moderne sur financement État / PTF), soit un montant total consolidé de 39 850 618 XOF.</w:t>
       </w:r>
     </w:p>
     <w:p>
@@ -297,7 +303,7 @@
           <w:color w:val="1B365D"/>
           <w:sz w:val="22"/>
         </w:rPr>
-        <w:t>2. Tableau Budgétaire Détaillé par Activité et Sous-activité (Modèle PAO)</w:t>
+        <w:t>2. Tableau Budgétaire Détaillé Réajusté (Modèle PAO)</w:t>
       </w:r>
     </w:p>
     <w:tbl>
@@ -552,7 +558,7 @@
                 <w:color w:val="1B365D"/>
                 <w:sz w:val="17"/>
               </w:rPr>
-              <w:t>OS I : PROGRAMME ET CADRE INSTITUTIONNEL DE LA PCI</w:t>
+              <w:t>OS I : PROGRAMME ET GOUVERNANCE DE LA PCI</w:t>
             </w:r>
           </w:p>
         </w:tc>
@@ -576,7 +582,7 @@
               <w:rPr>
                 <w:sz w:val="15"/>
               </w:rPr>
-              <w:t>1.1.1. Rédiger la note portant nomination du Point Focal PCI</w:t>
+              <w:t>1.1.1. Rédiger le cahier de charges de l'EOPCI (fournitures &amp; dossiers)</w:t>
             </w:r>
           </w:p>
         </w:tc>
@@ -595,7 +601,7 @@
               <w:rPr>
                 <w:sz w:val="15"/>
               </w:rPr>
-              <w:t>Néant (acte administratif)</w:t>
+              <w:t>Fournitures de bureau</w:t>
             </w:r>
           </w:p>
         </w:tc>
@@ -617,7 +623,7 @@
               <w:rPr>
                 <w:sz w:val="15"/>
               </w:rPr>
-              <w:t>-</w:t>
+              <w:t>1</w:t>
             </w:r>
           </w:p>
         </w:tc>
@@ -639,7 +645,7 @@
               <w:rPr>
                 <w:sz w:val="15"/>
               </w:rPr>
-              <w:t>-</w:t>
+              <w:t>1</w:t>
             </w:r>
           </w:p>
         </w:tc>
@@ -661,7 +667,7 @@
               <w:rPr>
                 <w:sz w:val="15"/>
               </w:rPr>
-              <w:t>-</w:t>
+              <w:t>20,000</w:t>
             </w:r>
           </w:p>
         </w:tc>
@@ -684,7 +690,7 @@
                 <w:b/>
                 <w:sz w:val="15"/>
               </w:rPr>
-              <w:t>-</w:t>
+              <w:t>20,000</w:t>
             </w:r>
           </w:p>
         </w:tc>
@@ -704,9 +710,10 @@
             </w:pPr>
             <w:r>
               <w:rPr>
-                <w:sz w:val="15"/>
-              </w:rPr>
-              <w:t>Néant</w:t>
+                <w:b/>
+                <w:sz w:val="15"/>
+              </w:rPr>
+              <w:t>Fonds propres</w:t>
             </w:r>
           </w:p>
         </w:tc>
@@ -725,7 +732,7 @@
               <w:rPr>
                 <w:sz w:val="14"/>
               </w:rPr>
-              <w:t>Acte administratif interne (note de service de la DG)</w:t>
+              <w:t>Élaboration, impression et reprographie des cahiers de charges</w:t>
             </w:r>
           </w:p>
         </w:tc>
@@ -749,7 +756,7 @@
               <w:rPr>
                 <w:sz w:val="15"/>
               </w:rPr>
-              <w:t>1.1.2. Renouveler et formaliser le CLIN</w:t>
+              <w:t>1.1.1 bis. Séance technique de validation du cahier des charges EOPCI (8 pers)</w:t>
             </w:r>
           </w:p>
         </w:tc>
@@ -768,7 +775,7 @@
               <w:rPr>
                 <w:sz w:val="15"/>
               </w:rPr>
-              <w:t>Néant (acte administratif)</w:t>
+              <w:t>Pause café</w:t>
             </w:r>
           </w:p>
         </w:tc>
@@ -790,7 +797,7 @@
               <w:rPr>
                 <w:sz w:val="15"/>
               </w:rPr>
-              <w:t>-</w:t>
+              <w:t>8</w:t>
             </w:r>
           </w:p>
         </w:tc>
@@ -812,7 +819,7 @@
               <w:rPr>
                 <w:sz w:val="15"/>
               </w:rPr>
-              <w:t>-</w:t>
+              <w:t>1</w:t>
             </w:r>
           </w:p>
         </w:tc>
@@ -834,7 +841,7 @@
               <w:rPr>
                 <w:sz w:val="15"/>
               </w:rPr>
-              <w:t>-</w:t>
+              <w:t>2,500</w:t>
             </w:r>
           </w:p>
         </w:tc>
@@ -857,7 +864,7 @@
                 <w:b/>
                 <w:sz w:val="15"/>
               </w:rPr>
-              <w:t>-</w:t>
+              <w:t>20,000</w:t>
             </w:r>
           </w:p>
         </w:tc>
@@ -877,9 +884,10 @@
             </w:pPr>
             <w:r>
               <w:rPr>
-                <w:sz w:val="15"/>
-              </w:rPr>
-              <w:t>Néant</w:t>
+                <w:b/>
+                <w:sz w:val="15"/>
+              </w:rPr>
+              <w:t>Fonds propres</w:t>
             </w:r>
           </w:p>
         </w:tc>
@@ -898,7 +906,7 @@
               <w:rPr>
                 <w:sz w:val="14"/>
               </w:rPr>
-              <w:t>Décision institutionnelle portant renouvellement du CLIN</w:t>
+              <w:t>Séance technique de finalisation du cahier des charges</w:t>
             </w:r>
           </w:p>
         </w:tc>
@@ -922,7 +930,7 @@
               <w:rPr>
                 <w:sz w:val="15"/>
               </w:rPr>
-              <w:t>1.1.3. Renouveler et restructurer l'équipe opérationnelle PCI (EOPCI)</w:t>
+              <w:t>1.1.2. Rédiger la note de nomination du Point Focal PCI et fiches de tâches</w:t>
             </w:r>
           </w:p>
         </w:tc>
@@ -1071,7 +1079,7 @@
               <w:rPr>
                 <w:sz w:val="14"/>
               </w:rPr>
-              <w:t>Note de service portant composition de l'EOPCI</w:t>
+              <w:t>Note de service officielle de la DG et fiches notifiées</w:t>
             </w:r>
           </w:p>
         </w:tc>
@@ -1095,7 +1103,7 @@
               <w:rPr>
                 <w:sz w:val="15"/>
               </w:rPr>
-              <w:t>1.1.4. Définir le cahier des charges de l'EOPCI (fournitures &amp; dossiers)</w:t>
+              <w:t>1.1.3. Renouveler et formaliser le CLIN</w:t>
             </w:r>
           </w:p>
         </w:tc>
@@ -1114,7 +1122,7 @@
               <w:rPr>
                 <w:sz w:val="15"/>
               </w:rPr>
-              <w:t>Fournitures de bureau</w:t>
+              <w:t>Néant (acte administratif)</w:t>
             </w:r>
           </w:p>
         </w:tc>
@@ -1136,7 +1144,7 @@
               <w:rPr>
                 <w:sz w:val="15"/>
               </w:rPr>
-              <w:t>1</w:t>
+              <w:t>-</w:t>
             </w:r>
           </w:p>
         </w:tc>
@@ -1158,7 +1166,7 @@
               <w:rPr>
                 <w:sz w:val="15"/>
               </w:rPr>
-              <w:t>1</w:t>
+              <w:t>-</w:t>
             </w:r>
           </w:p>
         </w:tc>
@@ -1180,7 +1188,7 @@
               <w:rPr>
                 <w:sz w:val="15"/>
               </w:rPr>
-              <w:t>20,000</w:t>
+              <w:t>-</w:t>
             </w:r>
           </w:p>
         </w:tc>
@@ -1203,7 +1211,7 @@
                 <w:b/>
                 <w:sz w:val="15"/>
               </w:rPr>
-              <w:t>20,000</w:t>
+              <w:t>-</w:t>
             </w:r>
           </w:p>
         </w:tc>
@@ -1223,10 +1231,9 @@
             </w:pPr>
             <w:r>
               <w:rPr>
-                <w:b/>
-                <w:sz w:val="15"/>
-              </w:rPr>
-              <w:t>Fonds propres</w:t>
+                <w:sz w:val="15"/>
+              </w:rPr>
+              <w:t>Néant</w:t>
             </w:r>
           </w:p>
         </w:tc>
@@ -1245,7 +1252,7 @@
               <w:rPr>
                 <w:sz w:val="14"/>
               </w:rPr>
-              <w:t>Élaboration, impression et reprographie des cahiers de charges</w:t>
+              <w:t>Décision institutionnelle portant renouvellement du CLIN</w:t>
             </w:r>
           </w:p>
         </w:tc>
@@ -1269,7 +1276,7 @@
               <w:rPr>
                 <w:sz w:val="15"/>
               </w:rPr>
-              <w:t>1.1.4 bis. Séance technique de finalisation du cahier des charges (8 pers)</w:t>
+              <w:t>1.1.4. Renouveler et restructurer l'équipe opérationnelle PCI (EOPCI)</w:t>
             </w:r>
           </w:p>
         </w:tc>
@@ -1288,7 +1295,7 @@
               <w:rPr>
                 <w:sz w:val="15"/>
               </w:rPr>
-              <w:t>Pause café</w:t>
+              <w:t>Néant (acte administratif)</w:t>
             </w:r>
           </w:p>
         </w:tc>
@@ -1310,7 +1317,7 @@
               <w:rPr>
                 <w:sz w:val="15"/>
               </w:rPr>
-              <w:t>8</w:t>
+              <w:t>-</w:t>
             </w:r>
           </w:p>
         </w:tc>
@@ -1332,7 +1339,7 @@
               <w:rPr>
                 <w:sz w:val="15"/>
               </w:rPr>
-              <w:t>1</w:t>
+              <w:t>-</w:t>
             </w:r>
           </w:p>
         </w:tc>
@@ -1354,7 +1361,7 @@
               <w:rPr>
                 <w:sz w:val="15"/>
               </w:rPr>
-              <w:t>2,500</w:t>
+              <w:t>-</w:t>
             </w:r>
           </w:p>
         </w:tc>
@@ -1377,7 +1384,7 @@
                 <w:b/>
                 <w:sz w:val="15"/>
               </w:rPr>
-              <w:t>20,000</w:t>
+              <w:t>-</w:t>
             </w:r>
           </w:p>
         </w:tc>
@@ -1397,10 +1404,9 @@
             </w:pPr>
             <w:r>
               <w:rPr>
-                <w:b/>
-                <w:sz w:val="15"/>
-              </w:rPr>
-              <w:t>Fonds propres</w:t>
+                <w:sz w:val="15"/>
+              </w:rPr>
+              <w:t>Néant</w:t>
             </w:r>
           </w:p>
         </w:tc>
@@ -1419,7 +1425,7 @@
               <w:rPr>
                 <w:sz w:val="14"/>
               </w:rPr>
-              <w:t>Séance technique de validation du cahier des charges</w:t>
+              <w:t>Note de service portant composition de l'EOPCI</w:t>
             </w:r>
           </w:p>
         </w:tc>
@@ -1616,7 +1622,7 @@
               <w:rPr>
                 <w:sz w:val="15"/>
               </w:rPr>
-              <w:t>1.1.6. Plaidoyer et affectation du personnel dédié à plein temps</w:t>
+              <w:t>1.1.6. Nommer les 24 points focaux IAS-PCI dans les services médico-techniques</w:t>
             </w:r>
           </w:p>
         </w:tc>
@@ -1635,7 +1641,7 @@
               <w:rPr>
                 <w:sz w:val="15"/>
               </w:rPr>
-              <w:t>Néant (organisation interne)</w:t>
+              <w:t>Pause-café &amp; kits de mission</w:t>
             </w:r>
           </w:p>
         </w:tc>
@@ -1657,7 +1663,7 @@
               <w:rPr>
                 <w:sz w:val="15"/>
               </w:rPr>
-              <w:t>-</w:t>
+              <w:t>24</w:t>
             </w:r>
           </w:p>
         </w:tc>
@@ -1679,7 +1685,7 @@
               <w:rPr>
                 <w:sz w:val="15"/>
               </w:rPr>
-              <w:t>-</w:t>
+              <w:t>1</w:t>
             </w:r>
           </w:p>
         </w:tc>
@@ -1701,7 +1707,7 @@
               <w:rPr>
                 <w:sz w:val="15"/>
               </w:rPr>
-              <w:t>-</w:t>
+              <w:t>2,500</w:t>
             </w:r>
           </w:p>
         </w:tc>
@@ -1724,7 +1730,7 @@
                 <w:b/>
                 <w:sz w:val="15"/>
               </w:rPr>
-              <w:t>-</w:t>
+              <w:t>60,000</w:t>
             </w:r>
           </w:p>
         </w:tc>
@@ -1744,9 +1750,10 @@
             </w:pPr>
             <w:r>
               <w:rPr>
-                <w:sz w:val="15"/>
-              </w:rPr>
-              <w:t>Néant</w:t>
+                <w:b/>
+                <w:sz w:val="15"/>
+              </w:rPr>
+              <w:t>Fonds propres</w:t>
             </w:r>
           </w:p>
         </w:tc>
@@ -1765,7 +1772,7 @@
               <w:rPr>
                 <w:sz w:val="14"/>
               </w:rPr>
-              <w:t>Affectation interne sur effectif soignant hospitalier</w:t>
+              <w:t>Séance d'installation officielle et kits de mission des 24 points focaux</w:t>
             </w:r>
           </w:p>
         </w:tc>
@@ -1789,7 +1796,7 @@
               <w:rPr>
                 <w:sz w:val="15"/>
               </w:rPr>
-              <w:t>1.2.1. Élaborer le Plan de Travail Annuel (PTA) et le budget PCI 2026-2027</w:t>
+              <w:t>1.1.7. Solliciter une expertise externe pour accompagner la PCI (appui technique)</w:t>
             </w:r>
           </w:p>
         </w:tc>
@@ -1808,7 +1815,7 @@
               <w:rPr>
                 <w:sz w:val="15"/>
               </w:rPr>
-              <w:t>Fournitures de bureau</w:t>
+              <w:t>Honoraires &amp; appui technique</w:t>
             </w:r>
           </w:p>
         </w:tc>
@@ -1874,7 +1881,7 @@
               <w:rPr>
                 <w:sz w:val="15"/>
               </w:rPr>
-              <w:t>20,000</w:t>
+              <w:t>200,000</w:t>
             </w:r>
           </w:p>
         </w:tc>
@@ -1897,7 +1904,7 @@
                 <w:b/>
                 <w:sz w:val="15"/>
               </w:rPr>
-              <w:t>20,000</w:t>
+              <w:t>200,000</w:t>
             </w:r>
           </w:p>
         </w:tc>
@@ -1920,7 +1927,7 @@
                 <w:b/>
                 <w:sz w:val="15"/>
               </w:rPr>
-              <w:t>Fonds propres</w:t>
+              <w:t>Fonds propres / PTF</w:t>
             </w:r>
           </w:p>
         </w:tc>
@@ -1939,7 +1946,7 @@
               <w:rPr>
                 <w:sz w:val="14"/>
               </w:rPr>
-              <w:t>Consommables de conception et tirage préparatoire</w:t>
+              <w:t>Mission d'appui technique d'un expert externe en PCI (5 jours)</w:t>
             </w:r>
           </w:p>
         </w:tc>
@@ -1963,7 +1970,7 @@
               <w:rPr>
                 <w:sz w:val="15"/>
               </w:rPr>
-              <w:t>1.2.2. Atelier de validation institutionnelle du PTA/Budget (dossiers)</w:t>
+              <w:t>1.2.1. Réunions hebdomadaires de coordination de l'EOPCI (52 semaines)</w:t>
             </w:r>
           </w:p>
         </w:tc>
@@ -1982,7 +1989,7 @@
               <w:rPr>
                 <w:sz w:val="15"/>
               </w:rPr>
-              <w:t>Fournitures de bureau</w:t>
+              <w:t>Fournitures de bureau &amp; secrétariat</w:t>
             </w:r>
           </w:p>
         </w:tc>
@@ -2048,7 +2055,7 @@
               <w:rPr>
                 <w:sz w:val="15"/>
               </w:rPr>
-              <w:t>20,000</w:t>
+              <w:t>30,000</w:t>
             </w:r>
           </w:p>
         </w:tc>
@@ -2071,7 +2078,7 @@
                 <w:b/>
                 <w:sz w:val="15"/>
               </w:rPr>
-              <w:t>20,000</w:t>
+              <w:t>30,000</w:t>
             </w:r>
           </w:p>
         </w:tc>
@@ -2113,7 +2120,7 @@
               <w:rPr>
                 <w:sz w:val="14"/>
               </w:rPr>
-              <w:t>Dossiers de travail des participants à l'atelier</w:t>
+              <w:t>Registres d'actes, papeterie et archivage</w:t>
             </w:r>
           </w:p>
         </w:tc>
@@ -2137,7 +2144,7 @@
               <w:rPr>
                 <w:sz w:val="15"/>
               </w:rPr>
-              <w:t>1.2.2 bis. Atelier de validation institutionnelle du PTA/Budget (collation 20 pers)</w:t>
+              <w:t>1.2.2. Sessions trimestrielles du CLIN (collation 15 membres x 4 sessions)</w:t>
             </w:r>
           </w:p>
         </w:tc>
@@ -2178,7 +2185,7 @@
               <w:rPr>
                 <w:sz w:val="15"/>
               </w:rPr>
-              <w:t>20</w:t>
+              <w:t>60</w:t>
             </w:r>
           </w:p>
         </w:tc>
@@ -2245,7 +2252,7 @@
                 <w:b/>
                 <w:sz w:val="15"/>
               </w:rPr>
-              <w:t>50,000</w:t>
+              <w:t>150,000</w:t>
             </w:r>
           </w:p>
         </w:tc>
@@ -2287,7 +2294,7 @@
               <w:rPr>
                 <w:sz w:val="14"/>
               </w:rPr>
-              <w:t>Collation pour les 20 participants à l'atelier de validation</w:t>
+              <w:t>Collation pour 4 sessions trimestrielles du CLIN (15 pers)</w:t>
             </w:r>
           </w:p>
         </w:tc>
@@ -2311,7 +2318,7 @@
               <w:rPr>
                 <w:sz w:val="15"/>
               </w:rPr>
-              <w:t>1.2.3. Approuver officiellement le plan élaboré selon les normes OMS</w:t>
+              <w:t>1.2.2 bis. Sessions trimestrielles du CLIN (dossiers et fournitures)</w:t>
             </w:r>
           </w:p>
         </w:tc>
@@ -2330,7 +2337,7 @@
               <w:rPr>
                 <w:sz w:val="15"/>
               </w:rPr>
-              <w:t>Néant (validation)</w:t>
+              <w:t>Fournitures de bureau</w:t>
             </w:r>
           </w:p>
         </w:tc>
@@ -2352,7 +2359,7 @@
               <w:rPr>
                 <w:sz w:val="15"/>
               </w:rPr>
-              <w:t>-</w:t>
+              <w:t>4</w:t>
             </w:r>
           </w:p>
         </w:tc>
@@ -2374,7 +2381,7 @@
               <w:rPr>
                 <w:sz w:val="15"/>
               </w:rPr>
-              <w:t>-</w:t>
+              <w:t>1</w:t>
             </w:r>
           </w:p>
         </w:tc>
@@ -2396,7 +2403,7 @@
               <w:rPr>
                 <w:sz w:val="15"/>
               </w:rPr>
-              <w:t>-</w:t>
+              <w:t>5,000</w:t>
             </w:r>
           </w:p>
         </w:tc>
@@ -2419,7 +2426,7 @@
                 <w:b/>
                 <w:sz w:val="15"/>
               </w:rPr>
-              <w:t>-</w:t>
+              <w:t>20,000</w:t>
             </w:r>
           </w:p>
         </w:tc>
@@ -2439,9 +2446,10 @@
             </w:pPr>
             <w:r>
               <w:rPr>
-                <w:sz w:val="15"/>
-              </w:rPr>
-              <w:t>Néant</w:t>
+                <w:b/>
+                <w:sz w:val="15"/>
+              </w:rPr>
+              <w:t>Fonds propres</w:t>
             </w:r>
           </w:p>
         </w:tc>
@@ -2460,7 +2468,7 @@
               <w:rPr>
                 <w:sz w:val="14"/>
               </w:rPr>
-              <w:t>Signature et visa hiérarchique de la Direction Générale</w:t>
+              <w:t>Dossiers de travail reliés pour les 4 sessions du CLIN</w:t>
             </w:r>
           </w:p>
         </w:tc>
@@ -2484,7 +2492,7 @@
               <w:rPr>
                 <w:sz w:val="15"/>
               </w:rPr>
-              <w:t>1.2.4. Disséminer et vulgariser le PTA PCI dans l'ensemble des services</w:t>
+              <w:t>1.2.3. Suivi rapproché de la mise en œuvre des décisions du CLIN</w:t>
             </w:r>
           </w:p>
         </w:tc>
@@ -2503,7 +2511,7 @@
               <w:rPr>
                 <w:sz w:val="15"/>
               </w:rPr>
-              <w:t>Fournitures de bureau &amp; reprographie</w:t>
+              <w:t>Néant (suivi régulier)</w:t>
             </w:r>
           </w:p>
         </w:tc>
@@ -2525,7 +2533,7 @@
               <w:rPr>
                 <w:sz w:val="15"/>
               </w:rPr>
-              <w:t>1</w:t>
+              <w:t>-</w:t>
             </w:r>
           </w:p>
         </w:tc>
@@ -2547,7 +2555,7 @@
               <w:rPr>
                 <w:sz w:val="15"/>
               </w:rPr>
-              <w:t>1</w:t>
+              <w:t>-</w:t>
             </w:r>
           </w:p>
         </w:tc>
@@ -2569,7 +2577,7 @@
               <w:rPr>
                 <w:sz w:val="15"/>
               </w:rPr>
-              <w:t>25,000</w:t>
+              <w:t>-</w:t>
             </w:r>
           </w:p>
         </w:tc>
@@ -2592,7 +2600,7 @@
                 <w:b/>
                 <w:sz w:val="15"/>
               </w:rPr>
-              <w:t>25,000</w:t>
+              <w:t>-</w:t>
             </w:r>
           </w:p>
         </w:tc>
@@ -2612,10 +2620,9 @@
             </w:pPr>
             <w:r>
               <w:rPr>
-                <w:b/>
-                <w:sz w:val="15"/>
-              </w:rPr>
-              <w:t>Fonds propres</w:t>
+                <w:sz w:val="15"/>
+              </w:rPr>
+              <w:t>Néant</w:t>
             </w:r>
           </w:p>
         </w:tc>
@@ -2634,7 +2641,7 @@
               <w:rPr>
                 <w:sz w:val="14"/>
               </w:rPr>
-              <w:t>Reprographie, reliure et diffusion du PTA validé</w:t>
+              <w:t>Tableau de bord de suivi renseigné par l'EOPCI</w:t>
             </w:r>
           </w:p>
         </w:tc>
@@ -2658,7 +2665,7 @@
               <w:rPr>
                 <w:sz w:val="15"/>
               </w:rPr>
-              <w:t>1.2.5. Intégrer le PTA et budget PCI au PITA 2027 du CHUMEL</w:t>
+              <w:t>1.3.1. Élaborer le Plan de Travail Annuel (PTA) et le budget PCI 2026-2027</w:t>
             </w:r>
           </w:p>
         </w:tc>
@@ -2677,7 +2684,7 @@
               <w:rPr>
                 <w:sz w:val="15"/>
               </w:rPr>
-              <w:t>Néant (arbitrage)</w:t>
+              <w:t>Fournitures de bureau</w:t>
             </w:r>
           </w:p>
         </w:tc>
@@ -2699,7 +2706,7 @@
               <w:rPr>
                 <w:sz w:val="15"/>
               </w:rPr>
-              <w:t>-</w:t>
+              <w:t>1</w:t>
             </w:r>
           </w:p>
         </w:tc>
@@ -2721,7 +2728,7 @@
               <w:rPr>
                 <w:sz w:val="15"/>
               </w:rPr>
-              <w:t>-</w:t>
+              <w:t>1</w:t>
             </w:r>
           </w:p>
         </w:tc>
@@ -2743,7 +2750,7 @@
               <w:rPr>
                 <w:sz w:val="15"/>
               </w:rPr>
-              <w:t>-</w:t>
+              <w:t>20,000</w:t>
             </w:r>
           </w:p>
         </w:tc>
@@ -2766,7 +2773,7 @@
                 <w:b/>
                 <w:sz w:val="15"/>
               </w:rPr>
-              <w:t>-</w:t>
+              <w:t>20,000</w:t>
             </w:r>
           </w:p>
         </w:tc>
@@ -2786,9 +2793,10 @@
             </w:pPr>
             <w:r>
               <w:rPr>
-                <w:sz w:val="15"/>
-              </w:rPr>
-              <w:t>Néant</w:t>
+                <w:b/>
+                <w:sz w:val="15"/>
+              </w:rPr>
+              <w:t>Fonds propres</w:t>
             </w:r>
           </w:p>
         </w:tc>
@@ -2807,7 +2815,7 @@
               <w:rPr>
                 <w:sz w:val="14"/>
               </w:rPr>
-              <w:t>Inscription budgétaire par la DAF dans le budget général</w:t>
+              <w:t>Consommables de conception et tirage préparatoire</w:t>
             </w:r>
           </w:p>
         </w:tc>
@@ -2819,10 +2827,9 @@
         <w:tc>
           <w:tcPr>
             <w:tcW w:type="dxa" w:w="3600"/>
-            <w:shd w:fill="E2EFDA"/>
-            <w:tcMar>
-              <w:top w:w="50" w:type="dxa"/>
-              <w:bottom w:w="50" w:type="dxa"/>
+            <w:tcMar>
+              <w:top w:w="40" w:type="dxa"/>
+              <w:bottom w:w="40" w:type="dxa"/>
               <w:left w:w="60" w:type="dxa"/>
               <w:right w:w="60" w:type="dxa"/>
             </w:tcMar>
@@ -2830,75 +2837,105 @@
           <w:p>
             <w:r>
               <w:rPr>
-                <w:b/>
-                <w:color w:val="1B365D"/>
-                <w:sz w:val="16"/>
-              </w:rPr>
-              <w:t>Sous-total OS I</w:t>
+                <w:sz w:val="15"/>
+              </w:rPr>
+              <w:t>1.3.2. Atelier de validation institutionnelle du PTA/Budget (dossiers)</w:t>
             </w:r>
           </w:p>
         </w:tc>
         <w:tc>
           <w:tcPr>
             <w:tcW w:type="dxa" w:w="2304"/>
-            <w:shd w:fill="E2EFDA"/>
-            <w:tcMar>
-              <w:top w:w="50" w:type="dxa"/>
-              <w:bottom w:w="50" w:type="dxa"/>
+            <w:tcMar>
+              <w:top w:w="40" w:type="dxa"/>
+              <w:bottom w:w="40" w:type="dxa"/>
               <w:left w:w="60" w:type="dxa"/>
               <w:right w:w="60" w:type="dxa"/>
             </w:tcMar>
           </w:tcPr>
-          <w:p/>
+          <w:p>
+            <w:r>
+              <w:rPr>
+                <w:sz w:val="15"/>
+              </w:rPr>
+              <w:t>Fournitures de bureau</w:t>
+            </w:r>
+          </w:p>
         </w:tc>
         <w:tc>
           <w:tcPr>
             <w:tcW w:type="dxa" w:w="648"/>
-            <w:shd w:fill="E2EFDA"/>
-            <w:tcMar>
-              <w:top w:w="50" w:type="dxa"/>
-              <w:bottom w:w="50" w:type="dxa"/>
-              <w:left w:w="60" w:type="dxa"/>
-              <w:right w:w="60" w:type="dxa"/>
-            </w:tcMar>
-          </w:tcPr>
-          <w:p/>
+            <w:tcMar>
+              <w:top w:w="40" w:type="dxa"/>
+              <w:bottom w:w="40" w:type="dxa"/>
+              <w:left w:w="30" w:type="dxa"/>
+              <w:right w:w="30" w:type="dxa"/>
+            </w:tcMar>
+          </w:tcPr>
+          <w:p>
+            <w:pPr>
+              <w:jc w:val="center"/>
+            </w:pPr>
+            <w:r>
+              <w:rPr>
+                <w:sz w:val="15"/>
+              </w:rPr>
+              <w:t>1</w:t>
+            </w:r>
+          </w:p>
         </w:tc>
         <w:tc>
           <w:tcPr>
             <w:tcW w:type="dxa" w:w="648"/>
-            <w:shd w:fill="E2EFDA"/>
-            <w:tcMar>
-              <w:top w:w="50" w:type="dxa"/>
-              <w:bottom w:w="50" w:type="dxa"/>
-              <w:left w:w="60" w:type="dxa"/>
-              <w:right w:w="60" w:type="dxa"/>
-            </w:tcMar>
-          </w:tcPr>
-          <w:p/>
+            <w:tcMar>
+              <w:top w:w="40" w:type="dxa"/>
+              <w:bottom w:w="40" w:type="dxa"/>
+              <w:left w:w="30" w:type="dxa"/>
+              <w:right w:w="30" w:type="dxa"/>
+            </w:tcMar>
+          </w:tcPr>
+          <w:p>
+            <w:pPr>
+              <w:jc w:val="center"/>
+            </w:pPr>
+            <w:r>
+              <w:rPr>
+                <w:sz w:val="15"/>
+              </w:rPr>
+              <w:t>1</w:t>
+            </w:r>
+          </w:p>
         </w:tc>
         <w:tc>
           <w:tcPr>
             <w:tcW w:type="dxa" w:w="1728"/>
-            <w:shd w:fill="E2EFDA"/>
-            <w:tcMar>
-              <w:top w:w="50" w:type="dxa"/>
-              <w:bottom w:w="50" w:type="dxa"/>
-              <w:left w:w="60" w:type="dxa"/>
-              <w:right w:w="60" w:type="dxa"/>
-            </w:tcMar>
-          </w:tcPr>
-          <w:p/>
+            <w:tcMar>
+              <w:top w:w="40" w:type="dxa"/>
+              <w:bottom w:w="40" w:type="dxa"/>
+              <w:left w:w="40" w:type="dxa"/>
+              <w:right w:w="40" w:type="dxa"/>
+            </w:tcMar>
+          </w:tcPr>
+          <w:p>
+            <w:pPr>
+              <w:jc w:val="right"/>
+            </w:pPr>
+            <w:r>
+              <w:rPr>
+                <w:sz w:val="15"/>
+              </w:rPr>
+              <w:t>20,000</w:t>
+            </w:r>
+          </w:p>
         </w:tc>
         <w:tc>
           <w:tcPr>
             <w:tcW w:type="dxa" w:w="1872"/>
-            <w:shd w:fill="E2EFDA"/>
-            <w:tcMar>
-              <w:top w:w="50" w:type="dxa"/>
-              <w:bottom w:w="50" w:type="dxa"/>
-              <w:left w:w="60" w:type="dxa"/>
-              <w:right w:w="60" w:type="dxa"/>
+            <w:tcMar>
+              <w:top w:w="40" w:type="dxa"/>
+              <w:bottom w:w="40" w:type="dxa"/>
+              <w:left w:w="40" w:type="dxa"/>
+              <w:right w:w="40" w:type="dxa"/>
             </w:tcMar>
           </w:tcPr>
           <w:p>
@@ -2908,38 +2945,53 @@
             <w:r>
               <w:rPr>
                 <w:b/>
-                <w:color w:val="1B365D"/>
-                <w:sz w:val="16"/>
-              </w:rPr>
-              <w:t>155,000</w:t>
+                <w:sz w:val="15"/>
+              </w:rPr>
+              <w:t>20,000</w:t>
             </w:r>
           </w:p>
         </w:tc>
         <w:tc>
           <w:tcPr>
             <w:tcW w:type="dxa" w:w="1872"/>
-            <w:shd w:fill="E2EFDA"/>
-            <w:tcMar>
-              <w:top w:w="50" w:type="dxa"/>
-              <w:bottom w:w="50" w:type="dxa"/>
-              <w:left w:w="60" w:type="dxa"/>
-              <w:right w:w="60" w:type="dxa"/>
-            </w:tcMar>
-          </w:tcPr>
-          <w:p/>
+            <w:tcMar>
+              <w:top w:w="40" w:type="dxa"/>
+              <w:bottom w:w="40" w:type="dxa"/>
+              <w:left w:w="40" w:type="dxa"/>
+              <w:right w:w="40" w:type="dxa"/>
+            </w:tcMar>
+          </w:tcPr>
+          <w:p>
+            <w:pPr>
+              <w:jc w:val="center"/>
+            </w:pPr>
+            <w:r>
+              <w:rPr>
+                <w:b/>
+                <w:sz w:val="15"/>
+              </w:rPr>
+              <w:t>Fonds propres</w:t>
+            </w:r>
+          </w:p>
         </w:tc>
         <w:tc>
           <w:tcPr>
             <w:tcW w:type="dxa" w:w="2304"/>
-            <w:shd w:fill="E2EFDA"/>
-            <w:tcMar>
-              <w:top w:w="50" w:type="dxa"/>
-              <w:bottom w:w="50" w:type="dxa"/>
-              <w:left w:w="60" w:type="dxa"/>
-              <w:right w:w="60" w:type="dxa"/>
-            </w:tcMar>
-          </w:tcPr>
-          <w:p/>
+            <w:tcMar>
+              <w:top w:w="40" w:type="dxa"/>
+              <w:bottom w:w="40" w:type="dxa"/>
+              <w:left w:w="50" w:type="dxa"/>
+              <w:right w:w="50" w:type="dxa"/>
+            </w:tcMar>
+          </w:tcPr>
+          <w:p>
+            <w:r>
+              <w:rPr>
+                <w:sz w:val="14"/>
+              </w:rPr>
+              <w:t>Dossiers de travail des participants à l'atelier</w:t>
+            </w:r>
+          </w:p>
         </w:tc>
       </w:tr>
       <w:tr>
@@ -2948,24 +3000,170 @@
         </w:trPr>
         <w:tc>
           <w:tcPr>
+            <w:tcW w:type="dxa" w:w="3600"/>
+            <w:tcMar>
+              <w:top w:w="40" w:type="dxa"/>
+              <w:bottom w:w="40" w:type="dxa"/>
+              <w:left w:w="60" w:type="dxa"/>
+              <w:right w:w="60" w:type="dxa"/>
+            </w:tcMar>
+          </w:tcPr>
+          <w:p>
+            <w:r>
+              <w:rPr>
+                <w:sz w:val="15"/>
+              </w:rPr>
+              <w:t>1.3.2 bis. Atelier de validation institutionnelle du PTA/Budget (collation 20 pers)</w:t>
+            </w:r>
+          </w:p>
+        </w:tc>
+        <w:tc>
+          <w:tcPr>
             <w:tcW w:type="dxa" w:w="2304"/>
-            <w:gridSpan w:val="8"/>
-            <w:shd w:fill="D9E1F2"/>
-            <w:tcMar>
-              <w:top w:w="50" w:type="dxa"/>
-              <w:bottom w:w="50" w:type="dxa"/>
-              <w:left w:w="80" w:type="dxa"/>
-              <w:right w:w="80" w:type="dxa"/>
-            </w:tcMar>
-          </w:tcPr>
-          <w:p>
+            <w:tcMar>
+              <w:top w:w="40" w:type="dxa"/>
+              <w:bottom w:w="40" w:type="dxa"/>
+              <w:left w:w="60" w:type="dxa"/>
+              <w:right w:w="60" w:type="dxa"/>
+            </w:tcMar>
+          </w:tcPr>
+          <w:p>
+            <w:r>
+              <w:rPr>
+                <w:sz w:val="15"/>
+              </w:rPr>
+              <w:t>Pause café</w:t>
+            </w:r>
+          </w:p>
+        </w:tc>
+        <w:tc>
+          <w:tcPr>
+            <w:tcW w:type="dxa" w:w="648"/>
+            <w:tcMar>
+              <w:top w:w="40" w:type="dxa"/>
+              <w:bottom w:w="40" w:type="dxa"/>
+              <w:left w:w="30" w:type="dxa"/>
+              <w:right w:w="30" w:type="dxa"/>
+            </w:tcMar>
+          </w:tcPr>
+          <w:p>
+            <w:pPr>
+              <w:jc w:val="center"/>
+            </w:pPr>
+            <w:r>
+              <w:rPr>
+                <w:sz w:val="15"/>
+              </w:rPr>
+              <w:t>20</w:t>
+            </w:r>
+          </w:p>
+        </w:tc>
+        <w:tc>
+          <w:tcPr>
+            <w:tcW w:type="dxa" w:w="648"/>
+            <w:tcMar>
+              <w:top w:w="40" w:type="dxa"/>
+              <w:bottom w:w="40" w:type="dxa"/>
+              <w:left w:w="30" w:type="dxa"/>
+              <w:right w:w="30" w:type="dxa"/>
+            </w:tcMar>
+          </w:tcPr>
+          <w:p>
+            <w:pPr>
+              <w:jc w:val="center"/>
+            </w:pPr>
+            <w:r>
+              <w:rPr>
+                <w:sz w:val="15"/>
+              </w:rPr>
+              <w:t>1</w:t>
+            </w:r>
+          </w:p>
+        </w:tc>
+        <w:tc>
+          <w:tcPr>
+            <w:tcW w:type="dxa" w:w="1728"/>
+            <w:tcMar>
+              <w:top w:w="40" w:type="dxa"/>
+              <w:bottom w:w="40" w:type="dxa"/>
+              <w:left w:w="40" w:type="dxa"/>
+              <w:right w:w="40" w:type="dxa"/>
+            </w:tcMar>
+          </w:tcPr>
+          <w:p>
+            <w:pPr>
+              <w:jc w:val="right"/>
+            </w:pPr>
+            <w:r>
+              <w:rPr>
+                <w:sz w:val="15"/>
+              </w:rPr>
+              <w:t>2,500</w:t>
+            </w:r>
+          </w:p>
+        </w:tc>
+        <w:tc>
+          <w:tcPr>
+            <w:tcW w:type="dxa" w:w="1872"/>
+            <w:tcMar>
+              <w:top w:w="40" w:type="dxa"/>
+              <w:bottom w:w="40" w:type="dxa"/>
+              <w:left w:w="40" w:type="dxa"/>
+              <w:right w:w="40" w:type="dxa"/>
+            </w:tcMar>
+          </w:tcPr>
+          <w:p>
+            <w:pPr>
+              <w:jc w:val="right"/>
+            </w:pPr>
             <w:r>
               <w:rPr>
                 <w:b/>
-                <w:color w:val="1B365D"/>
-                <w:sz w:val="17"/>
-              </w:rPr>
-              <w:t>OS II : DIRECTIVES BASÉES SUR DES PREUVES SCIENTIFIQUES ET POS</w:t>
+                <w:sz w:val="15"/>
+              </w:rPr>
+              <w:t>50,000</w:t>
+            </w:r>
+          </w:p>
+        </w:tc>
+        <w:tc>
+          <w:tcPr>
+            <w:tcW w:type="dxa" w:w="1872"/>
+            <w:tcMar>
+              <w:top w:w="40" w:type="dxa"/>
+              <w:bottom w:w="40" w:type="dxa"/>
+              <w:left w:w="40" w:type="dxa"/>
+              <w:right w:w="40" w:type="dxa"/>
+            </w:tcMar>
+          </w:tcPr>
+          <w:p>
+            <w:pPr>
+              <w:jc w:val="center"/>
+            </w:pPr>
+            <w:r>
+              <w:rPr>
+                <w:b/>
+                <w:sz w:val="15"/>
+              </w:rPr>
+              <w:t>Fonds propres</w:t>
+            </w:r>
+          </w:p>
+        </w:tc>
+        <w:tc>
+          <w:tcPr>
+            <w:tcW w:type="dxa" w:w="2304"/>
+            <w:tcMar>
+              <w:top w:w="40" w:type="dxa"/>
+              <w:bottom w:w="40" w:type="dxa"/>
+              <w:left w:w="50" w:type="dxa"/>
+              <w:right w:w="50" w:type="dxa"/>
+            </w:tcMar>
+          </w:tcPr>
+          <w:p>
+            <w:r>
+              <w:rPr>
+                <w:sz w:val="14"/>
+              </w:rPr>
+              <w:t>Collation pour les 20 participants à l'atelier de validation</w:t>
             </w:r>
           </w:p>
         </w:tc>
@@ -2989,7 +3187,7 @@
               <w:rPr>
                 <w:sz w:val="15"/>
               </w:rPr>
-              <w:t>2.1.1. Relecture et adaptation contextuelle des directives OMS</w:t>
+              <w:t>1.3.3. Approuver officiellement le plan élaboré selon les normes OMS</w:t>
             </w:r>
           </w:p>
         </w:tc>
@@ -3008,7 +3206,7 @@
               <w:rPr>
                 <w:sz w:val="15"/>
               </w:rPr>
-              <w:t>Fournitures de bureau</w:t>
+              <w:t>Néant (validation)</w:t>
             </w:r>
           </w:p>
         </w:tc>
@@ -3030,7 +3228,7 @@
               <w:rPr>
                 <w:sz w:val="15"/>
               </w:rPr>
-              <w:t>1</w:t>
+              <w:t>-</w:t>
             </w:r>
           </w:p>
         </w:tc>
@@ -3052,7 +3250,7 @@
               <w:rPr>
                 <w:sz w:val="15"/>
               </w:rPr>
-              <w:t>1</w:t>
+              <w:t>-</w:t>
             </w:r>
           </w:p>
         </w:tc>
@@ -3074,7 +3272,7 @@
               <w:rPr>
                 <w:sz w:val="15"/>
               </w:rPr>
-              <w:t>20,000</w:t>
+              <w:t>-</w:t>
             </w:r>
           </w:p>
         </w:tc>
@@ -3097,7 +3295,7 @@
                 <w:b/>
                 <w:sz w:val="15"/>
               </w:rPr>
-              <w:t>20,000</w:t>
+              <w:t>-</w:t>
             </w:r>
           </w:p>
         </w:tc>
@@ -3117,10 +3315,9 @@
             </w:pPr>
             <w:r>
               <w:rPr>
-                <w:b/>
-                <w:sz w:val="15"/>
-              </w:rPr>
-              <w:t>Fonds propres</w:t>
+                <w:sz w:val="15"/>
+              </w:rPr>
+              <w:t>Néant</w:t>
             </w:r>
           </w:p>
         </w:tc>
@@ -3139,7 +3336,7 @@
               <w:rPr>
                 <w:sz w:val="14"/>
               </w:rPr>
-              <w:t>Consommables pour le groupe de travail documentaire</w:t>
+              <w:t>Signature et visa hiérarchique de la Direction Générale</w:t>
             </w:r>
           </w:p>
         </w:tc>
@@ -3163,7 +3360,7 @@
               <w:rPr>
                 <w:sz w:val="15"/>
               </w:rPr>
-              <w:t>2.1.2. Élaboration et harmonisation des POS prioritaires (comité 8 personnes)</w:t>
+              <w:t>1.3.4. Disséminer et vulgariser le PTA PCI dans l'ensemble des services</w:t>
             </w:r>
           </w:p>
         </w:tc>
@@ -3182,7 +3379,7 @@
               <w:rPr>
                 <w:sz w:val="15"/>
               </w:rPr>
-              <w:t>Ressources financières / Atelier</w:t>
+              <w:t>Fournitures de bureau &amp; reprographie</w:t>
             </w:r>
           </w:p>
         </w:tc>
@@ -3248,7 +3445,7 @@
               <w:rPr>
                 <w:sz w:val="15"/>
               </w:rPr>
-              <w:t>300,000</w:t>
+              <w:t>25,000</w:t>
             </w:r>
           </w:p>
         </w:tc>
@@ -3271,7 +3468,7 @@
                 <w:b/>
                 <w:sz w:val="15"/>
               </w:rPr>
-              <w:t>300,000</w:t>
+              <w:t>25,000</w:t>
             </w:r>
           </w:p>
         </w:tc>
@@ -3313,7 +3510,7 @@
               <w:rPr>
                 <w:sz w:val="14"/>
               </w:rPr>
-              <w:t>Réf. PTA CLIN tableau 1 ligne 7 (300 000 FCFA pour 8 personnes)</w:t>
+              <w:t>Reprographie, reliure et diffusion du PTA validé</w:t>
             </w:r>
           </w:p>
         </w:tc>
@@ -3337,7 +3534,7 @@
               <w:rPr>
                 <w:sz w:val="15"/>
               </w:rPr>
-              <w:t>2.1.3. Séance de validation technique des POS par le CLIN (dossiers)</w:t>
+              <w:t>1.3.5. Intégrer le PTA et budget PCI au PITA 2027 du CHUMEL</w:t>
             </w:r>
           </w:p>
         </w:tc>
@@ -3356,7 +3553,7 @@
               <w:rPr>
                 <w:sz w:val="15"/>
               </w:rPr>
-              <w:t>Fournitures de bureau</w:t>
+              <w:t>Néant (arbitrage)</w:t>
             </w:r>
           </w:p>
         </w:tc>
@@ -3378,7 +3575,7 @@
               <w:rPr>
                 <w:sz w:val="15"/>
               </w:rPr>
-              <w:t>1</w:t>
+              <w:t>-</w:t>
             </w:r>
           </w:p>
         </w:tc>
@@ -3400,7 +3597,7 @@
               <w:rPr>
                 <w:sz w:val="15"/>
               </w:rPr>
-              <w:t>1</w:t>
+              <w:t>-</w:t>
             </w:r>
           </w:p>
         </w:tc>
@@ -3422,7 +3619,7 @@
               <w:rPr>
                 <w:sz w:val="15"/>
               </w:rPr>
-              <w:t>15,000</w:t>
+              <w:t>-</w:t>
             </w:r>
           </w:p>
         </w:tc>
@@ -3445,7 +3642,7 @@
                 <w:b/>
                 <w:sz w:val="15"/>
               </w:rPr>
-              <w:t>15,000</w:t>
+              <w:t>-</w:t>
             </w:r>
           </w:p>
         </w:tc>
@@ -3465,10 +3662,9 @@
             </w:pPr>
             <w:r>
               <w:rPr>
-                <w:b/>
-                <w:sz w:val="15"/>
-              </w:rPr>
-              <w:t>Fonds propres</w:t>
+                <w:sz w:val="15"/>
+              </w:rPr>
+              <w:t>Néant</w:t>
             </w:r>
           </w:p>
         </w:tc>
@@ -3487,7 +3683,7 @@
               <w:rPr>
                 <w:sz w:val="14"/>
               </w:rPr>
-              <w:t>Tirage des projets de POS soumis à validation</w:t>
+              <w:t>Inscription budgétaire par la DAF dans le budget général</w:t>
             </w:r>
           </w:p>
         </w:tc>
@@ -3499,9 +3695,10 @@
         <w:tc>
           <w:tcPr>
             <w:tcW w:type="dxa" w:w="3600"/>
-            <w:tcMar>
-              <w:top w:w="40" w:type="dxa"/>
-              <w:bottom w:w="40" w:type="dxa"/>
+            <w:shd w:fill="E2EFDA"/>
+            <w:tcMar>
+              <w:top w:w="50" w:type="dxa"/>
+              <w:bottom w:w="50" w:type="dxa"/>
               <w:left w:w="60" w:type="dxa"/>
               <w:right w:w="60" w:type="dxa"/>
             </w:tcMar>
@@ -3509,83 +3706,75 @@
           <w:p>
             <w:r>
               <w:rPr>
-                <w:sz w:val="15"/>
-              </w:rPr>
-              <w:t>2.1.3 bis. Séance de validation technique des POS par le CLIN (collation 15 pers)</w:t>
+                <w:b/>
+                <w:color w:val="1B365D"/>
+                <w:sz w:val="16"/>
+              </w:rPr>
+              <w:t>Sous-total OS I</w:t>
             </w:r>
           </w:p>
         </w:tc>
         <w:tc>
           <w:tcPr>
             <w:tcW w:type="dxa" w:w="2304"/>
-            <w:tcMar>
-              <w:top w:w="40" w:type="dxa"/>
-              <w:bottom w:w="40" w:type="dxa"/>
+            <w:shd w:fill="E2EFDA"/>
+            <w:tcMar>
+              <w:top w:w="50" w:type="dxa"/>
+              <w:bottom w:w="50" w:type="dxa"/>
               <w:left w:w="60" w:type="dxa"/>
               <w:right w:w="60" w:type="dxa"/>
             </w:tcMar>
           </w:tcPr>
-          <w:p>
-            <w:r>
-              <w:rPr>
-                <w:sz w:val="15"/>
-              </w:rPr>
-              <w:t>Pause café</w:t>
-            </w:r>
-          </w:p>
+          <w:p/>
         </w:tc>
         <w:tc>
           <w:tcPr>
             <w:tcW w:type="dxa" w:w="648"/>
-            <w:tcMar>
-              <w:top w:w="40" w:type="dxa"/>
-              <w:bottom w:w="40" w:type="dxa"/>
-              <w:left w:w="30" w:type="dxa"/>
-              <w:right w:w="30" w:type="dxa"/>
-            </w:tcMar>
-          </w:tcPr>
-          <w:p>
-            <w:pPr>
-              <w:jc w:val="center"/>
-            </w:pPr>
-            <w:r>
-              <w:rPr>
-                <w:sz w:val="15"/>
-              </w:rPr>
-              <w:t>15</w:t>
-            </w:r>
-          </w:p>
+            <w:shd w:fill="E2EFDA"/>
+            <w:tcMar>
+              <w:top w:w="50" w:type="dxa"/>
+              <w:bottom w:w="50" w:type="dxa"/>
+              <w:left w:w="60" w:type="dxa"/>
+              <w:right w:w="60" w:type="dxa"/>
+            </w:tcMar>
+          </w:tcPr>
+          <w:p/>
         </w:tc>
         <w:tc>
           <w:tcPr>
             <w:tcW w:type="dxa" w:w="648"/>
-            <w:tcMar>
-              <w:top w:w="40" w:type="dxa"/>
-              <w:bottom w:w="40" w:type="dxa"/>
-              <w:left w:w="30" w:type="dxa"/>
-              <w:right w:w="30" w:type="dxa"/>
-            </w:tcMar>
-          </w:tcPr>
-          <w:p>
-            <w:pPr>
-              <w:jc w:val="center"/>
-            </w:pPr>
-            <w:r>
-              <w:rPr>
-                <w:sz w:val="15"/>
-              </w:rPr>
-              <w:t>1</w:t>
-            </w:r>
-          </w:p>
+            <w:shd w:fill="E2EFDA"/>
+            <w:tcMar>
+              <w:top w:w="50" w:type="dxa"/>
+              <w:bottom w:w="50" w:type="dxa"/>
+              <w:left w:w="60" w:type="dxa"/>
+              <w:right w:w="60" w:type="dxa"/>
+            </w:tcMar>
+          </w:tcPr>
+          <w:p/>
         </w:tc>
         <w:tc>
           <w:tcPr>
             <w:tcW w:type="dxa" w:w="1728"/>
-            <w:tcMar>
-              <w:top w:w="40" w:type="dxa"/>
-              <w:bottom w:w="40" w:type="dxa"/>
-              <w:left w:w="40" w:type="dxa"/>
-              <w:right w:w="40" w:type="dxa"/>
+            <w:shd w:fill="E2EFDA"/>
+            <w:tcMar>
+              <w:top w:w="50" w:type="dxa"/>
+              <w:bottom w:w="50" w:type="dxa"/>
+              <w:left w:w="60" w:type="dxa"/>
+              <w:right w:w="60" w:type="dxa"/>
+            </w:tcMar>
+          </w:tcPr>
+          <w:p/>
+        </w:tc>
+        <w:tc>
+          <w:tcPr>
+            <w:tcW w:type="dxa" w:w="1872"/>
+            <w:shd w:fill="E2EFDA"/>
+            <w:tcMar>
+              <w:top w:w="50" w:type="dxa"/>
+              <w:bottom w:w="50" w:type="dxa"/>
+              <w:left w:w="60" w:type="dxa"/>
+              <w:right w:w="60" w:type="dxa"/>
             </w:tcMar>
           </w:tcPr>
           <w:p>
@@ -3594,76 +3783,39 @@
             </w:pPr>
             <w:r>
               <w:rPr>
-                <w:sz w:val="15"/>
-              </w:rPr>
-              <w:t>2,500</w:t>
+                <w:b/>
+                <w:color w:val="1B365D"/>
+                <w:sz w:val="16"/>
+              </w:rPr>
+              <w:t>615,000</w:t>
             </w:r>
           </w:p>
         </w:tc>
         <w:tc>
           <w:tcPr>
             <w:tcW w:type="dxa" w:w="1872"/>
-            <w:tcMar>
-              <w:top w:w="40" w:type="dxa"/>
-              <w:bottom w:w="40" w:type="dxa"/>
-              <w:left w:w="40" w:type="dxa"/>
-              <w:right w:w="40" w:type="dxa"/>
-            </w:tcMar>
-          </w:tcPr>
-          <w:p>
-            <w:pPr>
-              <w:jc w:val="right"/>
-            </w:pPr>
-            <w:r>
-              <w:rPr>
-                <w:b/>
-                <w:sz w:val="15"/>
-              </w:rPr>
-              <w:t>37,500</w:t>
-            </w:r>
-          </w:p>
-        </w:tc>
-        <w:tc>
-          <w:tcPr>
-            <w:tcW w:type="dxa" w:w="1872"/>
-            <w:tcMar>
-              <w:top w:w="40" w:type="dxa"/>
-              <w:bottom w:w="40" w:type="dxa"/>
-              <w:left w:w="40" w:type="dxa"/>
-              <w:right w:w="40" w:type="dxa"/>
-            </w:tcMar>
-          </w:tcPr>
-          <w:p>
-            <w:pPr>
-              <w:jc w:val="center"/>
-            </w:pPr>
-            <w:r>
-              <w:rPr>
-                <w:b/>
-                <w:sz w:val="15"/>
-              </w:rPr>
-              <w:t>Fonds propres</w:t>
-            </w:r>
-          </w:p>
+            <w:shd w:fill="E2EFDA"/>
+            <w:tcMar>
+              <w:top w:w="50" w:type="dxa"/>
+              <w:bottom w:w="50" w:type="dxa"/>
+              <w:left w:w="60" w:type="dxa"/>
+              <w:right w:w="60" w:type="dxa"/>
+            </w:tcMar>
+          </w:tcPr>
+          <w:p/>
         </w:tc>
         <w:tc>
           <w:tcPr>
             <w:tcW w:type="dxa" w:w="2304"/>
-            <w:tcMar>
-              <w:top w:w="40" w:type="dxa"/>
-              <w:bottom w:w="40" w:type="dxa"/>
-              <w:left w:w="50" w:type="dxa"/>
-              <w:right w:w="50" w:type="dxa"/>
-            </w:tcMar>
-          </w:tcPr>
-          <w:p>
-            <w:r>
-              <w:rPr>
-                <w:sz w:val="14"/>
-              </w:rPr>
-              <w:t>Collation pour les 15 membres de la session CLIN</w:t>
-            </w:r>
-          </w:p>
+            <w:shd w:fill="E2EFDA"/>
+            <w:tcMar>
+              <w:top w:w="50" w:type="dxa"/>
+              <w:bottom w:w="50" w:type="dxa"/>
+              <w:left w:w="60" w:type="dxa"/>
+              <w:right w:w="60" w:type="dxa"/>
+            </w:tcMar>
+          </w:tcPr>
+          <w:p/>
         </w:tc>
       </w:tr>
       <w:tr>
@@ -3672,170 +3824,24 @@
         </w:trPr>
         <w:tc>
           <w:tcPr>
-            <w:tcW w:type="dxa" w:w="3600"/>
-            <w:tcMar>
-              <w:top w:w="40" w:type="dxa"/>
-              <w:bottom w:w="40" w:type="dxa"/>
-              <w:left w:w="60" w:type="dxa"/>
-              <w:right w:w="60" w:type="dxa"/>
-            </w:tcMar>
-          </w:tcPr>
-          <w:p>
-            <w:r>
-              <w:rPr>
-                <w:sz w:val="15"/>
-              </w:rPr>
-              <w:t>2.1.4. Mettre à disposition, reproduire et plastifier les 20 classeurs de POS</w:t>
-            </w:r>
-          </w:p>
-        </w:tc>
-        <w:tc>
-          <w:tcPr>
             <w:tcW w:type="dxa" w:w="2304"/>
-            <w:tcMar>
-              <w:top w:w="40" w:type="dxa"/>
-              <w:bottom w:w="40" w:type="dxa"/>
-              <w:left w:w="60" w:type="dxa"/>
-              <w:right w:w="60" w:type="dxa"/>
-            </w:tcMar>
-          </w:tcPr>
-          <w:p>
-            <w:r>
-              <w:rPr>
-                <w:sz w:val="15"/>
-              </w:rPr>
-              <w:t>Impression &amp; plastification</w:t>
-            </w:r>
-          </w:p>
-        </w:tc>
-        <w:tc>
-          <w:tcPr>
-            <w:tcW w:type="dxa" w:w="648"/>
-            <w:tcMar>
-              <w:top w:w="40" w:type="dxa"/>
-              <w:bottom w:w="40" w:type="dxa"/>
-              <w:left w:w="30" w:type="dxa"/>
-              <w:right w:w="30" w:type="dxa"/>
-            </w:tcMar>
-          </w:tcPr>
-          <w:p>
-            <w:pPr>
-              <w:jc w:val="center"/>
-            </w:pPr>
-            <w:r>
-              <w:rPr>
-                <w:sz w:val="15"/>
-              </w:rPr>
-              <w:t>20</w:t>
-            </w:r>
-          </w:p>
-        </w:tc>
-        <w:tc>
-          <w:tcPr>
-            <w:tcW w:type="dxa" w:w="648"/>
-            <w:tcMar>
-              <w:top w:w="40" w:type="dxa"/>
-              <w:bottom w:w="40" w:type="dxa"/>
-              <w:left w:w="30" w:type="dxa"/>
-              <w:right w:w="30" w:type="dxa"/>
-            </w:tcMar>
-          </w:tcPr>
-          <w:p>
-            <w:pPr>
-              <w:jc w:val="center"/>
-            </w:pPr>
-            <w:r>
-              <w:rPr>
-                <w:sz w:val="15"/>
-              </w:rPr>
-              <w:t>1</w:t>
-            </w:r>
-          </w:p>
-        </w:tc>
-        <w:tc>
-          <w:tcPr>
-            <w:tcW w:type="dxa" w:w="1728"/>
-            <w:tcMar>
-              <w:top w:w="40" w:type="dxa"/>
-              <w:bottom w:w="40" w:type="dxa"/>
-              <w:left w:w="40" w:type="dxa"/>
-              <w:right w:w="40" w:type="dxa"/>
-            </w:tcMar>
-          </w:tcPr>
-          <w:p>
-            <w:pPr>
-              <w:jc w:val="right"/>
-            </w:pPr>
-            <w:r>
-              <w:rPr>
-                <w:sz w:val="15"/>
-              </w:rPr>
-              <w:t>7,500</w:t>
-            </w:r>
-          </w:p>
-        </w:tc>
-        <w:tc>
-          <w:tcPr>
-            <w:tcW w:type="dxa" w:w="1872"/>
-            <w:tcMar>
-              <w:top w:w="40" w:type="dxa"/>
-              <w:bottom w:w="40" w:type="dxa"/>
-              <w:left w:w="40" w:type="dxa"/>
-              <w:right w:w="40" w:type="dxa"/>
-            </w:tcMar>
-          </w:tcPr>
-          <w:p>
-            <w:pPr>
-              <w:jc w:val="right"/>
-            </w:pPr>
+            <w:gridSpan w:val="8"/>
+            <w:shd w:fill="D9E1F2"/>
+            <w:tcMar>
+              <w:top w:w="50" w:type="dxa"/>
+              <w:bottom w:w="50" w:type="dxa"/>
+              <w:left w:w="80" w:type="dxa"/>
+              <w:right w:w="80" w:type="dxa"/>
+            </w:tcMar>
+          </w:tcPr>
+          <w:p>
             <w:r>
               <w:rPr>
                 <w:b/>
-                <w:sz w:val="15"/>
-              </w:rPr>
-              <w:t>150,000</w:t>
-            </w:r>
-          </w:p>
-        </w:tc>
-        <w:tc>
-          <w:tcPr>
-            <w:tcW w:type="dxa" w:w="1872"/>
-            <w:tcMar>
-              <w:top w:w="40" w:type="dxa"/>
-              <w:bottom w:w="40" w:type="dxa"/>
-              <w:left w:w="40" w:type="dxa"/>
-              <w:right w:w="40" w:type="dxa"/>
-            </w:tcMar>
-          </w:tcPr>
-          <w:p>
-            <w:pPr>
-              <w:jc w:val="center"/>
-            </w:pPr>
-            <w:r>
-              <w:rPr>
-                <w:b/>
-                <w:sz w:val="15"/>
-              </w:rPr>
-              <w:t>Fonds propres</w:t>
-            </w:r>
-          </w:p>
-        </w:tc>
-        <w:tc>
-          <w:tcPr>
-            <w:tcW w:type="dxa" w:w="2304"/>
-            <w:tcMar>
-              <w:top w:w="40" w:type="dxa"/>
-              <w:bottom w:w="40" w:type="dxa"/>
-              <w:left w:w="50" w:type="dxa"/>
-              <w:right w:w="50" w:type="dxa"/>
-            </w:tcMar>
-          </w:tcPr>
-          <w:p>
-            <w:r>
-              <w:rPr>
-                <w:sz w:val="14"/>
-              </w:rPr>
-              <w:t>20 classeurs complets de fiches de POS plastifiées</w:t>
+                <w:color w:val="1B365D"/>
+                <w:sz w:val="17"/>
+              </w:rPr>
+              <w:t>OS II : LIGNES DIRECTIVES ET PROCÉDURES OPÉRATIONNELLES (POS)</w:t>
             </w:r>
           </w:p>
         </w:tc>
@@ -3859,7 +3865,7 @@
               <w:rPr>
                 <w:sz w:val="15"/>
               </w:rPr>
-              <w:t>2.1.5. Séances de briefing du personnel sur l'appropriation des POS</w:t>
+              <w:t>2.1.1. Relecture et adaptation contextuelle des directives OMS</w:t>
             </w:r>
           </w:p>
         </w:tc>
@@ -3878,7 +3884,7 @@
               <w:rPr>
                 <w:sz w:val="15"/>
               </w:rPr>
-              <w:t>Fournitures didactiques</w:t>
+              <w:t>Fournitures de bureau</w:t>
             </w:r>
           </w:p>
         </w:tc>
@@ -3944,7 +3950,7 @@
               <w:rPr>
                 <w:sz w:val="15"/>
               </w:rPr>
-              <w:t>50,000</w:t>
+              <w:t>20,000</w:t>
             </w:r>
           </w:p>
         </w:tc>
@@ -3967,7 +3973,7 @@
                 <w:b/>
                 <w:sz w:val="15"/>
               </w:rPr>
-              <w:t>50,000</w:t>
+              <w:t>20,000</w:t>
             </w:r>
           </w:p>
         </w:tc>
@@ -4009,7 +4015,7 @@
               <w:rPr>
                 <w:sz w:val="14"/>
               </w:rPr>
-              <w:t>Guides réflexes de poche et fiches d'émargement</w:t>
+              <w:t>Consommables pour le groupe de travail documentaire</w:t>
             </w:r>
           </w:p>
         </w:tc>
@@ -4021,10 +4027,9 @@
         <w:tc>
           <w:tcPr>
             <w:tcW w:type="dxa" w:w="3600"/>
-            <w:shd w:fill="E2EFDA"/>
-            <w:tcMar>
-              <w:top w:w="50" w:type="dxa"/>
-              <w:bottom w:w="50" w:type="dxa"/>
+            <w:tcMar>
+              <w:top w:w="40" w:type="dxa"/>
+              <w:bottom w:w="40" w:type="dxa"/>
               <w:left w:w="60" w:type="dxa"/>
               <w:right w:w="60" w:type="dxa"/>
             </w:tcMar>
@@ -4032,75 +4037,105 @@
           <w:p>
             <w:r>
               <w:rPr>
-                <w:b/>
-                <w:color w:val="1B365D"/>
-                <w:sz w:val="16"/>
-              </w:rPr>
-              <w:t>Sous-total OS II</w:t>
+                <w:sz w:val="15"/>
+              </w:rPr>
+              <w:t>2.1.2. Élaboration et harmonisation des POS prioritaires (comité 8 personnes)</w:t>
             </w:r>
           </w:p>
         </w:tc>
         <w:tc>
           <w:tcPr>
             <w:tcW w:type="dxa" w:w="2304"/>
-            <w:shd w:fill="E2EFDA"/>
-            <w:tcMar>
-              <w:top w:w="50" w:type="dxa"/>
-              <w:bottom w:w="50" w:type="dxa"/>
+            <w:tcMar>
+              <w:top w:w="40" w:type="dxa"/>
+              <w:bottom w:w="40" w:type="dxa"/>
               <w:left w:w="60" w:type="dxa"/>
               <w:right w:w="60" w:type="dxa"/>
             </w:tcMar>
           </w:tcPr>
-          <w:p/>
+          <w:p>
+            <w:r>
+              <w:rPr>
+                <w:sz w:val="15"/>
+              </w:rPr>
+              <w:t>Ressources financières / Atelier</w:t>
+            </w:r>
+          </w:p>
         </w:tc>
         <w:tc>
           <w:tcPr>
             <w:tcW w:type="dxa" w:w="648"/>
-            <w:shd w:fill="E2EFDA"/>
-            <w:tcMar>
-              <w:top w:w="50" w:type="dxa"/>
-              <w:bottom w:w="50" w:type="dxa"/>
-              <w:left w:w="60" w:type="dxa"/>
-              <w:right w:w="60" w:type="dxa"/>
-            </w:tcMar>
-          </w:tcPr>
-          <w:p/>
+            <w:tcMar>
+              <w:top w:w="40" w:type="dxa"/>
+              <w:bottom w:w="40" w:type="dxa"/>
+              <w:left w:w="30" w:type="dxa"/>
+              <w:right w:w="30" w:type="dxa"/>
+            </w:tcMar>
+          </w:tcPr>
+          <w:p>
+            <w:pPr>
+              <w:jc w:val="center"/>
+            </w:pPr>
+            <w:r>
+              <w:rPr>
+                <w:sz w:val="15"/>
+              </w:rPr>
+              <w:t>1</w:t>
+            </w:r>
+          </w:p>
         </w:tc>
         <w:tc>
           <w:tcPr>
             <w:tcW w:type="dxa" w:w="648"/>
-            <w:shd w:fill="E2EFDA"/>
-            <w:tcMar>
-              <w:top w:w="50" w:type="dxa"/>
-              <w:bottom w:w="50" w:type="dxa"/>
-              <w:left w:w="60" w:type="dxa"/>
-              <w:right w:w="60" w:type="dxa"/>
-            </w:tcMar>
-          </w:tcPr>
-          <w:p/>
+            <w:tcMar>
+              <w:top w:w="40" w:type="dxa"/>
+              <w:bottom w:w="40" w:type="dxa"/>
+              <w:left w:w="30" w:type="dxa"/>
+              <w:right w:w="30" w:type="dxa"/>
+            </w:tcMar>
+          </w:tcPr>
+          <w:p>
+            <w:pPr>
+              <w:jc w:val="center"/>
+            </w:pPr>
+            <w:r>
+              <w:rPr>
+                <w:sz w:val="15"/>
+              </w:rPr>
+              <w:t>1</w:t>
+            </w:r>
+          </w:p>
         </w:tc>
         <w:tc>
           <w:tcPr>
             <w:tcW w:type="dxa" w:w="1728"/>
-            <w:shd w:fill="E2EFDA"/>
-            <w:tcMar>
-              <w:top w:w="50" w:type="dxa"/>
-              <w:bottom w:w="50" w:type="dxa"/>
-              <w:left w:w="60" w:type="dxa"/>
-              <w:right w:w="60" w:type="dxa"/>
-            </w:tcMar>
-          </w:tcPr>
-          <w:p/>
+            <w:tcMar>
+              <w:top w:w="40" w:type="dxa"/>
+              <w:bottom w:w="40" w:type="dxa"/>
+              <w:left w:w="40" w:type="dxa"/>
+              <w:right w:w="40" w:type="dxa"/>
+            </w:tcMar>
+          </w:tcPr>
+          <w:p>
+            <w:pPr>
+              <w:jc w:val="right"/>
+            </w:pPr>
+            <w:r>
+              <w:rPr>
+                <w:sz w:val="15"/>
+              </w:rPr>
+              <w:t>300,000</w:t>
+            </w:r>
+          </w:p>
         </w:tc>
         <w:tc>
           <w:tcPr>
             <w:tcW w:type="dxa" w:w="1872"/>
-            <w:shd w:fill="E2EFDA"/>
-            <w:tcMar>
-              <w:top w:w="50" w:type="dxa"/>
-              <w:bottom w:w="50" w:type="dxa"/>
-              <w:left w:w="60" w:type="dxa"/>
-              <w:right w:w="60" w:type="dxa"/>
+            <w:tcMar>
+              <w:top w:w="40" w:type="dxa"/>
+              <w:bottom w:w="40" w:type="dxa"/>
+              <w:left w:w="40" w:type="dxa"/>
+              <w:right w:w="40" w:type="dxa"/>
             </w:tcMar>
           </w:tcPr>
           <w:p>
@@ -4110,38 +4145,53 @@
             <w:r>
               <w:rPr>
                 <w:b/>
-                <w:color w:val="1B365D"/>
-                <w:sz w:val="16"/>
-              </w:rPr>
-              <w:t>572,500</w:t>
+                <w:sz w:val="15"/>
+              </w:rPr>
+              <w:t>300,000</w:t>
             </w:r>
           </w:p>
         </w:tc>
         <w:tc>
           <w:tcPr>
             <w:tcW w:type="dxa" w:w="1872"/>
-            <w:shd w:fill="E2EFDA"/>
-            <w:tcMar>
-              <w:top w:w="50" w:type="dxa"/>
-              <w:bottom w:w="50" w:type="dxa"/>
-              <w:left w:w="60" w:type="dxa"/>
-              <w:right w:w="60" w:type="dxa"/>
-            </w:tcMar>
-          </w:tcPr>
-          <w:p/>
+            <w:tcMar>
+              <w:top w:w="40" w:type="dxa"/>
+              <w:bottom w:w="40" w:type="dxa"/>
+              <w:left w:w="40" w:type="dxa"/>
+              <w:right w:w="40" w:type="dxa"/>
+            </w:tcMar>
+          </w:tcPr>
+          <w:p>
+            <w:pPr>
+              <w:jc w:val="center"/>
+            </w:pPr>
+            <w:r>
+              <w:rPr>
+                <w:b/>
+                <w:sz w:val="15"/>
+              </w:rPr>
+              <w:t>Fonds propres</w:t>
+            </w:r>
+          </w:p>
         </w:tc>
         <w:tc>
           <w:tcPr>
             <w:tcW w:type="dxa" w:w="2304"/>
-            <w:shd w:fill="E2EFDA"/>
-            <w:tcMar>
-              <w:top w:w="50" w:type="dxa"/>
-              <w:bottom w:w="50" w:type="dxa"/>
-              <w:left w:w="60" w:type="dxa"/>
-              <w:right w:w="60" w:type="dxa"/>
-            </w:tcMar>
-          </w:tcPr>
-          <w:p/>
+            <w:tcMar>
+              <w:top w:w="40" w:type="dxa"/>
+              <w:bottom w:w="40" w:type="dxa"/>
+              <w:left w:w="50" w:type="dxa"/>
+              <w:right w:w="50" w:type="dxa"/>
+            </w:tcMar>
+          </w:tcPr>
+          <w:p>
+            <w:r>
+              <w:rPr>
+                <w:sz w:val="14"/>
+              </w:rPr>
+              <w:t>Réf. PTA CLIN tableau 1 ligne 7 (300 000 FCFA pour 8 personnes)</w:t>
+            </w:r>
+          </w:p>
         </w:tc>
       </w:tr>
       <w:tr>
@@ -4150,24 +4200,170 @@
         </w:trPr>
         <w:tc>
           <w:tcPr>
+            <w:tcW w:type="dxa" w:w="3600"/>
+            <w:tcMar>
+              <w:top w:w="40" w:type="dxa"/>
+              <w:bottom w:w="40" w:type="dxa"/>
+              <w:left w:w="60" w:type="dxa"/>
+              <w:right w:w="60" w:type="dxa"/>
+            </w:tcMar>
+          </w:tcPr>
+          <w:p>
+            <w:r>
+              <w:rPr>
+                <w:sz w:val="15"/>
+              </w:rPr>
+              <w:t>2.1.3. Séance de validation technique des POS par le CLIN et la direction (dossiers)</w:t>
+            </w:r>
+          </w:p>
+        </w:tc>
+        <w:tc>
+          <w:tcPr>
             <w:tcW w:type="dxa" w:w="2304"/>
-            <w:gridSpan w:val="8"/>
-            <w:shd w:fill="D9E1F2"/>
-            <w:tcMar>
-              <w:top w:w="50" w:type="dxa"/>
-              <w:bottom w:w="50" w:type="dxa"/>
-              <w:left w:w="80" w:type="dxa"/>
-              <w:right w:w="80" w:type="dxa"/>
-            </w:tcMar>
-          </w:tcPr>
-          <w:p>
+            <w:tcMar>
+              <w:top w:w="40" w:type="dxa"/>
+              <w:bottom w:w="40" w:type="dxa"/>
+              <w:left w:w="60" w:type="dxa"/>
+              <w:right w:w="60" w:type="dxa"/>
+            </w:tcMar>
+          </w:tcPr>
+          <w:p>
+            <w:r>
+              <w:rPr>
+                <w:sz w:val="15"/>
+              </w:rPr>
+              <w:t>Fournitures de bureau</w:t>
+            </w:r>
+          </w:p>
+        </w:tc>
+        <w:tc>
+          <w:tcPr>
+            <w:tcW w:type="dxa" w:w="648"/>
+            <w:tcMar>
+              <w:top w:w="40" w:type="dxa"/>
+              <w:bottom w:w="40" w:type="dxa"/>
+              <w:left w:w="30" w:type="dxa"/>
+              <w:right w:w="30" w:type="dxa"/>
+            </w:tcMar>
+          </w:tcPr>
+          <w:p>
+            <w:pPr>
+              <w:jc w:val="center"/>
+            </w:pPr>
+            <w:r>
+              <w:rPr>
+                <w:sz w:val="15"/>
+              </w:rPr>
+              <w:t>1</w:t>
+            </w:r>
+          </w:p>
+        </w:tc>
+        <w:tc>
+          <w:tcPr>
+            <w:tcW w:type="dxa" w:w="648"/>
+            <w:tcMar>
+              <w:top w:w="40" w:type="dxa"/>
+              <w:bottom w:w="40" w:type="dxa"/>
+              <w:left w:w="30" w:type="dxa"/>
+              <w:right w:w="30" w:type="dxa"/>
+            </w:tcMar>
+          </w:tcPr>
+          <w:p>
+            <w:pPr>
+              <w:jc w:val="center"/>
+            </w:pPr>
+            <w:r>
+              <w:rPr>
+                <w:sz w:val="15"/>
+              </w:rPr>
+              <w:t>1</w:t>
+            </w:r>
+          </w:p>
+        </w:tc>
+        <w:tc>
+          <w:tcPr>
+            <w:tcW w:type="dxa" w:w="1728"/>
+            <w:tcMar>
+              <w:top w:w="40" w:type="dxa"/>
+              <w:bottom w:w="40" w:type="dxa"/>
+              <w:left w:w="40" w:type="dxa"/>
+              <w:right w:w="40" w:type="dxa"/>
+            </w:tcMar>
+          </w:tcPr>
+          <w:p>
+            <w:pPr>
+              <w:jc w:val="right"/>
+            </w:pPr>
+            <w:r>
+              <w:rPr>
+                <w:sz w:val="15"/>
+              </w:rPr>
+              <w:t>15,000</w:t>
+            </w:r>
+          </w:p>
+        </w:tc>
+        <w:tc>
+          <w:tcPr>
+            <w:tcW w:type="dxa" w:w="1872"/>
+            <w:tcMar>
+              <w:top w:w="40" w:type="dxa"/>
+              <w:bottom w:w="40" w:type="dxa"/>
+              <w:left w:w="40" w:type="dxa"/>
+              <w:right w:w="40" w:type="dxa"/>
+            </w:tcMar>
+          </w:tcPr>
+          <w:p>
+            <w:pPr>
+              <w:jc w:val="right"/>
+            </w:pPr>
             <w:r>
               <w:rPr>
                 <w:b/>
-                <w:color w:val="1B365D"/>
-                <w:sz w:val="17"/>
-              </w:rPr>
-              <w:t>OS III : FORMATION, ÉDUCATION CONTINUE ET CONGRÈS SCIENTIFIQUES</w:t>
+                <w:sz w:val="15"/>
+              </w:rPr>
+              <w:t>15,000</w:t>
+            </w:r>
+          </w:p>
+        </w:tc>
+        <w:tc>
+          <w:tcPr>
+            <w:tcW w:type="dxa" w:w="1872"/>
+            <w:tcMar>
+              <w:top w:w="40" w:type="dxa"/>
+              <w:bottom w:w="40" w:type="dxa"/>
+              <w:left w:w="40" w:type="dxa"/>
+              <w:right w:w="40" w:type="dxa"/>
+            </w:tcMar>
+          </w:tcPr>
+          <w:p>
+            <w:pPr>
+              <w:jc w:val="center"/>
+            </w:pPr>
+            <w:r>
+              <w:rPr>
+                <w:b/>
+                <w:sz w:val="15"/>
+              </w:rPr>
+              <w:t>Fonds propres</w:t>
+            </w:r>
+          </w:p>
+        </w:tc>
+        <w:tc>
+          <w:tcPr>
+            <w:tcW w:type="dxa" w:w="2304"/>
+            <w:tcMar>
+              <w:top w:w="40" w:type="dxa"/>
+              <w:bottom w:w="40" w:type="dxa"/>
+              <w:left w:w="50" w:type="dxa"/>
+              <w:right w:w="50" w:type="dxa"/>
+            </w:tcMar>
+          </w:tcPr>
+          <w:p>
+            <w:r>
+              <w:rPr>
+                <w:sz w:val="14"/>
+              </w:rPr>
+              <w:t>Tirage des projets de POS soumis à validation</w:t>
             </w:r>
           </w:p>
         </w:tc>
@@ -4191,7 +4387,7 @@
               <w:rPr>
                 <w:sz w:val="15"/>
               </w:rPr>
-              <w:t>3.1.1. Élaborer le planning annuel de formation du personnel en PCI</w:t>
+              <w:t>2.1.3 bis. Séance de validation technique des POS par le CLIN (collation 15 pers)</w:t>
             </w:r>
           </w:p>
         </w:tc>
@@ -4210,7 +4406,7 @@
               <w:rPr>
                 <w:sz w:val="15"/>
               </w:rPr>
-              <w:t>Fournitures de bureau</w:t>
+              <w:t>Pause café</w:t>
             </w:r>
           </w:p>
         </w:tc>
@@ -4232,7 +4428,7 @@
               <w:rPr>
                 <w:sz w:val="15"/>
               </w:rPr>
-              <w:t>1</w:t>
+              <w:t>15</w:t>
             </w:r>
           </w:p>
         </w:tc>
@@ -4276,7 +4472,7 @@
               <w:rPr>
                 <w:sz w:val="15"/>
               </w:rPr>
-              <w:t>10,000</w:t>
+              <w:t>2,500</w:t>
             </w:r>
           </w:p>
         </w:tc>
@@ -4299,7 +4495,7 @@
                 <w:b/>
                 <w:sz w:val="15"/>
               </w:rPr>
-              <w:t>10,000</w:t>
+              <w:t>37,500</w:t>
             </w:r>
           </w:p>
         </w:tc>
@@ -4341,7 +4537,7 @@
               <w:rPr>
                 <w:sz w:val="14"/>
               </w:rPr>
-              <w:t>Planification annuelle et fiches pédagogiques</w:t>
+              <w:t>Collation pour les 15 membres de la session CLIN</w:t>
             </w:r>
           </w:p>
         </w:tc>
@@ -4365,7 +4561,7 @@
               <w:rPr>
                 <w:sz w:val="15"/>
               </w:rPr>
-              <w:t>3.1.2. Planning de formation continue de l'équipe PCI et formateurs internes</w:t>
+              <w:t>2.1.4. Mettre à disposition, reproduire et plastifier les 20 classeurs de POS</w:t>
             </w:r>
           </w:p>
         </w:tc>
@@ -4384,7 +4580,7 @@
               <w:rPr>
                 <w:sz w:val="15"/>
               </w:rPr>
-              <w:t>Documentation technique</w:t>
+              <w:t>Impression &amp; plastification</w:t>
             </w:r>
           </w:p>
         </w:tc>
@@ -4406,7 +4602,7 @@
               <w:rPr>
                 <w:sz w:val="15"/>
               </w:rPr>
-              <w:t>1</w:t>
+              <w:t>20</w:t>
             </w:r>
           </w:p>
         </w:tc>
@@ -4450,7 +4646,7 @@
               <w:rPr>
                 <w:sz w:val="15"/>
               </w:rPr>
-              <w:t>25,000</w:t>
+              <w:t>7,500</w:t>
             </w:r>
           </w:p>
         </w:tc>
@@ -4473,7 +4669,7 @@
                 <w:b/>
                 <w:sz w:val="15"/>
               </w:rPr>
-              <w:t>25,000</w:t>
+              <w:t>150,000</w:t>
             </w:r>
           </w:p>
         </w:tc>
@@ -4515,7 +4711,7 @@
               <w:rPr>
                 <w:sz w:val="14"/>
               </w:rPr>
-              <w:t>Guides avancés et modules de perfectionnement</w:t>
+              <w:t>20 classeurs complets de fiches de POS plastifiées</w:t>
             </w:r>
           </w:p>
         </w:tc>
@@ -4539,7 +4735,7 @@
               <w:rPr>
                 <w:sz w:val="15"/>
               </w:rPr>
-              <w:t>3.2.1. Former le personnel soignant aux Précautions Standard &amp; Complémentaires (500 pers)</w:t>
+              <w:t>2.1.5. Séances de briefing du personnel sur l'appropriation des POS</w:t>
             </w:r>
           </w:p>
         </w:tc>
@@ -4558,7 +4754,7 @@
               <w:rPr>
                 <w:sz w:val="15"/>
               </w:rPr>
-              <w:t>Ressources financières / Formation</w:t>
+              <w:t>Fournitures didactiques</w:t>
             </w:r>
           </w:p>
         </w:tc>
@@ -4624,7 +4820,7 @@
               <w:rPr>
                 <w:sz w:val="15"/>
               </w:rPr>
-              <w:t>500,000</w:t>
+              <w:t>50,000</w:t>
             </w:r>
           </w:p>
         </w:tc>
@@ -4647,7 +4843,7 @@
                 <w:b/>
                 <w:sz w:val="15"/>
               </w:rPr>
-              <w:t>500,000</w:t>
+              <w:t>50,000</w:t>
             </w:r>
           </w:p>
         </w:tc>
@@ -4689,7 +4885,7 @@
               <w:rPr>
                 <w:sz w:val="14"/>
               </w:rPr>
-              <w:t>Réf. PTA CLIN tableau 1 ligne 3 (500 000 FCFA pour 500 agents)</w:t>
+              <w:t>Guides réflexes de poche et fiches d'émargement</w:t>
             </w:r>
           </w:p>
         </w:tc>
@@ -4701,9 +4897,10 @@
         <w:tc>
           <w:tcPr>
             <w:tcW w:type="dxa" w:w="3600"/>
-            <w:tcMar>
-              <w:top w:w="40" w:type="dxa"/>
-              <w:bottom w:w="40" w:type="dxa"/>
+            <w:shd w:fill="E2EFDA"/>
+            <w:tcMar>
+              <w:top w:w="50" w:type="dxa"/>
+              <w:bottom w:w="50" w:type="dxa"/>
               <w:left w:w="60" w:type="dxa"/>
               <w:right w:w="60" w:type="dxa"/>
             </w:tcMar>
@@ -4711,83 +4908,75 @@
           <w:p>
             <w:r>
               <w:rPr>
-                <w:sz w:val="15"/>
-              </w:rPr>
-              <w:t>3.3.1. Former les aides-soignants et agents d'entretien au bionettoyage (300 pers)</w:t>
+                <w:b/>
+                <w:color w:val="1B365D"/>
+                <w:sz w:val="16"/>
+              </w:rPr>
+              <w:t>Sous-total OS II</w:t>
             </w:r>
           </w:p>
         </w:tc>
         <w:tc>
           <w:tcPr>
             <w:tcW w:type="dxa" w:w="2304"/>
-            <w:tcMar>
-              <w:top w:w="40" w:type="dxa"/>
-              <w:bottom w:w="40" w:type="dxa"/>
+            <w:shd w:fill="E2EFDA"/>
+            <w:tcMar>
+              <w:top w:w="50" w:type="dxa"/>
+              <w:bottom w:w="50" w:type="dxa"/>
               <w:left w:w="60" w:type="dxa"/>
               <w:right w:w="60" w:type="dxa"/>
             </w:tcMar>
           </w:tcPr>
-          <w:p>
-            <w:r>
-              <w:rPr>
-                <w:sz w:val="15"/>
-              </w:rPr>
-              <w:t>Ressources financières / Formation</w:t>
-            </w:r>
-          </w:p>
+          <w:p/>
         </w:tc>
         <w:tc>
           <w:tcPr>
             <w:tcW w:type="dxa" w:w="648"/>
-            <w:tcMar>
-              <w:top w:w="40" w:type="dxa"/>
-              <w:bottom w:w="40" w:type="dxa"/>
-              <w:left w:w="30" w:type="dxa"/>
-              <w:right w:w="30" w:type="dxa"/>
-            </w:tcMar>
-          </w:tcPr>
-          <w:p>
-            <w:pPr>
-              <w:jc w:val="center"/>
-            </w:pPr>
-            <w:r>
-              <w:rPr>
-                <w:sz w:val="15"/>
-              </w:rPr>
-              <w:t>1</w:t>
-            </w:r>
-          </w:p>
+            <w:shd w:fill="E2EFDA"/>
+            <w:tcMar>
+              <w:top w:w="50" w:type="dxa"/>
+              <w:bottom w:w="50" w:type="dxa"/>
+              <w:left w:w="60" w:type="dxa"/>
+              <w:right w:w="60" w:type="dxa"/>
+            </w:tcMar>
+          </w:tcPr>
+          <w:p/>
         </w:tc>
         <w:tc>
           <w:tcPr>
             <w:tcW w:type="dxa" w:w="648"/>
-            <w:tcMar>
-              <w:top w:w="40" w:type="dxa"/>
-              <w:bottom w:w="40" w:type="dxa"/>
-              <w:left w:w="30" w:type="dxa"/>
-              <w:right w:w="30" w:type="dxa"/>
-            </w:tcMar>
-          </w:tcPr>
-          <w:p>
-            <w:pPr>
-              <w:jc w:val="center"/>
-            </w:pPr>
-            <w:r>
-              <w:rPr>
-                <w:sz w:val="15"/>
-              </w:rPr>
-              <w:t>1</w:t>
-            </w:r>
-          </w:p>
+            <w:shd w:fill="E2EFDA"/>
+            <w:tcMar>
+              <w:top w:w="50" w:type="dxa"/>
+              <w:bottom w:w="50" w:type="dxa"/>
+              <w:left w:w="60" w:type="dxa"/>
+              <w:right w:w="60" w:type="dxa"/>
+            </w:tcMar>
+          </w:tcPr>
+          <w:p/>
         </w:tc>
         <w:tc>
           <w:tcPr>
             <w:tcW w:type="dxa" w:w="1728"/>
-            <w:tcMar>
-              <w:top w:w="40" w:type="dxa"/>
-              <w:bottom w:w="40" w:type="dxa"/>
-              <w:left w:w="40" w:type="dxa"/>
-              <w:right w:w="40" w:type="dxa"/>
+            <w:shd w:fill="E2EFDA"/>
+            <w:tcMar>
+              <w:top w:w="50" w:type="dxa"/>
+              <w:bottom w:w="50" w:type="dxa"/>
+              <w:left w:w="60" w:type="dxa"/>
+              <w:right w:w="60" w:type="dxa"/>
+            </w:tcMar>
+          </w:tcPr>
+          <w:p/>
+        </w:tc>
+        <w:tc>
+          <w:tcPr>
+            <w:tcW w:type="dxa" w:w="1872"/>
+            <w:shd w:fill="E2EFDA"/>
+            <w:tcMar>
+              <w:top w:w="50" w:type="dxa"/>
+              <w:bottom w:w="50" w:type="dxa"/>
+              <w:left w:w="60" w:type="dxa"/>
+              <w:right w:w="60" w:type="dxa"/>
             </w:tcMar>
           </w:tcPr>
           <w:p>
@@ -4796,76 +4985,39 @@
             </w:pPr>
             <w:r>
               <w:rPr>
-                <w:sz w:val="15"/>
-              </w:rPr>
-              <w:t>300,000</w:t>
+                <w:b/>
+                <w:color w:val="1B365D"/>
+                <w:sz w:val="16"/>
+              </w:rPr>
+              <w:t>572,500</w:t>
             </w:r>
           </w:p>
         </w:tc>
         <w:tc>
           <w:tcPr>
             <w:tcW w:type="dxa" w:w="1872"/>
-            <w:tcMar>
-              <w:top w:w="40" w:type="dxa"/>
-              <w:bottom w:w="40" w:type="dxa"/>
-              <w:left w:w="40" w:type="dxa"/>
-              <w:right w:w="40" w:type="dxa"/>
-            </w:tcMar>
-          </w:tcPr>
-          <w:p>
-            <w:pPr>
-              <w:jc w:val="right"/>
-            </w:pPr>
-            <w:r>
-              <w:rPr>
-                <w:b/>
-                <w:sz w:val="15"/>
-              </w:rPr>
-              <w:t>300,000</w:t>
-            </w:r>
-          </w:p>
-        </w:tc>
-        <w:tc>
-          <w:tcPr>
-            <w:tcW w:type="dxa" w:w="1872"/>
-            <w:tcMar>
-              <w:top w:w="40" w:type="dxa"/>
-              <w:bottom w:w="40" w:type="dxa"/>
-              <w:left w:w="40" w:type="dxa"/>
-              <w:right w:w="40" w:type="dxa"/>
-            </w:tcMar>
-          </w:tcPr>
-          <w:p>
-            <w:pPr>
-              <w:jc w:val="center"/>
-            </w:pPr>
-            <w:r>
-              <w:rPr>
-                <w:b/>
-                <w:sz w:val="15"/>
-              </w:rPr>
-              <w:t>Fonds propres</w:t>
-            </w:r>
-          </w:p>
+            <w:shd w:fill="E2EFDA"/>
+            <w:tcMar>
+              <w:top w:w="50" w:type="dxa"/>
+              <w:bottom w:w="50" w:type="dxa"/>
+              <w:left w:w="60" w:type="dxa"/>
+              <w:right w:w="60" w:type="dxa"/>
+            </w:tcMar>
+          </w:tcPr>
+          <w:p/>
         </w:tc>
         <w:tc>
           <w:tcPr>
             <w:tcW w:type="dxa" w:w="2304"/>
-            <w:tcMar>
-              <w:top w:w="40" w:type="dxa"/>
-              <w:bottom w:w="40" w:type="dxa"/>
-              <w:left w:w="50" w:type="dxa"/>
-              <w:right w:w="50" w:type="dxa"/>
-            </w:tcMar>
-          </w:tcPr>
-          <w:p>
-            <w:r>
-              <w:rPr>
-                <w:sz w:val="14"/>
-              </w:rPr>
-              <w:t>Réf. PTA CLIN tableau 1 ligne 4 (300 000 FCFA pour 300 agents)</w:t>
-            </w:r>
-          </w:p>
+            <w:shd w:fill="E2EFDA"/>
+            <w:tcMar>
+              <w:top w:w="50" w:type="dxa"/>
+              <w:bottom w:w="50" w:type="dxa"/>
+              <w:left w:w="60" w:type="dxa"/>
+              <w:right w:w="60" w:type="dxa"/>
+            </w:tcMar>
+          </w:tcPr>
+          <w:p/>
         </w:tc>
       </w:tr>
       <w:tr>
@@ -4874,170 +5026,24 @@
         </w:trPr>
         <w:tc>
           <w:tcPr>
-            <w:tcW w:type="dxa" w:w="3600"/>
-            <w:tcMar>
-              <w:top w:w="40" w:type="dxa"/>
-              <w:bottom w:w="40" w:type="dxa"/>
-              <w:left w:w="60" w:type="dxa"/>
-              <w:right w:w="60" w:type="dxa"/>
-            </w:tcMar>
-          </w:tcPr>
-          <w:p>
-            <w:r>
-              <w:rPr>
-                <w:sz w:val="15"/>
-              </w:rPr>
-              <w:t>3.4.1. Séances d'éducation sur l'hygiène de base pour patients et accompagnants</w:t>
-            </w:r>
-          </w:p>
-        </w:tc>
-        <w:tc>
-          <w:tcPr>
             <w:tcW w:type="dxa" w:w="2304"/>
-            <w:tcMar>
-              <w:top w:w="40" w:type="dxa"/>
-              <w:bottom w:w="40" w:type="dxa"/>
-              <w:left w:w="60" w:type="dxa"/>
-              <w:right w:w="60" w:type="dxa"/>
-            </w:tcMar>
-          </w:tcPr>
-          <w:p>
-            <w:r>
-              <w:rPr>
-                <w:sz w:val="15"/>
-              </w:rPr>
-              <w:t>Supports de sensibilisation usagers</w:t>
-            </w:r>
-          </w:p>
-        </w:tc>
-        <w:tc>
-          <w:tcPr>
-            <w:tcW w:type="dxa" w:w="648"/>
-            <w:tcMar>
-              <w:top w:w="40" w:type="dxa"/>
-              <w:bottom w:w="40" w:type="dxa"/>
-              <w:left w:w="30" w:type="dxa"/>
-              <w:right w:w="30" w:type="dxa"/>
-            </w:tcMar>
-          </w:tcPr>
-          <w:p>
-            <w:pPr>
-              <w:jc w:val="center"/>
-            </w:pPr>
-            <w:r>
-              <w:rPr>
-                <w:sz w:val="15"/>
-              </w:rPr>
-              <w:t>1</w:t>
-            </w:r>
-          </w:p>
-        </w:tc>
-        <w:tc>
-          <w:tcPr>
-            <w:tcW w:type="dxa" w:w="648"/>
-            <w:tcMar>
-              <w:top w:w="40" w:type="dxa"/>
-              <w:bottom w:w="40" w:type="dxa"/>
-              <w:left w:w="30" w:type="dxa"/>
-              <w:right w:w="30" w:type="dxa"/>
-            </w:tcMar>
-          </w:tcPr>
-          <w:p>
-            <w:pPr>
-              <w:jc w:val="center"/>
-            </w:pPr>
-            <w:r>
-              <w:rPr>
-                <w:sz w:val="15"/>
-              </w:rPr>
-              <w:t>1</w:t>
-            </w:r>
-          </w:p>
-        </w:tc>
-        <w:tc>
-          <w:tcPr>
-            <w:tcW w:type="dxa" w:w="1728"/>
-            <w:tcMar>
-              <w:top w:w="40" w:type="dxa"/>
-              <w:bottom w:w="40" w:type="dxa"/>
-              <w:left w:w="40" w:type="dxa"/>
-              <w:right w:w="40" w:type="dxa"/>
-            </w:tcMar>
-          </w:tcPr>
-          <w:p>
-            <w:pPr>
-              <w:jc w:val="right"/>
-            </w:pPr>
-            <w:r>
-              <w:rPr>
-                <w:sz w:val="15"/>
-              </w:rPr>
-              <w:t>150,000</w:t>
-            </w:r>
-          </w:p>
-        </w:tc>
-        <w:tc>
-          <w:tcPr>
-            <w:tcW w:type="dxa" w:w="1872"/>
-            <w:tcMar>
-              <w:top w:w="40" w:type="dxa"/>
-              <w:bottom w:w="40" w:type="dxa"/>
-              <w:left w:w="40" w:type="dxa"/>
-              <w:right w:w="40" w:type="dxa"/>
-            </w:tcMar>
-          </w:tcPr>
-          <w:p>
-            <w:pPr>
-              <w:jc w:val="right"/>
-            </w:pPr>
+            <w:gridSpan w:val="8"/>
+            <w:shd w:fill="D9E1F2"/>
+            <w:tcMar>
+              <w:top w:w="50" w:type="dxa"/>
+              <w:bottom w:w="50" w:type="dxa"/>
+              <w:left w:w="80" w:type="dxa"/>
+              <w:right w:w="80" w:type="dxa"/>
+            </w:tcMar>
+          </w:tcPr>
+          <w:p>
             <w:r>
               <w:rPr>
                 <w:b/>
-                <w:sz w:val="15"/>
-              </w:rPr>
-              <w:t>150,000</w:t>
-            </w:r>
-          </w:p>
-        </w:tc>
-        <w:tc>
-          <w:tcPr>
-            <w:tcW w:type="dxa" w:w="1872"/>
-            <w:tcMar>
-              <w:top w:w="40" w:type="dxa"/>
-              <w:bottom w:w="40" w:type="dxa"/>
-              <w:left w:w="40" w:type="dxa"/>
-              <w:right w:w="40" w:type="dxa"/>
-            </w:tcMar>
-          </w:tcPr>
-          <w:p>
-            <w:pPr>
-              <w:jc w:val="center"/>
-            </w:pPr>
-            <w:r>
-              <w:rPr>
-                <w:b/>
-                <w:sz w:val="15"/>
-              </w:rPr>
-              <w:t>Fonds propres</w:t>
-            </w:r>
-          </w:p>
-        </w:tc>
-        <w:tc>
-          <w:tcPr>
-            <w:tcW w:type="dxa" w:w="2304"/>
-            <w:tcMar>
-              <w:top w:w="40" w:type="dxa"/>
-              <w:bottom w:w="40" w:type="dxa"/>
-              <w:left w:w="50" w:type="dxa"/>
-              <w:right w:w="50" w:type="dxa"/>
-            </w:tcMar>
-          </w:tcPr>
-          <w:p>
-            <w:r>
-              <w:rPr>
-                <w:sz w:val="14"/>
-              </w:rPr>
-              <w:t>Boîtes à images, affiches pédagogiques et dépliants</w:t>
+                <w:color w:val="1B365D"/>
+                <w:sz w:val="17"/>
+              </w:rPr>
+              <w:t>OS III : FORMATION, ÉDUCATION EN PCI ET CONGRÈS SCIENTIFIQUES</w:t>
             </w:r>
           </w:p>
         </w:tc>
@@ -5061,7 +5067,7 @@
               <w:rPr>
                 <w:sz w:val="15"/>
               </w:rPr>
-              <w:t>3.5.1. Participation aux congrès scientifiques de PCI (SB2HPCI / HBEEPTI - 15 pers)</w:t>
+              <w:t>3.1.1. Élaborer le planning annuel de formation du personnel en PCI</w:t>
             </w:r>
           </w:p>
         </w:tc>
@@ -5080,7 +5086,7 @@
               <w:rPr>
                 <w:sz w:val="15"/>
               </w:rPr>
-              <w:t>Inscriptions &amp; frais de mission</w:t>
+              <w:t>Fournitures de bureau</w:t>
             </w:r>
           </w:p>
         </w:tc>
@@ -5102,7 +5108,7 @@
               <w:rPr>
                 <w:sz w:val="15"/>
               </w:rPr>
-              <w:t>15</w:t>
+              <w:t>1</w:t>
             </w:r>
           </w:p>
         </w:tc>
@@ -5146,7 +5152,7 @@
               <w:rPr>
                 <w:sz w:val="15"/>
               </w:rPr>
-              <w:t>40,000</w:t>
+              <w:t>10,000</w:t>
             </w:r>
           </w:p>
         </w:tc>
@@ -5169,7 +5175,7 @@
                 <w:b/>
                 <w:sz w:val="15"/>
               </w:rPr>
-              <w:t>600,000</w:t>
+              <w:t>10,000</w:t>
             </w:r>
           </w:p>
         </w:tc>
@@ -5211,7 +5217,7 @@
               <w:rPr>
                 <w:sz w:val="14"/>
               </w:rPr>
-              <w:t>Réf. PTA CLIN tableau 1 ligne 6 (600 000 FCFA pour 15 participants)</w:t>
+              <w:t>Planification annuelle et fiches pédagogiques</w:t>
             </w:r>
           </w:p>
         </w:tc>
@@ -5223,10 +5229,9 @@
         <w:tc>
           <w:tcPr>
             <w:tcW w:type="dxa" w:w="3600"/>
-            <w:shd w:fill="E2EFDA"/>
-            <w:tcMar>
-              <w:top w:w="50" w:type="dxa"/>
-              <w:bottom w:w="50" w:type="dxa"/>
+            <w:tcMar>
+              <w:top w:w="40" w:type="dxa"/>
+              <w:bottom w:w="40" w:type="dxa"/>
               <w:left w:w="60" w:type="dxa"/>
               <w:right w:w="60" w:type="dxa"/>
             </w:tcMar>
@@ -5234,75 +5239,105 @@
           <w:p>
             <w:r>
               <w:rPr>
-                <w:b/>
-                <w:color w:val="1B365D"/>
-                <w:sz w:val="16"/>
-              </w:rPr>
-              <w:t>Sous-total OS III</w:t>
+                <w:sz w:val="15"/>
+              </w:rPr>
+              <w:t>3.1.2. Planning de formation continue de l'équipe PCI et formateurs internes</w:t>
             </w:r>
           </w:p>
         </w:tc>
         <w:tc>
           <w:tcPr>
             <w:tcW w:type="dxa" w:w="2304"/>
-            <w:shd w:fill="E2EFDA"/>
-            <w:tcMar>
-              <w:top w:w="50" w:type="dxa"/>
-              <w:bottom w:w="50" w:type="dxa"/>
+            <w:tcMar>
+              <w:top w:w="40" w:type="dxa"/>
+              <w:bottom w:w="40" w:type="dxa"/>
               <w:left w:w="60" w:type="dxa"/>
               <w:right w:w="60" w:type="dxa"/>
             </w:tcMar>
           </w:tcPr>
-          <w:p/>
+          <w:p>
+            <w:r>
+              <w:rPr>
+                <w:sz w:val="15"/>
+              </w:rPr>
+              <w:t>Documentation technique</w:t>
+            </w:r>
+          </w:p>
         </w:tc>
         <w:tc>
           <w:tcPr>
             <w:tcW w:type="dxa" w:w="648"/>
-            <w:shd w:fill="E2EFDA"/>
-            <w:tcMar>
-              <w:top w:w="50" w:type="dxa"/>
-              <w:bottom w:w="50" w:type="dxa"/>
-              <w:left w:w="60" w:type="dxa"/>
-              <w:right w:w="60" w:type="dxa"/>
-            </w:tcMar>
-          </w:tcPr>
-          <w:p/>
+            <w:tcMar>
+              <w:top w:w="40" w:type="dxa"/>
+              <w:bottom w:w="40" w:type="dxa"/>
+              <w:left w:w="30" w:type="dxa"/>
+              <w:right w:w="30" w:type="dxa"/>
+            </w:tcMar>
+          </w:tcPr>
+          <w:p>
+            <w:pPr>
+              <w:jc w:val="center"/>
+            </w:pPr>
+            <w:r>
+              <w:rPr>
+                <w:sz w:val="15"/>
+              </w:rPr>
+              <w:t>1</w:t>
+            </w:r>
+          </w:p>
         </w:tc>
         <w:tc>
           <w:tcPr>
             <w:tcW w:type="dxa" w:w="648"/>
-            <w:shd w:fill="E2EFDA"/>
-            <w:tcMar>
-              <w:top w:w="50" w:type="dxa"/>
-              <w:bottom w:w="50" w:type="dxa"/>
-              <w:left w:w="60" w:type="dxa"/>
-              <w:right w:w="60" w:type="dxa"/>
-            </w:tcMar>
-          </w:tcPr>
-          <w:p/>
+            <w:tcMar>
+              <w:top w:w="40" w:type="dxa"/>
+              <w:bottom w:w="40" w:type="dxa"/>
+              <w:left w:w="30" w:type="dxa"/>
+              <w:right w:w="30" w:type="dxa"/>
+            </w:tcMar>
+          </w:tcPr>
+          <w:p>
+            <w:pPr>
+              <w:jc w:val="center"/>
+            </w:pPr>
+            <w:r>
+              <w:rPr>
+                <w:sz w:val="15"/>
+              </w:rPr>
+              <w:t>1</w:t>
+            </w:r>
+          </w:p>
         </w:tc>
         <w:tc>
           <w:tcPr>
             <w:tcW w:type="dxa" w:w="1728"/>
-            <w:shd w:fill="E2EFDA"/>
-            <w:tcMar>
-              <w:top w:w="50" w:type="dxa"/>
-              <w:bottom w:w="50" w:type="dxa"/>
-              <w:left w:w="60" w:type="dxa"/>
-              <w:right w:w="60" w:type="dxa"/>
-            </w:tcMar>
-          </w:tcPr>
-          <w:p/>
+            <w:tcMar>
+              <w:top w:w="40" w:type="dxa"/>
+              <w:bottom w:w="40" w:type="dxa"/>
+              <w:left w:w="40" w:type="dxa"/>
+              <w:right w:w="40" w:type="dxa"/>
+            </w:tcMar>
+          </w:tcPr>
+          <w:p>
+            <w:pPr>
+              <w:jc w:val="right"/>
+            </w:pPr>
+            <w:r>
+              <w:rPr>
+                <w:sz w:val="15"/>
+              </w:rPr>
+              <w:t>25,000</w:t>
+            </w:r>
+          </w:p>
         </w:tc>
         <w:tc>
           <w:tcPr>
             <w:tcW w:type="dxa" w:w="1872"/>
-            <w:shd w:fill="E2EFDA"/>
-            <w:tcMar>
-              <w:top w:w="50" w:type="dxa"/>
-              <w:bottom w:w="50" w:type="dxa"/>
-              <w:left w:w="60" w:type="dxa"/>
-              <w:right w:w="60" w:type="dxa"/>
+            <w:tcMar>
+              <w:top w:w="40" w:type="dxa"/>
+              <w:bottom w:w="40" w:type="dxa"/>
+              <w:left w:w="40" w:type="dxa"/>
+              <w:right w:w="40" w:type="dxa"/>
             </w:tcMar>
           </w:tcPr>
           <w:p>
@@ -5312,38 +5347,53 @@
             <w:r>
               <w:rPr>
                 <w:b/>
-                <w:color w:val="1B365D"/>
-                <w:sz w:val="16"/>
-              </w:rPr>
-              <w:t>1,585,000</w:t>
+                <w:sz w:val="15"/>
+              </w:rPr>
+              <w:t>25,000</w:t>
             </w:r>
           </w:p>
         </w:tc>
         <w:tc>
           <w:tcPr>
             <w:tcW w:type="dxa" w:w="1872"/>
-            <w:shd w:fill="E2EFDA"/>
-            <w:tcMar>
-              <w:top w:w="50" w:type="dxa"/>
-              <w:bottom w:w="50" w:type="dxa"/>
-              <w:left w:w="60" w:type="dxa"/>
-              <w:right w:w="60" w:type="dxa"/>
-            </w:tcMar>
-          </w:tcPr>
-          <w:p/>
+            <w:tcMar>
+              <w:top w:w="40" w:type="dxa"/>
+              <w:bottom w:w="40" w:type="dxa"/>
+              <w:left w:w="40" w:type="dxa"/>
+              <w:right w:w="40" w:type="dxa"/>
+            </w:tcMar>
+          </w:tcPr>
+          <w:p>
+            <w:pPr>
+              <w:jc w:val="center"/>
+            </w:pPr>
+            <w:r>
+              <w:rPr>
+                <w:b/>
+                <w:sz w:val="15"/>
+              </w:rPr>
+              <w:t>Fonds propres</w:t>
+            </w:r>
+          </w:p>
         </w:tc>
         <w:tc>
           <w:tcPr>
             <w:tcW w:type="dxa" w:w="2304"/>
-            <w:shd w:fill="E2EFDA"/>
-            <w:tcMar>
-              <w:top w:w="50" w:type="dxa"/>
-              <w:bottom w:w="50" w:type="dxa"/>
-              <w:left w:w="60" w:type="dxa"/>
-              <w:right w:w="60" w:type="dxa"/>
-            </w:tcMar>
-          </w:tcPr>
-          <w:p/>
+            <w:tcMar>
+              <w:top w:w="40" w:type="dxa"/>
+              <w:bottom w:w="40" w:type="dxa"/>
+              <w:left w:w="50" w:type="dxa"/>
+              <w:right w:w="50" w:type="dxa"/>
+            </w:tcMar>
+          </w:tcPr>
+          <w:p>
+            <w:r>
+              <w:rPr>
+                <w:sz w:val="14"/>
+              </w:rPr>
+              <w:t>Guides avancés et modules de perfectionnement</w:t>
+            </w:r>
+          </w:p>
         </w:tc>
       </w:tr>
       <w:tr>
@@ -5352,24 +5402,170 @@
         </w:trPr>
         <w:tc>
           <w:tcPr>
+            <w:tcW w:type="dxa" w:w="3600"/>
+            <w:tcMar>
+              <w:top w:w="40" w:type="dxa"/>
+              <w:bottom w:w="40" w:type="dxa"/>
+              <w:left w:w="60" w:type="dxa"/>
+              <w:right w:w="60" w:type="dxa"/>
+            </w:tcMar>
+          </w:tcPr>
+          <w:p>
+            <w:r>
+              <w:rPr>
+                <w:sz w:val="15"/>
+              </w:rPr>
+              <w:t>3.1.3. Former le personnel soignant aux Précautions Standard &amp; Complémentaires (500 pers)</w:t>
+            </w:r>
+          </w:p>
+        </w:tc>
+        <w:tc>
+          <w:tcPr>
             <w:tcW w:type="dxa" w:w="2304"/>
-            <w:gridSpan w:val="8"/>
-            <w:shd w:fill="D9E1F2"/>
-            <w:tcMar>
-              <w:top w:w="50" w:type="dxa"/>
-              <w:bottom w:w="50" w:type="dxa"/>
-              <w:left w:w="80" w:type="dxa"/>
-              <w:right w:w="80" w:type="dxa"/>
-            </w:tcMar>
-          </w:tcPr>
-          <w:p>
+            <w:tcMar>
+              <w:top w:w="40" w:type="dxa"/>
+              <w:bottom w:w="40" w:type="dxa"/>
+              <w:left w:w="60" w:type="dxa"/>
+              <w:right w:w="60" w:type="dxa"/>
+            </w:tcMar>
+          </w:tcPr>
+          <w:p>
+            <w:r>
+              <w:rPr>
+                <w:sz w:val="15"/>
+              </w:rPr>
+              <w:t>Ressources financières / Formation</w:t>
+            </w:r>
+          </w:p>
+        </w:tc>
+        <w:tc>
+          <w:tcPr>
+            <w:tcW w:type="dxa" w:w="648"/>
+            <w:tcMar>
+              <w:top w:w="40" w:type="dxa"/>
+              <w:bottom w:w="40" w:type="dxa"/>
+              <w:left w:w="30" w:type="dxa"/>
+              <w:right w:w="30" w:type="dxa"/>
+            </w:tcMar>
+          </w:tcPr>
+          <w:p>
+            <w:pPr>
+              <w:jc w:val="center"/>
+            </w:pPr>
+            <w:r>
+              <w:rPr>
+                <w:sz w:val="15"/>
+              </w:rPr>
+              <w:t>1</w:t>
+            </w:r>
+          </w:p>
+        </w:tc>
+        <w:tc>
+          <w:tcPr>
+            <w:tcW w:type="dxa" w:w="648"/>
+            <w:tcMar>
+              <w:top w:w="40" w:type="dxa"/>
+              <w:bottom w:w="40" w:type="dxa"/>
+              <w:left w:w="30" w:type="dxa"/>
+              <w:right w:w="30" w:type="dxa"/>
+            </w:tcMar>
+          </w:tcPr>
+          <w:p>
+            <w:pPr>
+              <w:jc w:val="center"/>
+            </w:pPr>
+            <w:r>
+              <w:rPr>
+                <w:sz w:val="15"/>
+              </w:rPr>
+              <w:t>1</w:t>
+            </w:r>
+          </w:p>
+        </w:tc>
+        <w:tc>
+          <w:tcPr>
+            <w:tcW w:type="dxa" w:w="1728"/>
+            <w:tcMar>
+              <w:top w:w="40" w:type="dxa"/>
+              <w:bottom w:w="40" w:type="dxa"/>
+              <w:left w:w="40" w:type="dxa"/>
+              <w:right w:w="40" w:type="dxa"/>
+            </w:tcMar>
+          </w:tcPr>
+          <w:p>
+            <w:pPr>
+              <w:jc w:val="right"/>
+            </w:pPr>
+            <w:r>
+              <w:rPr>
+                <w:sz w:val="15"/>
+              </w:rPr>
+              <w:t>500,000</w:t>
+            </w:r>
+          </w:p>
+        </w:tc>
+        <w:tc>
+          <w:tcPr>
+            <w:tcW w:type="dxa" w:w="1872"/>
+            <w:tcMar>
+              <w:top w:w="40" w:type="dxa"/>
+              <w:bottom w:w="40" w:type="dxa"/>
+              <w:left w:w="40" w:type="dxa"/>
+              <w:right w:w="40" w:type="dxa"/>
+            </w:tcMar>
+          </w:tcPr>
+          <w:p>
+            <w:pPr>
+              <w:jc w:val="right"/>
+            </w:pPr>
             <w:r>
               <w:rPr>
                 <w:b/>
-                <w:color w:val="1B365D"/>
-                <w:sz w:val="17"/>
-              </w:rPr>
-              <w:t>OS IV : GOUVERNANCE ET PILOTAGE STRATÉGIQUE (CLIN &amp; EOPCI)</w:t>
+                <w:sz w:val="15"/>
+              </w:rPr>
+              <w:t>500,000</w:t>
+            </w:r>
+          </w:p>
+        </w:tc>
+        <w:tc>
+          <w:tcPr>
+            <w:tcW w:type="dxa" w:w="1872"/>
+            <w:tcMar>
+              <w:top w:w="40" w:type="dxa"/>
+              <w:bottom w:w="40" w:type="dxa"/>
+              <w:left w:w="40" w:type="dxa"/>
+              <w:right w:w="40" w:type="dxa"/>
+            </w:tcMar>
+          </w:tcPr>
+          <w:p>
+            <w:pPr>
+              <w:jc w:val="center"/>
+            </w:pPr>
+            <w:r>
+              <w:rPr>
+                <w:b/>
+                <w:sz w:val="15"/>
+              </w:rPr>
+              <w:t>Fonds propres</w:t>
+            </w:r>
+          </w:p>
+        </w:tc>
+        <w:tc>
+          <w:tcPr>
+            <w:tcW w:type="dxa" w:w="2304"/>
+            <w:tcMar>
+              <w:top w:w="40" w:type="dxa"/>
+              <w:bottom w:w="40" w:type="dxa"/>
+              <w:left w:w="50" w:type="dxa"/>
+              <w:right w:w="50" w:type="dxa"/>
+            </w:tcMar>
+          </w:tcPr>
+          <w:p>
+            <w:r>
+              <w:rPr>
+                <w:sz w:val="14"/>
+              </w:rPr>
+              <w:t>Réf. PTA CLIN tableau 1 ligne 3 (500 000 FCFA pour 500 agents)</w:t>
             </w:r>
           </w:p>
         </w:tc>
@@ -5393,7 +5589,7 @@
               <w:rPr>
                 <w:sz w:val="15"/>
               </w:rPr>
-              <w:t>4.1.1. Réunions hebdomadaires de coordination de l'EOPCI (52 semaines)</w:t>
+              <w:t>3.1.4. Sessions sur les techniques de lavage des mains pour soignants et connexes</w:t>
             </w:r>
           </w:p>
         </w:tc>
@@ -5412,7 +5608,7 @@
               <w:rPr>
                 <w:sz w:val="15"/>
               </w:rPr>
-              <w:t>Fournitures de bureau</w:t>
+              <w:t>Ateliers pratiques &amp; consommables</w:t>
             </w:r>
           </w:p>
         </w:tc>
@@ -5478,7 +5674,7 @@
               <w:rPr>
                 <w:sz w:val="15"/>
               </w:rPr>
-              <w:t>30,000</w:t>
+              <w:t>150,000</w:t>
             </w:r>
           </w:p>
         </w:tc>
@@ -5501,7 +5697,7 @@
                 <w:b/>
                 <w:sz w:val="15"/>
               </w:rPr>
-              <w:t>30,000</w:t>
+              <w:t>150,000</w:t>
             </w:r>
           </w:p>
         </w:tc>
@@ -5543,7 +5739,7 @@
               <w:rPr>
                 <w:sz w:val="14"/>
               </w:rPr>
-              <w:t>Registres d'actes, papeterie et archivage</w:t>
+              <w:t>Démonstrations pratiques, flacons de PHA, réactifs UV et ateliers</w:t>
             </w:r>
           </w:p>
         </w:tc>
@@ -5567,7 +5763,7 @@
               <w:rPr>
                 <w:sz w:val="15"/>
               </w:rPr>
-              <w:t>4.2.1. Sessions trimestrielles du CLIN (collation 15 pers x 4 sessions)</w:t>
+              <w:t>3.2.1. Former agents d'entretien et aides-soignants au bionettoyage et DBM (300 pers)</w:t>
             </w:r>
           </w:p>
         </w:tc>
@@ -5586,7 +5782,7 @@
               <w:rPr>
                 <w:sz w:val="15"/>
               </w:rPr>
-              <w:t>Pause café</w:t>
+              <w:t>Ressources financières / Formation</w:t>
             </w:r>
           </w:p>
         </w:tc>
@@ -5608,7 +5804,7 @@
               <w:rPr>
                 <w:sz w:val="15"/>
               </w:rPr>
-              <w:t>60</w:t>
+              <w:t>1</w:t>
             </w:r>
           </w:p>
         </w:tc>
@@ -5652,7 +5848,7 @@
               <w:rPr>
                 <w:sz w:val="15"/>
               </w:rPr>
-              <w:t>2,500</w:t>
+              <w:t>300,000</w:t>
             </w:r>
           </w:p>
         </w:tc>
@@ -5675,7 +5871,7 @@
                 <w:b/>
                 <w:sz w:val="15"/>
               </w:rPr>
-              <w:t>150,000</w:t>
+              <w:t>300,000</w:t>
             </w:r>
           </w:p>
         </w:tc>
@@ -5717,7 +5913,7 @@
               <w:rPr>
                 <w:sz w:val="14"/>
               </w:rPr>
-              <w:t>Collation pour 4 sessions trimestrielles de 15 membres</w:t>
+              <w:t>Réf. PTA CLIN tableau 1 ligne 4 (300 000 FCFA pour 300 agents)</w:t>
             </w:r>
           </w:p>
         </w:tc>
@@ -5741,7 +5937,7 @@
               <w:rPr>
                 <w:sz w:val="15"/>
               </w:rPr>
-              <w:t>4.2.1 bis. Sessions trimestrielles du CLIN (dossiers et fournitures)</w:t>
+              <w:t>3.3.1. Séances d'éducation sur l'hygiène de base pour patients et accompagnants</w:t>
             </w:r>
           </w:p>
         </w:tc>
@@ -5760,7 +5956,7 @@
               <w:rPr>
                 <w:sz w:val="15"/>
               </w:rPr>
-              <w:t>Fournitures de bureau</w:t>
+              <w:t>Supports de sensibilisation usagers</w:t>
             </w:r>
           </w:p>
         </w:tc>
@@ -5782,7 +5978,7 @@
               <w:rPr>
                 <w:sz w:val="15"/>
               </w:rPr>
-              <w:t>4</w:t>
+              <w:t>1</w:t>
             </w:r>
           </w:p>
         </w:tc>
@@ -5826,7 +6022,7 @@
               <w:rPr>
                 <w:sz w:val="15"/>
               </w:rPr>
-              <w:t>5,000</w:t>
+              <w:t>150,000</w:t>
             </w:r>
           </w:p>
         </w:tc>
@@ -5849,7 +6045,7 @@
                 <w:b/>
                 <w:sz w:val="15"/>
               </w:rPr>
-              <w:t>20,000</w:t>
+              <w:t>150,000</w:t>
             </w:r>
           </w:p>
         </w:tc>
@@ -5891,7 +6087,7 @@
               <w:rPr>
                 <w:sz w:val="14"/>
               </w:rPr>
-              <w:t>Dossiers reliés pour les 4 sessions du CLIN</w:t>
+              <w:t>Boîtes à images, affiches pédagogiques et dépliants usagers</w:t>
             </w:r>
           </w:p>
         </w:tc>
@@ -5915,7 +6111,7 @@
               <w:rPr>
                 <w:sz w:val="15"/>
               </w:rPr>
-              <w:t>4.3.1. Suivi rapproché de la mise en œuvre des décisions du CLIN</w:t>
+              <w:t>3.4.1. Participation aux congrès scientifiques de PCI (SB2HPCI / HBEEPTI - 15 pers)</w:t>
             </w:r>
           </w:p>
         </w:tc>
@@ -5934,7 +6130,7 @@
               <w:rPr>
                 <w:sz w:val="15"/>
               </w:rPr>
-              <w:t>Néant (suivi régulier)</w:t>
+              <w:t>Inscriptions &amp; frais de mission</w:t>
             </w:r>
           </w:p>
         </w:tc>
@@ -5956,7 +6152,7 @@
               <w:rPr>
                 <w:sz w:val="15"/>
               </w:rPr>
-              <w:t>-</w:t>
+              <w:t>15</w:t>
             </w:r>
           </w:p>
         </w:tc>
@@ -5978,7 +6174,7 @@
               <w:rPr>
                 <w:sz w:val="15"/>
               </w:rPr>
-              <w:t>-</w:t>
+              <w:t>1</w:t>
             </w:r>
           </w:p>
         </w:tc>
@@ -6000,7 +6196,7 @@
               <w:rPr>
                 <w:sz w:val="15"/>
               </w:rPr>
-              <w:t>-</w:t>
+              <w:t>40,000</w:t>
             </w:r>
           </w:p>
         </w:tc>
@@ -6023,7 +6219,7 @@
                 <w:b/>
                 <w:sz w:val="15"/>
               </w:rPr>
-              <w:t>-</w:t>
+              <w:t>600,000</w:t>
             </w:r>
           </w:p>
         </w:tc>
@@ -6043,9 +6239,10 @@
             </w:pPr>
             <w:r>
               <w:rPr>
-                <w:sz w:val="15"/>
-              </w:rPr>
-              <w:t>Néant</w:t>
+                <w:b/>
+                <w:sz w:val="15"/>
+              </w:rPr>
+              <w:t>Fonds propres</w:t>
             </w:r>
           </w:p>
         </w:tc>
@@ -6064,7 +6261,7 @@
               <w:rPr>
                 <w:sz w:val="14"/>
               </w:rPr>
-              <w:t>Tableau de bord de suivi renseigné par l'EOPCI</w:t>
+              <w:t>Réf. PTA CLIN tableau 1 ligne 6 (600 000 FCFA pour 15 participants)</w:t>
             </w:r>
           </w:p>
         </w:tc>
@@ -6076,10 +6273,9 @@
         <w:tc>
           <w:tcPr>
             <w:tcW w:type="dxa" w:w="3600"/>
-            <w:shd w:fill="E2EFDA"/>
-            <w:tcMar>
-              <w:top w:w="50" w:type="dxa"/>
-              <w:bottom w:w="50" w:type="dxa"/>
+            <w:tcMar>
+              <w:top w:w="40" w:type="dxa"/>
+              <w:bottom w:w="40" w:type="dxa"/>
               <w:left w:w="60" w:type="dxa"/>
               <w:right w:w="60" w:type="dxa"/>
             </w:tcMar>
@@ -6087,75 +6283,105 @@
           <w:p>
             <w:r>
               <w:rPr>
-                <w:b/>
-                <w:color w:val="1B365D"/>
-                <w:sz w:val="16"/>
-              </w:rPr>
-              <w:t>Sous-total OS IV</w:t>
+                <w:sz w:val="15"/>
+              </w:rPr>
+              <w:t>3.4.2. Présentation de communications scientifiques et posters au congrès SB2HPCI</w:t>
             </w:r>
           </w:p>
         </w:tc>
         <w:tc>
           <w:tcPr>
             <w:tcW w:type="dxa" w:w="2304"/>
-            <w:shd w:fill="E2EFDA"/>
-            <w:tcMar>
-              <w:top w:w="50" w:type="dxa"/>
-              <w:bottom w:w="50" w:type="dxa"/>
+            <w:tcMar>
+              <w:top w:w="40" w:type="dxa"/>
+              <w:bottom w:w="40" w:type="dxa"/>
               <w:left w:w="60" w:type="dxa"/>
               <w:right w:w="60" w:type="dxa"/>
             </w:tcMar>
           </w:tcPr>
-          <w:p/>
+          <w:p>
+            <w:r>
+              <w:rPr>
+                <w:sz w:val="15"/>
+              </w:rPr>
+              <w:t>Communications scientifiques &amp; posters</w:t>
+            </w:r>
+          </w:p>
         </w:tc>
         <w:tc>
           <w:tcPr>
             <w:tcW w:type="dxa" w:w="648"/>
-            <w:shd w:fill="E2EFDA"/>
-            <w:tcMar>
-              <w:top w:w="50" w:type="dxa"/>
-              <w:bottom w:w="50" w:type="dxa"/>
-              <w:left w:w="60" w:type="dxa"/>
-              <w:right w:w="60" w:type="dxa"/>
-            </w:tcMar>
-          </w:tcPr>
-          <w:p/>
+            <w:tcMar>
+              <w:top w:w="40" w:type="dxa"/>
+              <w:bottom w:w="40" w:type="dxa"/>
+              <w:left w:w="30" w:type="dxa"/>
+              <w:right w:w="30" w:type="dxa"/>
+            </w:tcMar>
+          </w:tcPr>
+          <w:p>
+            <w:pPr>
+              <w:jc w:val="center"/>
+            </w:pPr>
+            <w:r>
+              <w:rPr>
+                <w:sz w:val="15"/>
+              </w:rPr>
+              <w:t>1</w:t>
+            </w:r>
+          </w:p>
         </w:tc>
         <w:tc>
           <w:tcPr>
             <w:tcW w:type="dxa" w:w="648"/>
-            <w:shd w:fill="E2EFDA"/>
-            <w:tcMar>
-              <w:top w:w="50" w:type="dxa"/>
-              <w:bottom w:w="50" w:type="dxa"/>
-              <w:left w:w="60" w:type="dxa"/>
-              <w:right w:w="60" w:type="dxa"/>
-            </w:tcMar>
-          </w:tcPr>
-          <w:p/>
+            <w:tcMar>
+              <w:top w:w="40" w:type="dxa"/>
+              <w:bottom w:w="40" w:type="dxa"/>
+              <w:left w:w="30" w:type="dxa"/>
+              <w:right w:w="30" w:type="dxa"/>
+            </w:tcMar>
+          </w:tcPr>
+          <w:p>
+            <w:pPr>
+              <w:jc w:val="center"/>
+            </w:pPr>
+            <w:r>
+              <w:rPr>
+                <w:sz w:val="15"/>
+              </w:rPr>
+              <w:t>1</w:t>
+            </w:r>
+          </w:p>
         </w:tc>
         <w:tc>
           <w:tcPr>
             <w:tcW w:type="dxa" w:w="1728"/>
-            <w:shd w:fill="E2EFDA"/>
-            <w:tcMar>
-              <w:top w:w="50" w:type="dxa"/>
-              <w:bottom w:w="50" w:type="dxa"/>
-              <w:left w:w="60" w:type="dxa"/>
-              <w:right w:w="60" w:type="dxa"/>
-            </w:tcMar>
-          </w:tcPr>
-          <w:p/>
+            <w:tcMar>
+              <w:top w:w="40" w:type="dxa"/>
+              <w:bottom w:w="40" w:type="dxa"/>
+              <w:left w:w="40" w:type="dxa"/>
+              <w:right w:w="40" w:type="dxa"/>
+            </w:tcMar>
+          </w:tcPr>
+          <w:p>
+            <w:pPr>
+              <w:jc w:val="right"/>
+            </w:pPr>
+            <w:r>
+              <w:rPr>
+                <w:sz w:val="15"/>
+              </w:rPr>
+              <w:t>150,000</w:t>
+            </w:r>
+          </w:p>
         </w:tc>
         <w:tc>
           <w:tcPr>
             <w:tcW w:type="dxa" w:w="1872"/>
-            <w:shd w:fill="E2EFDA"/>
-            <w:tcMar>
-              <w:top w:w="50" w:type="dxa"/>
-              <w:bottom w:w="50" w:type="dxa"/>
-              <w:left w:w="60" w:type="dxa"/>
-              <w:right w:w="60" w:type="dxa"/>
+            <w:tcMar>
+              <w:top w:w="40" w:type="dxa"/>
+              <w:bottom w:w="40" w:type="dxa"/>
+              <w:left w:w="40" w:type="dxa"/>
+              <w:right w:w="40" w:type="dxa"/>
             </w:tcMar>
           </w:tcPr>
           <w:p>
@@ -6165,38 +6391,53 @@
             <w:r>
               <w:rPr>
                 <w:b/>
-                <w:color w:val="1B365D"/>
-                <w:sz w:val="16"/>
-              </w:rPr>
-              <w:t>200,000</w:t>
+                <w:sz w:val="15"/>
+              </w:rPr>
+              <w:t>150,000</w:t>
             </w:r>
           </w:p>
         </w:tc>
         <w:tc>
           <w:tcPr>
             <w:tcW w:type="dxa" w:w="1872"/>
-            <w:shd w:fill="E2EFDA"/>
-            <w:tcMar>
-              <w:top w:w="50" w:type="dxa"/>
-              <w:bottom w:w="50" w:type="dxa"/>
-              <w:left w:w="60" w:type="dxa"/>
-              <w:right w:w="60" w:type="dxa"/>
-            </w:tcMar>
-          </w:tcPr>
-          <w:p/>
+            <w:tcMar>
+              <w:top w:w="40" w:type="dxa"/>
+              <w:bottom w:w="40" w:type="dxa"/>
+              <w:left w:w="40" w:type="dxa"/>
+              <w:right w:w="40" w:type="dxa"/>
+            </w:tcMar>
+          </w:tcPr>
+          <w:p>
+            <w:pPr>
+              <w:jc w:val="center"/>
+            </w:pPr>
+            <w:r>
+              <w:rPr>
+                <w:b/>
+                <w:sz w:val="15"/>
+              </w:rPr>
+              <w:t>Fonds propres</w:t>
+            </w:r>
+          </w:p>
         </w:tc>
         <w:tc>
           <w:tcPr>
             <w:tcW w:type="dxa" w:w="2304"/>
-            <w:shd w:fill="E2EFDA"/>
-            <w:tcMar>
-              <w:top w:w="50" w:type="dxa"/>
-              <w:bottom w:w="50" w:type="dxa"/>
-              <w:left w:w="60" w:type="dxa"/>
-              <w:right w:w="60" w:type="dxa"/>
-            </w:tcMar>
-          </w:tcPr>
-          <w:p/>
+            <w:tcMar>
+              <w:top w:w="40" w:type="dxa"/>
+              <w:bottom w:w="40" w:type="dxa"/>
+              <w:left w:w="50" w:type="dxa"/>
+              <w:right w:w="50" w:type="dxa"/>
+            </w:tcMar>
+          </w:tcPr>
+          <w:p>
+            <w:r>
+              <w:rPr>
+                <w:sz w:val="14"/>
+              </w:rPr>
+              <w:t>Impression grand format de posters scientifiques et frais d'enregistrement</w:t>
+            </w:r>
+          </w:p>
         </w:tc>
       </w:tr>
       <w:tr>
@@ -6205,24 +6446,170 @@
         </w:trPr>
         <w:tc>
           <w:tcPr>
+            <w:tcW w:type="dxa" w:w="3600"/>
+            <w:tcMar>
+              <w:top w:w="40" w:type="dxa"/>
+              <w:bottom w:w="40" w:type="dxa"/>
+              <w:left w:w="60" w:type="dxa"/>
+              <w:right w:w="60" w:type="dxa"/>
+            </w:tcMar>
+          </w:tcPr>
+          <w:p>
+            <w:r>
+              <w:rPr>
+                <w:sz w:val="15"/>
+              </w:rPr>
+              <w:t>3.4.3. Organisation de la Journée internationale de l'hygiène des mains (5 mai)</w:t>
+            </w:r>
+          </w:p>
+        </w:tc>
+        <w:tc>
+          <w:tcPr>
             <w:tcW w:type="dxa" w:w="2304"/>
-            <w:gridSpan w:val="8"/>
-            <w:shd w:fill="D9E1F2"/>
-            <w:tcMar>
-              <w:top w:w="50" w:type="dxa"/>
-              <w:bottom w:w="50" w:type="dxa"/>
-              <w:left w:w="80" w:type="dxa"/>
-              <w:right w:w="80" w:type="dxa"/>
-            </w:tcMar>
-          </w:tcPr>
-          <w:p>
+            <w:tcMar>
+              <w:top w:w="40" w:type="dxa"/>
+              <w:bottom w:w="40" w:type="dxa"/>
+              <w:left w:w="60" w:type="dxa"/>
+              <w:right w:w="60" w:type="dxa"/>
+            </w:tcMar>
+          </w:tcPr>
+          <w:p>
+            <w:r>
+              <w:rPr>
+                <w:sz w:val="15"/>
+              </w:rPr>
+              <w:t>Événementiel &amp; communication</w:t>
+            </w:r>
+          </w:p>
+        </w:tc>
+        <w:tc>
+          <w:tcPr>
+            <w:tcW w:type="dxa" w:w="648"/>
+            <w:tcMar>
+              <w:top w:w="40" w:type="dxa"/>
+              <w:bottom w:w="40" w:type="dxa"/>
+              <w:left w:w="30" w:type="dxa"/>
+              <w:right w:w="30" w:type="dxa"/>
+            </w:tcMar>
+          </w:tcPr>
+          <w:p>
+            <w:pPr>
+              <w:jc w:val="center"/>
+            </w:pPr>
+            <w:r>
+              <w:rPr>
+                <w:sz w:val="15"/>
+              </w:rPr>
+              <w:t>1</w:t>
+            </w:r>
+          </w:p>
+        </w:tc>
+        <w:tc>
+          <w:tcPr>
+            <w:tcW w:type="dxa" w:w="648"/>
+            <w:tcMar>
+              <w:top w:w="40" w:type="dxa"/>
+              <w:bottom w:w="40" w:type="dxa"/>
+              <w:left w:w="30" w:type="dxa"/>
+              <w:right w:w="30" w:type="dxa"/>
+            </w:tcMar>
+          </w:tcPr>
+          <w:p>
+            <w:pPr>
+              <w:jc w:val="center"/>
+            </w:pPr>
+            <w:r>
+              <w:rPr>
+                <w:sz w:val="15"/>
+              </w:rPr>
+              <w:t>1</w:t>
+            </w:r>
+          </w:p>
+        </w:tc>
+        <w:tc>
+          <w:tcPr>
+            <w:tcW w:type="dxa" w:w="1728"/>
+            <w:tcMar>
+              <w:top w:w="40" w:type="dxa"/>
+              <w:bottom w:w="40" w:type="dxa"/>
+              <w:left w:w="40" w:type="dxa"/>
+              <w:right w:w="40" w:type="dxa"/>
+            </w:tcMar>
+          </w:tcPr>
+          <w:p>
+            <w:pPr>
+              <w:jc w:val="right"/>
+            </w:pPr>
+            <w:r>
+              <w:rPr>
+                <w:sz w:val="15"/>
+              </w:rPr>
+              <w:t>1,000,000</w:t>
+            </w:r>
+          </w:p>
+        </w:tc>
+        <w:tc>
+          <w:tcPr>
+            <w:tcW w:type="dxa" w:w="1872"/>
+            <w:tcMar>
+              <w:top w:w="40" w:type="dxa"/>
+              <w:bottom w:w="40" w:type="dxa"/>
+              <w:left w:w="40" w:type="dxa"/>
+              <w:right w:w="40" w:type="dxa"/>
+            </w:tcMar>
+          </w:tcPr>
+          <w:p>
+            <w:pPr>
+              <w:jc w:val="right"/>
+            </w:pPr>
             <w:r>
               <w:rPr>
                 <w:b/>
-                <w:color w:val="1B365D"/>
-                <w:sz w:val="17"/>
-              </w:rPr>
-              <w:t>OS V : SURVEILLANCE ÉPIDÉMIOLOGIQUE DES IAS ET INVESTIGATIONS MICROBIOLOGIQUES</w:t>
+                <w:sz w:val="15"/>
+              </w:rPr>
+              <w:t>1,000,000</w:t>
+            </w:r>
+          </w:p>
+        </w:tc>
+        <w:tc>
+          <w:tcPr>
+            <w:tcW w:type="dxa" w:w="1872"/>
+            <w:tcMar>
+              <w:top w:w="40" w:type="dxa"/>
+              <w:bottom w:w="40" w:type="dxa"/>
+              <w:left w:w="40" w:type="dxa"/>
+              <w:right w:w="40" w:type="dxa"/>
+            </w:tcMar>
+          </w:tcPr>
+          <w:p>
+            <w:pPr>
+              <w:jc w:val="center"/>
+            </w:pPr>
+            <w:r>
+              <w:rPr>
+                <w:b/>
+                <w:sz w:val="15"/>
+              </w:rPr>
+              <w:t>Fonds propres / PTF</w:t>
+            </w:r>
+          </w:p>
+        </w:tc>
+        <w:tc>
+          <w:tcPr>
+            <w:tcW w:type="dxa" w:w="2304"/>
+            <w:tcMar>
+              <w:top w:w="40" w:type="dxa"/>
+              <w:bottom w:w="40" w:type="dxa"/>
+              <w:left w:w="50" w:type="dxa"/>
+              <w:right w:w="50" w:type="dxa"/>
+            </w:tcMar>
+          </w:tcPr>
+          <w:p>
+            <w:r>
+              <w:rPr>
+                <w:sz w:val="14"/>
+              </w:rPr>
+              <w:t>Réf. PTA CLIN tableau 1 ligne 2 (1 000 000 FCFA / 500 participants)</w:t>
             </w:r>
           </w:p>
         </w:tc>
@@ -6234,9 +6621,10 @@
         <w:tc>
           <w:tcPr>
             <w:tcW w:type="dxa" w:w="3600"/>
-            <w:tcMar>
-              <w:top w:w="40" w:type="dxa"/>
-              <w:bottom w:w="40" w:type="dxa"/>
+            <w:shd w:fill="E2EFDA"/>
+            <w:tcMar>
+              <w:top w:w="50" w:type="dxa"/>
+              <w:bottom w:w="50" w:type="dxa"/>
               <w:left w:w="60" w:type="dxa"/>
               <w:right w:w="60" w:type="dxa"/>
             </w:tcMar>
@@ -6244,83 +6632,75 @@
           <w:p>
             <w:r>
               <w:rPr>
-                <w:sz w:val="15"/>
-              </w:rPr>
-              <w:t>5.1.1. Élaborer et valider le plan institutionnel de surveillance des IAS</w:t>
+                <w:b/>
+                <w:color w:val="1B365D"/>
+                <w:sz w:val="16"/>
+              </w:rPr>
+              <w:t>Sous-total OS III</w:t>
             </w:r>
           </w:p>
         </w:tc>
         <w:tc>
           <w:tcPr>
             <w:tcW w:type="dxa" w:w="2304"/>
-            <w:tcMar>
-              <w:top w:w="40" w:type="dxa"/>
-              <w:bottom w:w="40" w:type="dxa"/>
+            <w:shd w:fill="E2EFDA"/>
+            <w:tcMar>
+              <w:top w:w="50" w:type="dxa"/>
+              <w:bottom w:w="50" w:type="dxa"/>
               <w:left w:w="60" w:type="dxa"/>
               <w:right w:w="60" w:type="dxa"/>
             </w:tcMar>
           </w:tcPr>
-          <w:p>
-            <w:r>
-              <w:rPr>
-                <w:sz w:val="15"/>
-              </w:rPr>
-              <w:t>Fournitures de bureau &amp; reprographie</w:t>
-            </w:r>
-          </w:p>
+          <w:p/>
         </w:tc>
         <w:tc>
           <w:tcPr>
             <w:tcW w:type="dxa" w:w="648"/>
-            <w:tcMar>
-              <w:top w:w="40" w:type="dxa"/>
-              <w:bottom w:w="40" w:type="dxa"/>
-              <w:left w:w="30" w:type="dxa"/>
-              <w:right w:w="30" w:type="dxa"/>
-            </w:tcMar>
-          </w:tcPr>
-          <w:p>
-            <w:pPr>
-              <w:jc w:val="center"/>
-            </w:pPr>
-            <w:r>
-              <w:rPr>
-                <w:sz w:val="15"/>
-              </w:rPr>
-              <w:t>1</w:t>
-            </w:r>
-          </w:p>
+            <w:shd w:fill="E2EFDA"/>
+            <w:tcMar>
+              <w:top w:w="50" w:type="dxa"/>
+              <w:bottom w:w="50" w:type="dxa"/>
+              <w:left w:w="60" w:type="dxa"/>
+              <w:right w:w="60" w:type="dxa"/>
+            </w:tcMar>
+          </w:tcPr>
+          <w:p/>
         </w:tc>
         <w:tc>
           <w:tcPr>
             <w:tcW w:type="dxa" w:w="648"/>
-            <w:tcMar>
-              <w:top w:w="40" w:type="dxa"/>
-              <w:bottom w:w="40" w:type="dxa"/>
-              <w:left w:w="30" w:type="dxa"/>
-              <w:right w:w="30" w:type="dxa"/>
-            </w:tcMar>
-          </w:tcPr>
-          <w:p>
-            <w:pPr>
-              <w:jc w:val="center"/>
-            </w:pPr>
-            <w:r>
-              <w:rPr>
-                <w:sz w:val="15"/>
-              </w:rPr>
-              <w:t>1</w:t>
-            </w:r>
-          </w:p>
+            <w:shd w:fill="E2EFDA"/>
+            <w:tcMar>
+              <w:top w:w="50" w:type="dxa"/>
+              <w:bottom w:w="50" w:type="dxa"/>
+              <w:left w:w="60" w:type="dxa"/>
+              <w:right w:w="60" w:type="dxa"/>
+            </w:tcMar>
+          </w:tcPr>
+          <w:p/>
         </w:tc>
         <w:tc>
           <w:tcPr>
             <w:tcW w:type="dxa" w:w="1728"/>
-            <w:tcMar>
-              <w:top w:w="40" w:type="dxa"/>
-              <w:bottom w:w="40" w:type="dxa"/>
-              <w:left w:w="40" w:type="dxa"/>
-              <w:right w:w="40" w:type="dxa"/>
+            <w:shd w:fill="E2EFDA"/>
+            <w:tcMar>
+              <w:top w:w="50" w:type="dxa"/>
+              <w:bottom w:w="50" w:type="dxa"/>
+              <w:left w:w="60" w:type="dxa"/>
+              <w:right w:w="60" w:type="dxa"/>
+            </w:tcMar>
+          </w:tcPr>
+          <w:p/>
+        </w:tc>
+        <w:tc>
+          <w:tcPr>
+            <w:tcW w:type="dxa" w:w="1872"/>
+            <w:shd w:fill="E2EFDA"/>
+            <w:tcMar>
+              <w:top w:w="50" w:type="dxa"/>
+              <w:bottom w:w="50" w:type="dxa"/>
+              <w:left w:w="60" w:type="dxa"/>
+              <w:right w:w="60" w:type="dxa"/>
             </w:tcMar>
           </w:tcPr>
           <w:p>
@@ -6329,76 +6709,39 @@
             </w:pPr>
             <w:r>
               <w:rPr>
-                <w:sz w:val="15"/>
-              </w:rPr>
-              <w:t>50,000</w:t>
+                <w:b/>
+                <w:color w:val="1B365D"/>
+                <w:sz w:val="16"/>
+              </w:rPr>
+              <w:t>2,885,000</w:t>
             </w:r>
           </w:p>
         </w:tc>
         <w:tc>
           <w:tcPr>
             <w:tcW w:type="dxa" w:w="1872"/>
-            <w:tcMar>
-              <w:top w:w="40" w:type="dxa"/>
-              <w:bottom w:w="40" w:type="dxa"/>
-              <w:left w:w="40" w:type="dxa"/>
-              <w:right w:w="40" w:type="dxa"/>
-            </w:tcMar>
-          </w:tcPr>
-          <w:p>
-            <w:pPr>
-              <w:jc w:val="right"/>
-            </w:pPr>
-            <w:r>
-              <w:rPr>
-                <w:b/>
-                <w:sz w:val="15"/>
-              </w:rPr>
-              <w:t>50,000</w:t>
-            </w:r>
-          </w:p>
-        </w:tc>
-        <w:tc>
-          <w:tcPr>
-            <w:tcW w:type="dxa" w:w="1872"/>
-            <w:tcMar>
-              <w:top w:w="40" w:type="dxa"/>
-              <w:bottom w:w="40" w:type="dxa"/>
-              <w:left w:w="40" w:type="dxa"/>
-              <w:right w:w="40" w:type="dxa"/>
-            </w:tcMar>
-          </w:tcPr>
-          <w:p>
-            <w:pPr>
-              <w:jc w:val="center"/>
-            </w:pPr>
-            <w:r>
-              <w:rPr>
-                <w:b/>
-                <w:sz w:val="15"/>
-              </w:rPr>
-              <w:t>Fonds propres</w:t>
-            </w:r>
-          </w:p>
+            <w:shd w:fill="E2EFDA"/>
+            <w:tcMar>
+              <w:top w:w="50" w:type="dxa"/>
+              <w:bottom w:w="50" w:type="dxa"/>
+              <w:left w:w="60" w:type="dxa"/>
+              <w:right w:w="60" w:type="dxa"/>
+            </w:tcMar>
+          </w:tcPr>
+          <w:p/>
         </w:tc>
         <w:tc>
           <w:tcPr>
             <w:tcW w:type="dxa" w:w="2304"/>
-            <w:tcMar>
-              <w:top w:w="40" w:type="dxa"/>
-              <w:bottom w:w="40" w:type="dxa"/>
-              <w:left w:w="50" w:type="dxa"/>
-              <w:right w:w="50" w:type="dxa"/>
-            </w:tcMar>
-          </w:tcPr>
-          <w:p>
-            <w:r>
-              <w:rPr>
-                <w:sz w:val="14"/>
-              </w:rPr>
-              <w:t>Protocoles de surveillance et fiches de notification</w:t>
-            </w:r>
-          </w:p>
+            <w:shd w:fill="E2EFDA"/>
+            <w:tcMar>
+              <w:top w:w="50" w:type="dxa"/>
+              <w:bottom w:w="50" w:type="dxa"/>
+              <w:left w:w="60" w:type="dxa"/>
+              <w:right w:w="60" w:type="dxa"/>
+            </w:tcMar>
+          </w:tcPr>
+          <w:p/>
         </w:tc>
       </w:tr>
       <w:tr>
@@ -6407,170 +6750,24 @@
         </w:trPr>
         <w:tc>
           <w:tcPr>
-            <w:tcW w:type="dxa" w:w="3600"/>
-            <w:tcMar>
-              <w:top w:w="40" w:type="dxa"/>
-              <w:bottom w:w="40" w:type="dxa"/>
-              <w:left w:w="60" w:type="dxa"/>
-              <w:right w:w="60" w:type="dxa"/>
-            </w:tcMar>
-          </w:tcPr>
-          <w:p>
-            <w:r>
-              <w:rPr>
-                <w:sz w:val="15"/>
-              </w:rPr>
-              <w:t>5.2.1. Organisation de 2 enquêtes de prévalence un jour donné des IAS</w:t>
-            </w:r>
-          </w:p>
-        </w:tc>
-        <w:tc>
-          <w:tcPr>
             <w:tcW w:type="dxa" w:w="2304"/>
-            <w:tcMar>
-              <w:top w:w="40" w:type="dxa"/>
-              <w:bottom w:w="40" w:type="dxa"/>
-              <w:left w:w="60" w:type="dxa"/>
-              <w:right w:w="60" w:type="dxa"/>
-            </w:tcMar>
-          </w:tcPr>
-          <w:p>
-            <w:r>
-              <w:rPr>
-                <w:sz w:val="15"/>
-              </w:rPr>
-              <w:t>Fiches d'enquête &amp; logistique terrain</w:t>
-            </w:r>
-          </w:p>
-        </w:tc>
-        <w:tc>
-          <w:tcPr>
-            <w:tcW w:type="dxa" w:w="648"/>
-            <w:tcMar>
-              <w:top w:w="40" w:type="dxa"/>
-              <w:bottom w:w="40" w:type="dxa"/>
-              <w:left w:w="30" w:type="dxa"/>
-              <w:right w:w="30" w:type="dxa"/>
-            </w:tcMar>
-          </w:tcPr>
-          <w:p>
-            <w:pPr>
-              <w:jc w:val="center"/>
-            </w:pPr>
-            <w:r>
-              <w:rPr>
-                <w:sz w:val="15"/>
-              </w:rPr>
-              <w:t>2</w:t>
-            </w:r>
-          </w:p>
-        </w:tc>
-        <w:tc>
-          <w:tcPr>
-            <w:tcW w:type="dxa" w:w="648"/>
-            <w:tcMar>
-              <w:top w:w="40" w:type="dxa"/>
-              <w:bottom w:w="40" w:type="dxa"/>
-              <w:left w:w="30" w:type="dxa"/>
-              <w:right w:w="30" w:type="dxa"/>
-            </w:tcMar>
-          </w:tcPr>
-          <w:p>
-            <w:pPr>
-              <w:jc w:val="center"/>
-            </w:pPr>
-            <w:r>
-              <w:rPr>
-                <w:sz w:val="15"/>
-              </w:rPr>
-              <w:t>1</w:t>
-            </w:r>
-          </w:p>
-        </w:tc>
-        <w:tc>
-          <w:tcPr>
-            <w:tcW w:type="dxa" w:w="1728"/>
-            <w:tcMar>
-              <w:top w:w="40" w:type="dxa"/>
-              <w:bottom w:w="40" w:type="dxa"/>
-              <w:left w:w="40" w:type="dxa"/>
-              <w:right w:w="40" w:type="dxa"/>
-            </w:tcMar>
-          </w:tcPr>
-          <w:p>
-            <w:pPr>
-              <w:jc w:val="right"/>
-            </w:pPr>
-            <w:r>
-              <w:rPr>
-                <w:sz w:val="15"/>
-              </w:rPr>
-              <w:t>100,000</w:t>
-            </w:r>
-          </w:p>
-        </w:tc>
-        <w:tc>
-          <w:tcPr>
-            <w:tcW w:type="dxa" w:w="1872"/>
-            <w:tcMar>
-              <w:top w:w="40" w:type="dxa"/>
-              <w:bottom w:w="40" w:type="dxa"/>
-              <w:left w:w="40" w:type="dxa"/>
-              <w:right w:w="40" w:type="dxa"/>
-            </w:tcMar>
-          </w:tcPr>
-          <w:p>
-            <w:pPr>
-              <w:jc w:val="right"/>
-            </w:pPr>
+            <w:gridSpan w:val="8"/>
+            <w:shd w:fill="D9E1F2"/>
+            <w:tcMar>
+              <w:top w:w="50" w:type="dxa"/>
+              <w:bottom w:w="50" w:type="dxa"/>
+              <w:left w:w="80" w:type="dxa"/>
+              <w:right w:w="80" w:type="dxa"/>
+            </w:tcMar>
+          </w:tcPr>
+          <w:p>
             <w:r>
               <w:rPr>
                 <w:b/>
-                <w:sz w:val="15"/>
-              </w:rPr>
-              <w:t>200,000</w:t>
-            </w:r>
-          </w:p>
-        </w:tc>
-        <w:tc>
-          <w:tcPr>
-            <w:tcW w:type="dxa" w:w="1872"/>
-            <w:tcMar>
-              <w:top w:w="40" w:type="dxa"/>
-              <w:bottom w:w="40" w:type="dxa"/>
-              <w:left w:w="40" w:type="dxa"/>
-              <w:right w:w="40" w:type="dxa"/>
-            </w:tcMar>
-          </w:tcPr>
-          <w:p>
-            <w:pPr>
-              <w:jc w:val="center"/>
-            </w:pPr>
-            <w:r>
-              <w:rPr>
-                <w:b/>
-                <w:sz w:val="15"/>
-              </w:rPr>
-              <w:t>Fonds propres</w:t>
-            </w:r>
-          </w:p>
-        </w:tc>
-        <w:tc>
-          <w:tcPr>
-            <w:tcW w:type="dxa" w:w="2304"/>
-            <w:tcMar>
-              <w:top w:w="40" w:type="dxa"/>
-              <w:bottom w:w="40" w:type="dxa"/>
-              <w:left w:w="50" w:type="dxa"/>
-              <w:right w:w="50" w:type="dxa"/>
-            </w:tcMar>
-          </w:tcPr>
-          <w:p>
-            <w:r>
-              <w:rPr>
-                <w:sz w:val="14"/>
-              </w:rPr>
-              <w:t>2 enquêtes de prévalence (Janvier et Juillet 2027)</w:t>
+                <w:color w:val="1B365D"/>
+                <w:sz w:val="17"/>
+              </w:rPr>
+              <w:t>OS V : SURVEILLANCE ÉPIDÉMIOLOGIQUE DES IAS ET MICROBIOLOGIE</w:t>
             </w:r>
           </w:p>
         </w:tc>
@@ -6594,7 +6791,7 @@
               <w:rPr>
                 <w:sz w:val="15"/>
               </w:rPr>
-              <w:t>5.3.1. Intégration de la microbiologie environnementale au laboratoire</w:t>
+              <w:t>5.1.1. Élaborer et valider le plan institutionnel de surveillance des IAS</w:t>
             </w:r>
           </w:p>
         </w:tc>
@@ -6613,7 +6810,7 @@
               <w:rPr>
                 <w:sz w:val="15"/>
               </w:rPr>
-              <w:t>Néant (organisation interne)</w:t>
+              <w:t>Fournitures de bureau &amp; reprographie</w:t>
             </w:r>
           </w:p>
         </w:tc>
@@ -6635,7 +6832,7 @@
               <w:rPr>
                 <w:sz w:val="15"/>
               </w:rPr>
-              <w:t>-</w:t>
+              <w:t>1</w:t>
             </w:r>
           </w:p>
         </w:tc>
@@ -6657,7 +6854,7 @@
               <w:rPr>
                 <w:sz w:val="15"/>
               </w:rPr>
-              <w:t>-</w:t>
+              <w:t>1</w:t>
             </w:r>
           </w:p>
         </w:tc>
@@ -6679,7 +6876,7 @@
               <w:rPr>
                 <w:sz w:val="15"/>
               </w:rPr>
-              <w:t>-</w:t>
+              <w:t>50,000</w:t>
             </w:r>
           </w:p>
         </w:tc>
@@ -6702,7 +6899,7 @@
                 <w:b/>
                 <w:sz w:val="15"/>
               </w:rPr>
-              <w:t>-</w:t>
+              <w:t>50,000</w:t>
             </w:r>
           </w:p>
         </w:tc>
@@ -6722,9 +6919,10 @@
             </w:pPr>
             <w:r>
               <w:rPr>
-                <w:sz w:val="15"/>
-              </w:rPr>
-              <w:t>Néant</w:t>
+                <w:b/>
+                <w:sz w:val="15"/>
+              </w:rPr>
+              <w:t>Fonds propres</w:t>
             </w:r>
           </w:p>
         </w:tc>
@@ -6743,7 +6941,7 @@
               <w:rPr>
                 <w:sz w:val="14"/>
               </w:rPr>
-              <w:t>Ouverture d'un volet hygiène hospitalière au laboratoire</w:t>
+              <w:t>Protocoles de surveillance et fiches de notification</w:t>
             </w:r>
           </w:p>
         </w:tc>
@@ -6767,7 +6965,7 @@
               <w:rPr>
                 <w:sz w:val="15"/>
               </w:rPr>
-              <w:t>5.3.2. Programme de recherche des germes nosocomiaux (33 processus / séries d'analyses)</w:t>
+              <w:t>5.1.2. Enquête épidémiologique approfondie sur les IAS dans les départements d'intérêt</w:t>
             </w:r>
           </w:p>
         </w:tc>
@@ -6786,7 +6984,7 @@
               <w:rPr>
                 <w:sz w:val="15"/>
               </w:rPr>
-              <w:t>Intrants &amp; réactifs de bactériologie</w:t>
+              <w:t>Fiches d'enquête &amp; logistique terrain</w:t>
             </w:r>
           </w:p>
         </w:tc>
@@ -6852,7 +7050,7 @@
               <w:rPr>
                 <w:sz w:val="15"/>
               </w:rPr>
-              <w:t>3,198,118</w:t>
+              <w:t>150,000</w:t>
             </w:r>
           </w:p>
         </w:tc>
@@ -6875,7 +7073,7 @@
                 <w:b/>
                 <w:sz w:val="15"/>
               </w:rPr>
-              <w:t>3,198,118</w:t>
+              <w:t>150,000</w:t>
             </w:r>
           </w:p>
         </w:tc>
@@ -6917,7 +7115,7 @@
               <w:rPr>
                 <w:sz w:val="14"/>
               </w:rPr>
-              <w:t>Réf. exacte PTA CLIN tableau 1 ligne 5 (3 198 118 FCFA / 33 processus)</w:t>
+              <w:t>Enquête de prévalence ciblée (réanimation, néonat, maternité, chirurgie)</w:t>
             </w:r>
           </w:p>
         </w:tc>
@@ -6929,10 +7127,9 @@
         <w:tc>
           <w:tcPr>
             <w:tcW w:type="dxa" w:w="3600"/>
-            <w:shd w:fill="E2EFDA"/>
-            <w:tcMar>
-              <w:top w:w="50" w:type="dxa"/>
-              <w:bottom w:w="50" w:type="dxa"/>
+            <w:tcMar>
+              <w:top w:w="40" w:type="dxa"/>
+              <w:bottom w:w="40" w:type="dxa"/>
               <w:left w:w="60" w:type="dxa"/>
               <w:right w:w="60" w:type="dxa"/>
             </w:tcMar>
@@ -6940,75 +7137,105 @@
           <w:p>
             <w:r>
               <w:rPr>
-                <w:b/>
-                <w:color w:val="1B365D"/>
-                <w:sz w:val="16"/>
-              </w:rPr>
-              <w:t>Sous-total OS V</w:t>
+                <w:sz w:val="15"/>
+              </w:rPr>
+              <w:t>5.1.3. Collecte hebdomadaire de données sur les IAS par les points focaux de service</w:t>
             </w:r>
           </w:p>
         </w:tc>
         <w:tc>
           <w:tcPr>
             <w:tcW w:type="dxa" w:w="2304"/>
-            <w:shd w:fill="E2EFDA"/>
-            <w:tcMar>
-              <w:top w:w="50" w:type="dxa"/>
-              <w:bottom w:w="50" w:type="dxa"/>
+            <w:tcMar>
+              <w:top w:w="40" w:type="dxa"/>
+              <w:bottom w:w="40" w:type="dxa"/>
               <w:left w:w="60" w:type="dxa"/>
               <w:right w:w="60" w:type="dxa"/>
             </w:tcMar>
           </w:tcPr>
-          <w:p/>
+          <w:p>
+            <w:r>
+              <w:rPr>
+                <w:sz w:val="15"/>
+              </w:rPr>
+              <w:t>Fiches de recueil &amp; registres de suivi</w:t>
+            </w:r>
+          </w:p>
         </w:tc>
         <w:tc>
           <w:tcPr>
             <w:tcW w:type="dxa" w:w="648"/>
-            <w:shd w:fill="E2EFDA"/>
-            <w:tcMar>
-              <w:top w:w="50" w:type="dxa"/>
-              <w:bottom w:w="50" w:type="dxa"/>
-              <w:left w:w="60" w:type="dxa"/>
-              <w:right w:w="60" w:type="dxa"/>
-            </w:tcMar>
-          </w:tcPr>
-          <w:p/>
+            <w:tcMar>
+              <w:top w:w="40" w:type="dxa"/>
+              <w:bottom w:w="40" w:type="dxa"/>
+              <w:left w:w="30" w:type="dxa"/>
+              <w:right w:w="30" w:type="dxa"/>
+            </w:tcMar>
+          </w:tcPr>
+          <w:p>
+            <w:pPr>
+              <w:jc w:val="center"/>
+            </w:pPr>
+            <w:r>
+              <w:rPr>
+                <w:sz w:val="15"/>
+              </w:rPr>
+              <w:t>1</w:t>
+            </w:r>
+          </w:p>
         </w:tc>
         <w:tc>
           <w:tcPr>
             <w:tcW w:type="dxa" w:w="648"/>
-            <w:shd w:fill="E2EFDA"/>
-            <w:tcMar>
-              <w:top w:w="50" w:type="dxa"/>
-              <w:bottom w:w="50" w:type="dxa"/>
-              <w:left w:w="60" w:type="dxa"/>
-              <w:right w:w="60" w:type="dxa"/>
-            </w:tcMar>
-          </w:tcPr>
-          <w:p/>
+            <w:tcMar>
+              <w:top w:w="40" w:type="dxa"/>
+              <w:bottom w:w="40" w:type="dxa"/>
+              <w:left w:w="30" w:type="dxa"/>
+              <w:right w:w="30" w:type="dxa"/>
+            </w:tcMar>
+          </w:tcPr>
+          <w:p>
+            <w:pPr>
+              <w:jc w:val="center"/>
+            </w:pPr>
+            <w:r>
+              <w:rPr>
+                <w:sz w:val="15"/>
+              </w:rPr>
+              <w:t>1</w:t>
+            </w:r>
+          </w:p>
         </w:tc>
         <w:tc>
           <w:tcPr>
             <w:tcW w:type="dxa" w:w="1728"/>
-            <w:shd w:fill="E2EFDA"/>
-            <w:tcMar>
-              <w:top w:w="50" w:type="dxa"/>
-              <w:bottom w:w="50" w:type="dxa"/>
-              <w:left w:w="60" w:type="dxa"/>
-              <w:right w:w="60" w:type="dxa"/>
-            </w:tcMar>
-          </w:tcPr>
-          <w:p/>
+            <w:tcMar>
+              <w:top w:w="40" w:type="dxa"/>
+              <w:bottom w:w="40" w:type="dxa"/>
+              <w:left w:w="40" w:type="dxa"/>
+              <w:right w:w="40" w:type="dxa"/>
+            </w:tcMar>
+          </w:tcPr>
+          <w:p>
+            <w:pPr>
+              <w:jc w:val="right"/>
+            </w:pPr>
+            <w:r>
+              <w:rPr>
+                <w:sz w:val="15"/>
+              </w:rPr>
+              <w:t>60,000</w:t>
+            </w:r>
+          </w:p>
         </w:tc>
         <w:tc>
           <w:tcPr>
             <w:tcW w:type="dxa" w:w="1872"/>
-            <w:shd w:fill="E2EFDA"/>
-            <w:tcMar>
-              <w:top w:w="50" w:type="dxa"/>
-              <w:bottom w:w="50" w:type="dxa"/>
-              <w:left w:w="60" w:type="dxa"/>
-              <w:right w:w="60" w:type="dxa"/>
+            <w:tcMar>
+              <w:top w:w="40" w:type="dxa"/>
+              <w:bottom w:w="40" w:type="dxa"/>
+              <w:left w:w="40" w:type="dxa"/>
+              <w:right w:w="40" w:type="dxa"/>
             </w:tcMar>
           </w:tcPr>
           <w:p>
@@ -7018,38 +7245,53 @@
             <w:r>
               <w:rPr>
                 <w:b/>
-                <w:color w:val="1B365D"/>
-                <w:sz w:val="16"/>
-              </w:rPr>
-              <w:t>3,448,118</w:t>
+                <w:sz w:val="15"/>
+              </w:rPr>
+              <w:t>60,000</w:t>
             </w:r>
           </w:p>
         </w:tc>
         <w:tc>
           <w:tcPr>
             <w:tcW w:type="dxa" w:w="1872"/>
-            <w:shd w:fill="E2EFDA"/>
-            <w:tcMar>
-              <w:top w:w="50" w:type="dxa"/>
-              <w:bottom w:w="50" w:type="dxa"/>
-              <w:left w:w="60" w:type="dxa"/>
-              <w:right w:w="60" w:type="dxa"/>
-            </w:tcMar>
-          </w:tcPr>
-          <w:p/>
+            <w:tcMar>
+              <w:top w:w="40" w:type="dxa"/>
+              <w:bottom w:w="40" w:type="dxa"/>
+              <w:left w:w="40" w:type="dxa"/>
+              <w:right w:w="40" w:type="dxa"/>
+            </w:tcMar>
+          </w:tcPr>
+          <w:p>
+            <w:pPr>
+              <w:jc w:val="center"/>
+            </w:pPr>
+            <w:r>
+              <w:rPr>
+                <w:b/>
+                <w:sz w:val="15"/>
+              </w:rPr>
+              <w:t>Fonds propres</w:t>
+            </w:r>
+          </w:p>
         </w:tc>
         <w:tc>
           <w:tcPr>
             <w:tcW w:type="dxa" w:w="2304"/>
-            <w:shd w:fill="E2EFDA"/>
-            <w:tcMar>
-              <w:top w:w="50" w:type="dxa"/>
-              <w:bottom w:w="50" w:type="dxa"/>
-              <w:left w:w="60" w:type="dxa"/>
-              <w:right w:w="60" w:type="dxa"/>
-            </w:tcMar>
-          </w:tcPr>
-          <w:p/>
+            <w:tcMar>
+              <w:top w:w="40" w:type="dxa"/>
+              <w:bottom w:w="40" w:type="dxa"/>
+              <w:left w:w="50" w:type="dxa"/>
+              <w:right w:w="50" w:type="dxa"/>
+            </w:tcMar>
+          </w:tcPr>
+          <w:p>
+            <w:r>
+              <w:rPr>
+                <w:sz w:val="14"/>
+              </w:rPr>
+              <w:t>Cahiers de notification hebdomadaire dans tous les services de soins</w:t>
+            </w:r>
+          </w:p>
         </w:tc>
       </w:tr>
       <w:tr>
@@ -7058,24 +7300,169 @@
         </w:trPr>
         <w:tc>
           <w:tcPr>
+            <w:tcW w:type="dxa" w:w="3600"/>
+            <w:tcMar>
+              <w:top w:w="40" w:type="dxa"/>
+              <w:bottom w:w="40" w:type="dxa"/>
+              <w:left w:w="60" w:type="dxa"/>
+              <w:right w:w="60" w:type="dxa"/>
+            </w:tcMar>
+          </w:tcPr>
+          <w:p>
+            <w:r>
+              <w:rPr>
+                <w:sz w:val="15"/>
+              </w:rPr>
+              <w:t>5.1.4. Analyse hebdomadaire et présentation des résultats à la réunion EOPCI</w:t>
+            </w:r>
+          </w:p>
+        </w:tc>
+        <w:tc>
+          <w:tcPr>
             <w:tcW w:type="dxa" w:w="2304"/>
-            <w:gridSpan w:val="8"/>
-            <w:shd w:fill="D9E1F2"/>
-            <w:tcMar>
-              <w:top w:w="50" w:type="dxa"/>
-              <w:bottom w:w="50" w:type="dxa"/>
-              <w:left w:w="80" w:type="dxa"/>
-              <w:right w:w="80" w:type="dxa"/>
-            </w:tcMar>
-          </w:tcPr>
-          <w:p>
+            <w:tcMar>
+              <w:top w:w="40" w:type="dxa"/>
+              <w:bottom w:w="40" w:type="dxa"/>
+              <w:left w:w="60" w:type="dxa"/>
+              <w:right w:w="60" w:type="dxa"/>
+            </w:tcMar>
+          </w:tcPr>
+          <w:p>
+            <w:r>
+              <w:rPr>
+                <w:sz w:val="15"/>
+              </w:rPr>
+              <w:t>Néant (travail régulier)</w:t>
+            </w:r>
+          </w:p>
+        </w:tc>
+        <w:tc>
+          <w:tcPr>
+            <w:tcW w:type="dxa" w:w="648"/>
+            <w:tcMar>
+              <w:top w:w="40" w:type="dxa"/>
+              <w:bottom w:w="40" w:type="dxa"/>
+              <w:left w:w="30" w:type="dxa"/>
+              <w:right w:w="30" w:type="dxa"/>
+            </w:tcMar>
+          </w:tcPr>
+          <w:p>
+            <w:pPr>
+              <w:jc w:val="center"/>
+            </w:pPr>
+            <w:r>
+              <w:rPr>
+                <w:sz w:val="15"/>
+              </w:rPr>
+              <w:t>-</w:t>
+            </w:r>
+          </w:p>
+        </w:tc>
+        <w:tc>
+          <w:tcPr>
+            <w:tcW w:type="dxa" w:w="648"/>
+            <w:tcMar>
+              <w:top w:w="40" w:type="dxa"/>
+              <w:bottom w:w="40" w:type="dxa"/>
+              <w:left w:w="30" w:type="dxa"/>
+              <w:right w:w="30" w:type="dxa"/>
+            </w:tcMar>
+          </w:tcPr>
+          <w:p>
+            <w:pPr>
+              <w:jc w:val="center"/>
+            </w:pPr>
+            <w:r>
+              <w:rPr>
+                <w:sz w:val="15"/>
+              </w:rPr>
+              <w:t>-</w:t>
+            </w:r>
+          </w:p>
+        </w:tc>
+        <w:tc>
+          <w:tcPr>
+            <w:tcW w:type="dxa" w:w="1728"/>
+            <w:tcMar>
+              <w:top w:w="40" w:type="dxa"/>
+              <w:bottom w:w="40" w:type="dxa"/>
+              <w:left w:w="40" w:type="dxa"/>
+              <w:right w:w="40" w:type="dxa"/>
+            </w:tcMar>
+          </w:tcPr>
+          <w:p>
+            <w:pPr>
+              <w:jc w:val="right"/>
+            </w:pPr>
+            <w:r>
+              <w:rPr>
+                <w:sz w:val="15"/>
+              </w:rPr>
+              <w:t>-</w:t>
+            </w:r>
+          </w:p>
+        </w:tc>
+        <w:tc>
+          <w:tcPr>
+            <w:tcW w:type="dxa" w:w="1872"/>
+            <w:tcMar>
+              <w:top w:w="40" w:type="dxa"/>
+              <w:bottom w:w="40" w:type="dxa"/>
+              <w:left w:w="40" w:type="dxa"/>
+              <w:right w:w="40" w:type="dxa"/>
+            </w:tcMar>
+          </w:tcPr>
+          <w:p>
+            <w:pPr>
+              <w:jc w:val="right"/>
+            </w:pPr>
             <w:r>
               <w:rPr>
                 <w:b/>
-                <w:color w:val="1B365D"/>
-                <w:sz w:val="17"/>
-              </w:rPr>
-              <w:t>OS VI : STRATÉGIES MULTIMODALES DE L'OMS ET COMMUNICATION</w:t>
+                <w:sz w:val="15"/>
+              </w:rPr>
+              <w:t>-</w:t>
+            </w:r>
+          </w:p>
+        </w:tc>
+        <w:tc>
+          <w:tcPr>
+            <w:tcW w:type="dxa" w:w="1872"/>
+            <w:tcMar>
+              <w:top w:w="40" w:type="dxa"/>
+              <w:bottom w:w="40" w:type="dxa"/>
+              <w:left w:w="40" w:type="dxa"/>
+              <w:right w:w="40" w:type="dxa"/>
+            </w:tcMar>
+          </w:tcPr>
+          <w:p>
+            <w:pPr>
+              <w:jc w:val="center"/>
+            </w:pPr>
+            <w:r>
+              <w:rPr>
+                <w:sz w:val="15"/>
+              </w:rPr>
+              <w:t>Néant</w:t>
+            </w:r>
+          </w:p>
+        </w:tc>
+        <w:tc>
+          <w:tcPr>
+            <w:tcW w:type="dxa" w:w="2304"/>
+            <w:tcMar>
+              <w:top w:w="40" w:type="dxa"/>
+              <w:bottom w:w="40" w:type="dxa"/>
+              <w:left w:w="50" w:type="dxa"/>
+              <w:right w:w="50" w:type="dxa"/>
+            </w:tcMar>
+          </w:tcPr>
+          <w:p>
+            <w:r>
+              <w:rPr>
+                <w:sz w:val="14"/>
+              </w:rPr>
+              <w:t>Tableau de bord hebdomadaire des alertes infectieuses élaboré par l'EOPCI</w:t>
             </w:r>
           </w:p>
         </w:tc>
@@ -7099,7 +7486,7 @@
               <w:rPr>
                 <w:sz w:val="15"/>
               </w:rPr>
-              <w:t>6.1.1. Intégration transversale des 5 composantes de la stratégie multimodale</w:t>
+              <w:t>5.2.1. Intégration de la microbiologie environnementale au laboratoire</w:t>
             </w:r>
           </w:p>
         </w:tc>
@@ -7118,7 +7505,7 @@
               <w:rPr>
                 <w:sz w:val="15"/>
               </w:rPr>
-              <w:t>Néant (démarche intégrée)</w:t>
+              <w:t>Néant (organisation interne)</w:t>
             </w:r>
           </w:p>
         </w:tc>
@@ -7248,7 +7635,7 @@
               <w:rPr>
                 <w:sz w:val="14"/>
               </w:rPr>
-              <w:t>Approche systémique appliquée à chaque intervention</w:t>
+              <w:t>Ouverture d'un volet hygiène hospitalière au laboratoire</w:t>
             </w:r>
           </w:p>
         </w:tc>
@@ -7272,7 +7659,7 @@
               <w:rPr>
                 <w:sz w:val="15"/>
               </w:rPr>
-              <w:t>6.2.1. Élaboration et multiplication des supports et affiches de sensibilisation</w:t>
+              <w:t>5.2.2. Programme de recherche des germes nosocomiaux (33 processus / séries d'analyses)</w:t>
             </w:r>
           </w:p>
         </w:tc>
@@ -7291,7 +7678,7 @@
               <w:rPr>
                 <w:sz w:val="15"/>
               </w:rPr>
-              <w:t>Conception &amp; supports visuels</w:t>
+              <w:t>Intrants &amp; réactifs de bactériologie</w:t>
             </w:r>
           </w:p>
         </w:tc>
@@ -7357,7 +7744,7 @@
               <w:rPr>
                 <w:sz w:val="15"/>
               </w:rPr>
-              <w:t>600,000</w:t>
+              <w:t>3,198,118</w:t>
             </w:r>
           </w:p>
         </w:tc>
@@ -7380,7 +7767,7 @@
                 <w:b/>
                 <w:sz w:val="15"/>
               </w:rPr>
-              <w:t>600,000</w:t>
+              <w:t>3,198,118</w:t>
             </w:r>
           </w:p>
         </w:tc>
@@ -7422,7 +7809,7 @@
               <w:rPr>
                 <w:sz w:val="14"/>
               </w:rPr>
-              <w:t>Réf. PTA CLIN tableau 1 ligne 11 (600 000 FCFA pour supports)</w:t>
+              <w:t>Réf. exacte PTA CLIN tableau 1 ligne 5 (3 198 118 FCFA / 33 processus)</w:t>
             </w:r>
           </w:p>
         </w:tc>
@@ -7434,9 +7821,10 @@
         <w:tc>
           <w:tcPr>
             <w:tcW w:type="dxa" w:w="3600"/>
-            <w:tcMar>
-              <w:top w:w="40" w:type="dxa"/>
-              <w:bottom w:w="40" w:type="dxa"/>
+            <w:shd w:fill="E2EFDA"/>
+            <w:tcMar>
+              <w:top w:w="50" w:type="dxa"/>
+              <w:bottom w:w="50" w:type="dxa"/>
               <w:left w:w="60" w:type="dxa"/>
               <w:right w:w="60" w:type="dxa"/>
             </w:tcMar>
@@ -7444,83 +7832,75 @@
           <w:p>
             <w:r>
               <w:rPr>
-                <w:sz w:val="15"/>
-              </w:rPr>
-              <w:t>6.2.2. Campagnes de sensibilisation du personnel et usagers sur l'hygiène des mains</w:t>
+                <w:b/>
+                <w:color w:val="1B365D"/>
+                <w:sz w:val="16"/>
+              </w:rPr>
+              <w:t>Sous-total OS V</w:t>
             </w:r>
           </w:p>
         </w:tc>
         <w:tc>
           <w:tcPr>
             <w:tcW w:type="dxa" w:w="2304"/>
-            <w:tcMar>
-              <w:top w:w="40" w:type="dxa"/>
-              <w:bottom w:w="40" w:type="dxa"/>
+            <w:shd w:fill="E2EFDA"/>
+            <w:tcMar>
+              <w:top w:w="50" w:type="dxa"/>
+              <w:bottom w:w="50" w:type="dxa"/>
               <w:left w:w="60" w:type="dxa"/>
               <w:right w:w="60" w:type="dxa"/>
             </w:tcMar>
           </w:tcPr>
-          <w:p>
-            <w:r>
-              <w:rPr>
-                <w:sz w:val="15"/>
-              </w:rPr>
-              <w:t>Campagnes de communication</w:t>
-            </w:r>
-          </w:p>
+          <w:p/>
         </w:tc>
         <w:tc>
           <w:tcPr>
             <w:tcW w:type="dxa" w:w="648"/>
-            <w:tcMar>
-              <w:top w:w="40" w:type="dxa"/>
-              <w:bottom w:w="40" w:type="dxa"/>
-              <w:left w:w="30" w:type="dxa"/>
-              <w:right w:w="30" w:type="dxa"/>
-            </w:tcMar>
-          </w:tcPr>
-          <w:p>
-            <w:pPr>
-              <w:jc w:val="center"/>
-            </w:pPr>
-            <w:r>
-              <w:rPr>
-                <w:sz w:val="15"/>
-              </w:rPr>
-              <w:t>1</w:t>
-            </w:r>
-          </w:p>
+            <w:shd w:fill="E2EFDA"/>
+            <w:tcMar>
+              <w:top w:w="50" w:type="dxa"/>
+              <w:bottom w:w="50" w:type="dxa"/>
+              <w:left w:w="60" w:type="dxa"/>
+              <w:right w:w="60" w:type="dxa"/>
+            </w:tcMar>
+          </w:tcPr>
+          <w:p/>
         </w:tc>
         <w:tc>
           <w:tcPr>
             <w:tcW w:type="dxa" w:w="648"/>
-            <w:tcMar>
-              <w:top w:w="40" w:type="dxa"/>
-              <w:bottom w:w="40" w:type="dxa"/>
-              <w:left w:w="30" w:type="dxa"/>
-              <w:right w:w="30" w:type="dxa"/>
-            </w:tcMar>
-          </w:tcPr>
-          <w:p>
-            <w:pPr>
-              <w:jc w:val="center"/>
-            </w:pPr>
-            <w:r>
-              <w:rPr>
-                <w:sz w:val="15"/>
-              </w:rPr>
-              <w:t>1</w:t>
-            </w:r>
-          </w:p>
+            <w:shd w:fill="E2EFDA"/>
+            <w:tcMar>
+              <w:top w:w="50" w:type="dxa"/>
+              <w:bottom w:w="50" w:type="dxa"/>
+              <w:left w:w="60" w:type="dxa"/>
+              <w:right w:w="60" w:type="dxa"/>
+            </w:tcMar>
+          </w:tcPr>
+          <w:p/>
         </w:tc>
         <w:tc>
           <w:tcPr>
             <w:tcW w:type="dxa" w:w="1728"/>
-            <w:tcMar>
-              <w:top w:w="40" w:type="dxa"/>
-              <w:bottom w:w="40" w:type="dxa"/>
-              <w:left w:w="40" w:type="dxa"/>
-              <w:right w:w="40" w:type="dxa"/>
+            <w:shd w:fill="E2EFDA"/>
+            <w:tcMar>
+              <w:top w:w="50" w:type="dxa"/>
+              <w:bottom w:w="50" w:type="dxa"/>
+              <w:left w:w="60" w:type="dxa"/>
+              <w:right w:w="60" w:type="dxa"/>
+            </w:tcMar>
+          </w:tcPr>
+          <w:p/>
+        </w:tc>
+        <w:tc>
+          <w:tcPr>
+            <w:tcW w:type="dxa" w:w="1872"/>
+            <w:shd w:fill="E2EFDA"/>
+            <w:tcMar>
+              <w:top w:w="50" w:type="dxa"/>
+              <w:bottom w:w="50" w:type="dxa"/>
+              <w:left w:w="60" w:type="dxa"/>
+              <w:right w:w="60" w:type="dxa"/>
             </w:tcMar>
           </w:tcPr>
           <w:p>
@@ -7529,76 +7909,39 @@
             </w:pPr>
             <w:r>
               <w:rPr>
-                <w:sz w:val="15"/>
-              </w:rPr>
-              <w:t>500,000</w:t>
+                <w:b/>
+                <w:color w:val="1B365D"/>
+                <w:sz w:val="16"/>
+              </w:rPr>
+              <w:t>3,458,118</w:t>
             </w:r>
           </w:p>
         </w:tc>
         <w:tc>
           <w:tcPr>
             <w:tcW w:type="dxa" w:w="1872"/>
-            <w:tcMar>
-              <w:top w:w="40" w:type="dxa"/>
-              <w:bottom w:w="40" w:type="dxa"/>
-              <w:left w:w="40" w:type="dxa"/>
-              <w:right w:w="40" w:type="dxa"/>
-            </w:tcMar>
-          </w:tcPr>
-          <w:p>
-            <w:pPr>
-              <w:jc w:val="right"/>
-            </w:pPr>
-            <w:r>
-              <w:rPr>
-                <w:b/>
-                <w:sz w:val="15"/>
-              </w:rPr>
-              <w:t>500,000</w:t>
-            </w:r>
-          </w:p>
-        </w:tc>
-        <w:tc>
-          <w:tcPr>
-            <w:tcW w:type="dxa" w:w="1872"/>
-            <w:tcMar>
-              <w:top w:w="40" w:type="dxa"/>
-              <w:bottom w:w="40" w:type="dxa"/>
-              <w:left w:w="40" w:type="dxa"/>
-              <w:right w:w="40" w:type="dxa"/>
-            </w:tcMar>
-          </w:tcPr>
-          <w:p>
-            <w:pPr>
-              <w:jc w:val="center"/>
-            </w:pPr>
-            <w:r>
-              <w:rPr>
-                <w:b/>
-                <w:sz w:val="15"/>
-              </w:rPr>
-              <w:t>Fonds propres</w:t>
-            </w:r>
-          </w:p>
+            <w:shd w:fill="E2EFDA"/>
+            <w:tcMar>
+              <w:top w:w="50" w:type="dxa"/>
+              <w:bottom w:w="50" w:type="dxa"/>
+              <w:left w:w="60" w:type="dxa"/>
+              <w:right w:w="60" w:type="dxa"/>
+            </w:tcMar>
+          </w:tcPr>
+          <w:p/>
         </w:tc>
         <w:tc>
           <w:tcPr>
             <w:tcW w:type="dxa" w:w="2304"/>
-            <w:tcMar>
-              <w:top w:w="40" w:type="dxa"/>
-              <w:bottom w:w="40" w:type="dxa"/>
-              <w:left w:w="50" w:type="dxa"/>
-              <w:right w:w="50" w:type="dxa"/>
-            </w:tcMar>
-          </w:tcPr>
-          <w:p>
-            <w:r>
-              <w:rPr>
-                <w:sz w:val="14"/>
-              </w:rPr>
-              <w:t>Réf. PTA CLIN tableau 1 ligne 9 (500 000 FCFA pour sensibilisation)</w:t>
-            </w:r>
-          </w:p>
+            <w:shd w:fill="E2EFDA"/>
+            <w:tcMar>
+              <w:top w:w="50" w:type="dxa"/>
+              <w:bottom w:w="50" w:type="dxa"/>
+              <w:left w:w="60" w:type="dxa"/>
+              <w:right w:w="60" w:type="dxa"/>
+            </w:tcMar>
+          </w:tcPr>
+          <w:p/>
         </w:tc>
       </w:tr>
       <w:tr>
@@ -7607,13 +7950,14 @@
         </w:trPr>
         <w:tc>
           <w:tcPr>
-            <w:tcW w:type="dxa" w:w="3600"/>
-            <w:shd w:fill="E2EFDA"/>
+            <w:tcW w:type="dxa" w:w="2304"/>
+            <w:gridSpan w:val="8"/>
+            <w:shd w:fill="D9E1F2"/>
             <w:tcMar>
               <w:top w:w="50" w:type="dxa"/>
               <w:bottom w:w="50" w:type="dxa"/>
-              <w:left w:w="60" w:type="dxa"/>
-              <w:right w:w="60" w:type="dxa"/>
+              <w:left w:w="80" w:type="dxa"/>
+              <w:right w:w="80" w:type="dxa"/>
             </w:tcMar>
           </w:tcPr>
           <w:p>
@@ -7621,114 +7965,11 @@
               <w:rPr>
                 <w:b/>
                 <w:color w:val="1B365D"/>
-                <w:sz w:val="16"/>
-              </w:rPr>
-              <w:t>Sous-total OS VI</w:t>
-            </w:r>
-          </w:p>
-        </w:tc>
-        <w:tc>
-          <w:tcPr>
-            <w:tcW w:type="dxa" w:w="2304"/>
-            <w:shd w:fill="E2EFDA"/>
-            <w:tcMar>
-              <w:top w:w="50" w:type="dxa"/>
-              <w:bottom w:w="50" w:type="dxa"/>
-              <w:left w:w="60" w:type="dxa"/>
-              <w:right w:w="60" w:type="dxa"/>
-            </w:tcMar>
-          </w:tcPr>
-          <w:p/>
-        </w:tc>
-        <w:tc>
-          <w:tcPr>
-            <w:tcW w:type="dxa" w:w="648"/>
-            <w:shd w:fill="E2EFDA"/>
-            <w:tcMar>
-              <w:top w:w="50" w:type="dxa"/>
-              <w:bottom w:w="50" w:type="dxa"/>
-              <w:left w:w="60" w:type="dxa"/>
-              <w:right w:w="60" w:type="dxa"/>
-            </w:tcMar>
-          </w:tcPr>
-          <w:p/>
-        </w:tc>
-        <w:tc>
-          <w:tcPr>
-            <w:tcW w:type="dxa" w:w="648"/>
-            <w:shd w:fill="E2EFDA"/>
-            <w:tcMar>
-              <w:top w:w="50" w:type="dxa"/>
-              <w:bottom w:w="50" w:type="dxa"/>
-              <w:left w:w="60" w:type="dxa"/>
-              <w:right w:w="60" w:type="dxa"/>
-            </w:tcMar>
-          </w:tcPr>
-          <w:p/>
-        </w:tc>
-        <w:tc>
-          <w:tcPr>
-            <w:tcW w:type="dxa" w:w="1728"/>
-            <w:shd w:fill="E2EFDA"/>
-            <w:tcMar>
-              <w:top w:w="50" w:type="dxa"/>
-              <w:bottom w:w="50" w:type="dxa"/>
-              <w:left w:w="60" w:type="dxa"/>
-              <w:right w:w="60" w:type="dxa"/>
-            </w:tcMar>
-          </w:tcPr>
-          <w:p/>
-        </w:tc>
-        <w:tc>
-          <w:tcPr>
-            <w:tcW w:type="dxa" w:w="1872"/>
-            <w:shd w:fill="E2EFDA"/>
-            <w:tcMar>
-              <w:top w:w="50" w:type="dxa"/>
-              <w:bottom w:w="50" w:type="dxa"/>
-              <w:left w:w="60" w:type="dxa"/>
-              <w:right w:w="60" w:type="dxa"/>
-            </w:tcMar>
-          </w:tcPr>
-          <w:p>
-            <w:pPr>
-              <w:jc w:val="right"/>
-            </w:pPr>
-            <w:r>
-              <w:rPr>
-                <w:b/>
-                <w:color w:val="1B365D"/>
-                <w:sz w:val="16"/>
-              </w:rPr>
-              <w:t>1,100,000</w:t>
-            </w:r>
-          </w:p>
-        </w:tc>
-        <w:tc>
-          <w:tcPr>
-            <w:tcW w:type="dxa" w:w="1872"/>
-            <w:shd w:fill="E2EFDA"/>
-            <w:tcMar>
-              <w:top w:w="50" w:type="dxa"/>
-              <w:bottom w:w="50" w:type="dxa"/>
-              <w:left w:w="60" w:type="dxa"/>
-              <w:right w:w="60" w:type="dxa"/>
-            </w:tcMar>
-          </w:tcPr>
-          <w:p/>
-        </w:tc>
-        <w:tc>
-          <w:tcPr>
-            <w:tcW w:type="dxa" w:w="2304"/>
-            <w:shd w:fill="E2EFDA"/>
-            <w:tcMar>
-              <w:top w:w="50" w:type="dxa"/>
-              <w:bottom w:w="50" w:type="dxa"/>
-              <w:left w:w="60" w:type="dxa"/>
-              <w:right w:w="60" w:type="dxa"/>
-            </w:tcMar>
-          </w:tcPr>
-          <w:p/>
+                <w:sz w:val="17"/>
+              </w:rPr>
+              <w:t>OS VII : SUIVI, AUDITS DES PRATIQUES ET RESTITUTION DES RÉSULTATS</w:t>
+            </w:r>
+          </w:p>
         </w:tc>
       </w:tr>
       <w:tr>
@@ -7737,24 +7978,169 @@
         </w:trPr>
         <w:tc>
           <w:tcPr>
+            <w:tcW w:type="dxa" w:w="3600"/>
+            <w:tcMar>
+              <w:top w:w="40" w:type="dxa"/>
+              <w:bottom w:w="40" w:type="dxa"/>
+              <w:left w:w="60" w:type="dxa"/>
+              <w:right w:w="60" w:type="dxa"/>
+            </w:tcMar>
+          </w:tcPr>
+          <w:p>
+            <w:r>
+              <w:rPr>
+                <w:sz w:val="15"/>
+              </w:rPr>
+              <w:t>7.1.1. Définition et formalisation des indicateurs clés de suivi PCI</w:t>
+            </w:r>
+          </w:p>
+        </w:tc>
+        <w:tc>
+          <w:tcPr>
             <w:tcW w:type="dxa" w:w="2304"/>
-            <w:gridSpan w:val="8"/>
-            <w:shd w:fill="D9E1F2"/>
-            <w:tcMar>
-              <w:top w:w="50" w:type="dxa"/>
-              <w:bottom w:w="50" w:type="dxa"/>
-              <w:left w:w="80" w:type="dxa"/>
-              <w:right w:w="80" w:type="dxa"/>
-            </w:tcMar>
-          </w:tcPr>
-          <w:p>
+            <w:tcMar>
+              <w:top w:w="40" w:type="dxa"/>
+              <w:bottom w:w="40" w:type="dxa"/>
+              <w:left w:w="60" w:type="dxa"/>
+              <w:right w:w="60" w:type="dxa"/>
+            </w:tcMar>
+          </w:tcPr>
+          <w:p>
+            <w:r>
+              <w:rPr>
+                <w:sz w:val="15"/>
+              </w:rPr>
+              <w:t>Néant (ingénierie interne)</w:t>
+            </w:r>
+          </w:p>
+        </w:tc>
+        <w:tc>
+          <w:tcPr>
+            <w:tcW w:type="dxa" w:w="648"/>
+            <w:tcMar>
+              <w:top w:w="40" w:type="dxa"/>
+              <w:bottom w:w="40" w:type="dxa"/>
+              <w:left w:w="30" w:type="dxa"/>
+              <w:right w:w="30" w:type="dxa"/>
+            </w:tcMar>
+          </w:tcPr>
+          <w:p>
+            <w:pPr>
+              <w:jc w:val="center"/>
+            </w:pPr>
+            <w:r>
+              <w:rPr>
+                <w:sz w:val="15"/>
+              </w:rPr>
+              <w:t>-</w:t>
+            </w:r>
+          </w:p>
+        </w:tc>
+        <w:tc>
+          <w:tcPr>
+            <w:tcW w:type="dxa" w:w="648"/>
+            <w:tcMar>
+              <w:top w:w="40" w:type="dxa"/>
+              <w:bottom w:w="40" w:type="dxa"/>
+              <w:left w:w="30" w:type="dxa"/>
+              <w:right w:w="30" w:type="dxa"/>
+            </w:tcMar>
+          </w:tcPr>
+          <w:p>
+            <w:pPr>
+              <w:jc w:val="center"/>
+            </w:pPr>
+            <w:r>
+              <w:rPr>
+                <w:sz w:val="15"/>
+              </w:rPr>
+              <w:t>-</w:t>
+            </w:r>
+          </w:p>
+        </w:tc>
+        <w:tc>
+          <w:tcPr>
+            <w:tcW w:type="dxa" w:w="1728"/>
+            <w:tcMar>
+              <w:top w:w="40" w:type="dxa"/>
+              <w:bottom w:w="40" w:type="dxa"/>
+              <w:left w:w="40" w:type="dxa"/>
+              <w:right w:w="40" w:type="dxa"/>
+            </w:tcMar>
+          </w:tcPr>
+          <w:p>
+            <w:pPr>
+              <w:jc w:val="right"/>
+            </w:pPr>
+            <w:r>
+              <w:rPr>
+                <w:sz w:val="15"/>
+              </w:rPr>
+              <w:t>-</w:t>
+            </w:r>
+          </w:p>
+        </w:tc>
+        <w:tc>
+          <w:tcPr>
+            <w:tcW w:type="dxa" w:w="1872"/>
+            <w:tcMar>
+              <w:top w:w="40" w:type="dxa"/>
+              <w:bottom w:w="40" w:type="dxa"/>
+              <w:left w:w="40" w:type="dxa"/>
+              <w:right w:w="40" w:type="dxa"/>
+            </w:tcMar>
+          </w:tcPr>
+          <w:p>
+            <w:pPr>
+              <w:jc w:val="right"/>
+            </w:pPr>
             <w:r>
               <w:rPr>
                 <w:b/>
-                <w:color w:val="1B365D"/>
-                <w:sz w:val="17"/>
-              </w:rPr>
-              <w:t>OS VII : SUIVI, AUDITS DES PRATIQUES ET RESTITUTION DES RÉSULTATS</w:t>
+                <w:sz w:val="15"/>
+              </w:rPr>
+              <w:t>-</w:t>
+            </w:r>
+          </w:p>
+        </w:tc>
+        <w:tc>
+          <w:tcPr>
+            <w:tcW w:type="dxa" w:w="1872"/>
+            <w:tcMar>
+              <w:top w:w="40" w:type="dxa"/>
+              <w:bottom w:w="40" w:type="dxa"/>
+              <w:left w:w="40" w:type="dxa"/>
+              <w:right w:w="40" w:type="dxa"/>
+            </w:tcMar>
+          </w:tcPr>
+          <w:p>
+            <w:pPr>
+              <w:jc w:val="center"/>
+            </w:pPr>
+            <w:r>
+              <w:rPr>
+                <w:sz w:val="15"/>
+              </w:rPr>
+              <w:t>Néant</w:t>
+            </w:r>
+          </w:p>
+        </w:tc>
+        <w:tc>
+          <w:tcPr>
+            <w:tcW w:type="dxa" w:w="2304"/>
+            <w:tcMar>
+              <w:top w:w="40" w:type="dxa"/>
+              <w:bottom w:w="40" w:type="dxa"/>
+              <w:left w:w="50" w:type="dxa"/>
+              <w:right w:w="50" w:type="dxa"/>
+            </w:tcMar>
+          </w:tcPr>
+          <w:p>
+            <w:r>
+              <w:rPr>
+                <w:sz w:val="14"/>
+              </w:rPr>
+              <w:t>Fiches descriptives des 6 indicateurs prioritaires</w:t>
             </w:r>
           </w:p>
         </w:tc>
@@ -7778,7 +8164,7 @@
               <w:rPr>
                 <w:sz w:val="15"/>
               </w:rPr>
-              <w:t>7.1.1. Définition et formalisation des indicateurs clés de suivi PCI</w:t>
+              <w:t>7.1.2. Élaboration et reprographie des grilles standardisées d'audit clinique</w:t>
             </w:r>
           </w:p>
         </w:tc>
@@ -7797,7 +8183,7 @@
               <w:rPr>
                 <w:sz w:val="15"/>
               </w:rPr>
-              <w:t>Néant (ingénierie interne)</w:t>
+              <w:t>Fournitures de bureau</w:t>
             </w:r>
           </w:p>
         </w:tc>
@@ -7819,7 +8205,7 @@
               <w:rPr>
                 <w:sz w:val="15"/>
               </w:rPr>
-              <w:t>-</w:t>
+              <w:t>1</w:t>
             </w:r>
           </w:p>
         </w:tc>
@@ -7841,7 +8227,7 @@
               <w:rPr>
                 <w:sz w:val="15"/>
               </w:rPr>
-              <w:t>-</w:t>
+              <w:t>1</w:t>
             </w:r>
           </w:p>
         </w:tc>
@@ -7863,7 +8249,7 @@
               <w:rPr>
                 <w:sz w:val="15"/>
               </w:rPr>
-              <w:t>-</w:t>
+              <w:t>20,000</w:t>
             </w:r>
           </w:p>
         </w:tc>
@@ -7886,7 +8272,7 @@
                 <w:b/>
                 <w:sz w:val="15"/>
               </w:rPr>
-              <w:t>-</w:t>
+              <w:t>20,000</w:t>
             </w:r>
           </w:p>
         </w:tc>
@@ -7906,9 +8292,10 @@
             </w:pPr>
             <w:r>
               <w:rPr>
-                <w:sz w:val="15"/>
-              </w:rPr>
-              <w:t>Néant</w:t>
+                <w:b/>
+                <w:sz w:val="15"/>
+              </w:rPr>
+              <w:t>Fonds propres</w:t>
             </w:r>
           </w:p>
         </w:tc>
@@ -7927,7 +8314,7 @@
               <w:rPr>
                 <w:sz w:val="14"/>
               </w:rPr>
-              <w:t>Fiches descriptives des 6 indicateurs prioritaires</w:t>
+              <w:t>Grilles d'audit de terrain pour les soins invasifs</w:t>
             </w:r>
           </w:p>
         </w:tc>
@@ -7951,7 +8338,7 @@
               <w:rPr>
                 <w:sz w:val="15"/>
               </w:rPr>
-              <w:t>7.1.2. Élaboration et reprographie des grilles standardisées d'audit clinique</w:t>
+              <w:t>7.1.3. Matériel informatique : Ordinateur portable dédié à la PCI</w:t>
             </w:r>
           </w:p>
         </w:tc>
@@ -7970,7 +8357,7 @@
               <w:rPr>
                 <w:sz w:val="15"/>
               </w:rPr>
-              <w:t>Fournitures de bureau</w:t>
+              <w:t>Matériel informatique</w:t>
             </w:r>
           </w:p>
         </w:tc>
@@ -8036,7 +8423,7 @@
               <w:rPr>
                 <w:sz w:val="15"/>
               </w:rPr>
-              <w:t>20,000</w:t>
+              <w:t>450,000</w:t>
             </w:r>
           </w:p>
         </w:tc>
@@ -8059,7 +8446,7 @@
                 <w:b/>
                 <w:sz w:val="15"/>
               </w:rPr>
-              <w:t>20,000</w:t>
+              <w:t>450,000</w:t>
             </w:r>
           </w:p>
         </w:tc>
@@ -8101,7 +8488,7 @@
               <w:rPr>
                 <w:sz w:val="14"/>
               </w:rPr>
-              <w:t>Grilles d'audit de terrain pour les soins invasifs</w:t>
+              <w:t>Réf. PTA CLIN tableau 3 ligne 1 (PC portatif pour l'EOPCI)</w:t>
             </w:r>
           </w:p>
         </w:tc>
@@ -8125,7 +8512,7 @@
               <w:rPr>
                 <w:sz w:val="15"/>
               </w:rPr>
-              <w:t>7.1.3. Matériel informatique : Ordinateur portable dédié à la PCI</w:t>
+              <w:t>7.1.3 bis. Matériel informatique : Imprimante multifonction pour l'EOPCI</w:t>
             </w:r>
           </w:p>
         </w:tc>
@@ -8210,7 +8597,7 @@
               <w:rPr>
                 <w:sz w:val="15"/>
               </w:rPr>
-              <w:t>450,000</w:t>
+              <w:t>200,000</w:t>
             </w:r>
           </w:p>
         </w:tc>
@@ -8233,7 +8620,7 @@
                 <w:b/>
                 <w:sz w:val="15"/>
               </w:rPr>
-              <w:t>450,000</w:t>
+              <w:t>200,000</w:t>
             </w:r>
           </w:p>
         </w:tc>
@@ -8275,7 +8662,7 @@
               <w:rPr>
                 <w:sz w:val="14"/>
               </w:rPr>
-              <w:t>Réf. PTA CLIN tableau 3 ligne 1 (PC portatif pour l'EOPCI)</w:t>
+              <w:t>Réf. PTA CLIN tableau 3 ligne 2 (imprimante de bureau EOPCI)</w:t>
             </w:r>
           </w:p>
         </w:tc>
@@ -8299,7 +8686,7 @@
               <w:rPr>
                 <w:sz w:val="15"/>
               </w:rPr>
-              <w:t>7.1.3 bis. Matériel informatique : Imprimante multifonction pour l'EOPCI</w:t>
+              <w:t>7.1.3 ter. Matériel informatique : Disque SSD externe 1 To</w:t>
             </w:r>
           </w:p>
         </w:tc>
@@ -8384,7 +8771,7 @@
               <w:rPr>
                 <w:sz w:val="15"/>
               </w:rPr>
-              <w:t>200,000</w:t>
+              <w:t>50,000</w:t>
             </w:r>
           </w:p>
         </w:tc>
@@ -8407,7 +8794,7 @@
                 <w:b/>
                 <w:sz w:val="15"/>
               </w:rPr>
-              <w:t>200,000</w:t>
+              <w:t>50,000</w:t>
             </w:r>
           </w:p>
         </w:tc>
@@ -8449,7 +8836,7 @@
               <w:rPr>
                 <w:sz w:val="14"/>
               </w:rPr>
-              <w:t>Réf. PTA CLIN tableau 3 ligne 2 (imprimante de bureau EOPCI)</w:t>
+              <w:t>Réf. PTA CLIN tableau 3 ligne 8 (sauvegarde sécurisée données)</w:t>
             </w:r>
           </w:p>
         </w:tc>
@@ -8473,7 +8860,7 @@
               <w:rPr>
                 <w:sz w:val="15"/>
               </w:rPr>
-              <w:t>7.1.3 ter. Matériel informatique : Disque SSD externe 1 To</w:t>
+              <w:t>7.1.3 quater. Matériel informatique : Clé USB de stockage 32 Go</w:t>
             </w:r>
           </w:p>
         </w:tc>
@@ -8558,7 +8945,7 @@
               <w:rPr>
                 <w:sz w:val="15"/>
               </w:rPr>
-              <w:t>50,000</w:t>
+              <w:t>10,000</w:t>
             </w:r>
           </w:p>
         </w:tc>
@@ -8581,7 +8968,7 @@
                 <w:b/>
                 <w:sz w:val="15"/>
               </w:rPr>
-              <w:t>50,000</w:t>
+              <w:t>10,000</w:t>
             </w:r>
           </w:p>
         </w:tc>
@@ -8623,7 +9010,7 @@
               <w:rPr>
                 <w:sz w:val="14"/>
               </w:rPr>
-              <w:t>Réf. PTA CLIN tableau 3 ligne 8 (sauvegarde sécurisée données)</w:t>
+              <w:t>Réf. PTA CLIN tableau 3 ligne 7 (transfert données terrain)</w:t>
             </w:r>
           </w:p>
         </w:tc>
@@ -8647,7 +9034,7 @@
               <w:rPr>
                 <w:sz w:val="15"/>
               </w:rPr>
-              <w:t>7.1.3 quater. Matériel informatique : Clé USB de stockage 32 Go</w:t>
+              <w:t>7.1.3 quinquies. Armoire de rangement fermée pour archives CLIN/PCI</w:t>
             </w:r>
           </w:p>
         </w:tc>
@@ -8666,7 +9053,7 @@
               <w:rPr>
                 <w:sz w:val="15"/>
               </w:rPr>
-              <w:t>Matériel informatique</w:t>
+              <w:t>Mobilier de bureau &amp; sécurité</w:t>
             </w:r>
           </w:p>
         </w:tc>
@@ -8732,7 +9119,7 @@
               <w:rPr>
                 <w:sz w:val="15"/>
               </w:rPr>
-              <w:t>10,000</w:t>
+              <w:t>150,000</w:t>
             </w:r>
           </w:p>
         </w:tc>
@@ -8755,7 +9142,7 @@
                 <w:b/>
                 <w:sz w:val="15"/>
               </w:rPr>
-              <w:t>10,000</w:t>
+              <w:t>150,000</w:t>
             </w:r>
           </w:p>
         </w:tc>
@@ -8797,7 +9184,7 @@
               <w:rPr>
                 <w:sz w:val="14"/>
               </w:rPr>
-              <w:t>Réf. PTA CLIN tableau 3 ligne 7 (transfert données terrain)</w:t>
+              <w:t>Réf. PTA CLIN tableau 3 ligne 5 (sécurisation archives)</w:t>
             </w:r>
           </w:p>
         </w:tc>
@@ -8821,7 +9208,7 @@
               <w:rPr>
                 <w:sz w:val="15"/>
               </w:rPr>
-              <w:t>7.1.3 quinquies. Armoire de rangement fermée pour archives CLIN/PCI</w:t>
+              <w:t>7.1.3 sexies. Fournitures de bureau indispensables pour l'unité de suivi PCI</w:t>
             </w:r>
           </w:p>
         </w:tc>
@@ -8840,7 +9227,7 @@
               <w:rPr>
                 <w:sz w:val="15"/>
               </w:rPr>
-              <w:t>Mobilier de bureau &amp; sécurité</w:t>
+              <w:t>Fournitures de bureau</w:t>
             </w:r>
           </w:p>
         </w:tc>
@@ -8906,7 +9293,7 @@
               <w:rPr>
                 <w:sz w:val="15"/>
               </w:rPr>
-              <w:t>150,000</w:t>
+              <w:t>50,000</w:t>
             </w:r>
           </w:p>
         </w:tc>
@@ -8929,7 +9316,7 @@
                 <w:b/>
                 <w:sz w:val="15"/>
               </w:rPr>
-              <w:t>150,000</w:t>
+              <w:t>50,000</w:t>
             </w:r>
           </w:p>
         </w:tc>
@@ -8971,7 +9358,7 @@
               <w:rPr>
                 <w:sz w:val="14"/>
               </w:rPr>
-              <w:t>Réf. PTA CLIN tableau 3 ligne 5 (sécurisation archives)</w:t>
+              <w:t>Papeterie, classeurs et consommables d'archivage EOPCI</w:t>
             </w:r>
           </w:p>
         </w:tc>
@@ -9517,7 +9904,7 @@
               <w:rPr>
                 <w:sz w:val="15"/>
               </w:rPr>
-              <w:t>7.3.1. Organisation de la Journée internationale de l'hygiène des mains (5 mai)</w:t>
+              <w:t>7.2.4. Suivi mensuel de la qualité de la gestion des déchets biomédicaux</w:t>
             </w:r>
           </w:p>
         </w:tc>
@@ -9536,7 +9923,7 @@
               <w:rPr>
                 <w:sz w:val="15"/>
               </w:rPr>
-              <w:t>Événementiel &amp; communication</w:t>
+              <w:t>Contrôle qualité &amp; fiches de suivi</w:t>
             </w:r>
           </w:p>
         </w:tc>
@@ -9602,7 +9989,7 @@
               <w:rPr>
                 <w:sz w:val="15"/>
               </w:rPr>
-              <w:t>1,000,000</w:t>
+              <w:t>30,000</w:t>
             </w:r>
           </w:p>
         </w:tc>
@@ -9625,7 +10012,7 @@
                 <w:b/>
                 <w:sz w:val="15"/>
               </w:rPr>
-              <w:t>1,000,000</w:t>
+              <w:t>30,000</w:t>
             </w:r>
           </w:p>
         </w:tc>
@@ -9648,7 +10035,7 @@
                 <w:b/>
                 <w:sz w:val="15"/>
               </w:rPr>
-              <w:t>Fonds propres / PTF</w:t>
+              <w:t>Fonds propres</w:t>
             </w:r>
           </w:p>
         </w:tc>
@@ -9667,7 +10054,7 @@
               <w:rPr>
                 <w:sz w:val="14"/>
               </w:rPr>
-              <w:t>Réf. PTA CLIN tableau 1 ligne 2 (1 000 000 FCFA / 500 participants)</w:t>
+              <w:t>Grilles d'évaluation qualité du tri et pesage des DBM (12 mois)</w:t>
             </w:r>
           </w:p>
         </w:tc>
@@ -9691,7 +10078,7 @@
               <w:rPr>
                 <w:sz w:val="15"/>
               </w:rPr>
-              <w:t>7.3.2. Réunions trimestrielles de restitution des audits et feedback</w:t>
+              <w:t>7.3.1. Réunions trimestrielles de restitution des audits et feedback</w:t>
             </w:r>
           </w:p>
         </w:tc>
@@ -9945,7 +10332,7 @@
                 <w:color w:val="1B365D"/>
                 <w:sz w:val="16"/>
               </w:rPr>
-              <w:t>2,620,000</w:t>
+              <w:t>1,700,000</w:t>
             </w:r>
           </w:p>
         </w:tc>
@@ -10370,7 +10757,7 @@
               <w:rPr>
                 <w:sz w:val="15"/>
               </w:rPr>
-              <w:t>8.1.3. Installation et dynamisation des 24 points focaux PCI des services</w:t>
+              <w:t>8.2.1. Supervision mensuelle du tri, de la pesée et du stockage des DBM</w:t>
             </w:r>
           </w:p>
         </w:tc>
@@ -10389,7 +10776,7 @@
               <w:rPr>
                 <w:sz w:val="15"/>
               </w:rPr>
-              <w:t>Pause-café &amp; kits de mission</w:t>
+              <w:t>Néant (supervision interne)</w:t>
             </w:r>
           </w:p>
         </w:tc>
@@ -10411,7 +10798,7 @@
               <w:rPr>
                 <w:sz w:val="15"/>
               </w:rPr>
-              <w:t>24</w:t>
+              <w:t>-</w:t>
             </w:r>
           </w:p>
         </w:tc>
@@ -10433,7 +10820,7 @@
               <w:rPr>
                 <w:sz w:val="15"/>
               </w:rPr>
-              <w:t>1</w:t>
+              <w:t>-</w:t>
             </w:r>
           </w:p>
         </w:tc>
@@ -10455,7 +10842,7 @@
               <w:rPr>
                 <w:sz w:val="15"/>
               </w:rPr>
-              <w:t>2,500</w:t>
+              <w:t>-</w:t>
             </w:r>
           </w:p>
         </w:tc>
@@ -10478,7 +10865,7 @@
                 <w:b/>
                 <w:sz w:val="15"/>
               </w:rPr>
-              <w:t>60,000</w:t>
+              <w:t>-</w:t>
             </w:r>
           </w:p>
         </w:tc>
@@ -10498,10 +10885,9 @@
             </w:pPr>
             <w:r>
               <w:rPr>
-                <w:b/>
-                <w:sz w:val="15"/>
-              </w:rPr>
-              <w:t>Fonds propres</w:t>
+                <w:sz w:val="15"/>
+              </w:rPr>
+              <w:t>Néant</w:t>
             </w:r>
           </w:p>
         </w:tc>
@@ -10520,7 +10906,7 @@
               <w:rPr>
                 <w:sz w:val="14"/>
               </w:rPr>
-              <w:t>Séance d'installation et kits de mission pour 24 points focaux</w:t>
+              <w:t>Contrôle mensuel régulier par l'EOPCI et le Service Salubrité</w:t>
             </w:r>
           </w:p>
         </w:tc>
@@ -10544,7 +10930,7 @@
               <w:rPr>
                 <w:sz w:val="15"/>
               </w:rPr>
-              <w:t>8.2.1. Supervision mensuelle du tri, de la pesée et du stockage des DBM</w:t>
+              <w:t>8.2.2. Sensibilisation continue du personnel sur la gestion et le tri des DBM</w:t>
             </w:r>
           </w:p>
         </w:tc>
@@ -10563,7 +10949,7 @@
               <w:rPr>
                 <w:sz w:val="15"/>
               </w:rPr>
-              <w:t>Néant (supervision interne)</w:t>
+              <w:t>Formation continue &amp; sensibilisation DBM</w:t>
             </w:r>
           </w:p>
         </w:tc>
@@ -10585,7 +10971,7 @@
               <w:rPr>
                 <w:sz w:val="15"/>
               </w:rPr>
-              <w:t>-</w:t>
+              <w:t>1</w:t>
             </w:r>
           </w:p>
         </w:tc>
@@ -10607,7 +10993,7 @@
               <w:rPr>
                 <w:sz w:val="15"/>
               </w:rPr>
-              <w:t>-</w:t>
+              <w:t>1</w:t>
             </w:r>
           </w:p>
         </w:tc>
@@ -10629,7 +11015,7 @@
               <w:rPr>
                 <w:sz w:val="15"/>
               </w:rPr>
-              <w:t>-</w:t>
+              <w:t>500,000</w:t>
             </w:r>
           </w:p>
         </w:tc>
@@ -10652,7 +11038,7 @@
                 <w:b/>
                 <w:sz w:val="15"/>
               </w:rPr>
-              <w:t>-</w:t>
+              <w:t>500,000</w:t>
             </w:r>
           </w:p>
         </w:tc>
@@ -10672,9 +11058,10 @@
             </w:pPr>
             <w:r>
               <w:rPr>
-                <w:sz w:val="15"/>
-              </w:rPr>
-              <w:t>Néant</w:t>
+                <w:b/>
+                <w:sz w:val="15"/>
+              </w:rPr>
+              <w:t>Fonds propres</w:t>
             </w:r>
           </w:p>
         </w:tc>
@@ -10693,7 +11080,7 @@
               <w:rPr>
                 <w:sz w:val="14"/>
               </w:rPr>
-              <w:t>Contrôle mensuel régulier par l'EOPCI et le Service Salubrité</w:t>
+              <w:t>Réf. PTA CLIN tableau 1 ligne 10 (500 000 FCFA pour tri DBM)</w:t>
             </w:r>
           </w:p>
         </w:tc>
@@ -10717,7 +11104,7 @@
               <w:rPr>
                 <w:sz w:val="15"/>
               </w:rPr>
-              <w:t>8.2.2. Sensibilisation continue du personnel sur la gestion et le tri des DBM</w:t>
+              <w:t>8.2.3. Poubelles réglementaires pour gestion des DBM (50 poubelles à pédale)</w:t>
             </w:r>
           </w:p>
         </w:tc>
@@ -10736,7 +11123,7 @@
               <w:rPr>
                 <w:sz w:val="15"/>
               </w:rPr>
-              <w:t>Formation continue &amp; sensibilisation DBM</w:t>
+              <w:t>Matériel de collecte DBM</w:t>
             </w:r>
           </w:p>
         </w:tc>
@@ -10758,7 +11145,7 @@
               <w:rPr>
                 <w:sz w:val="15"/>
               </w:rPr>
-              <w:t>1</w:t>
+              <w:t>50</w:t>
             </w:r>
           </w:p>
         </w:tc>
@@ -10802,7 +11189,7 @@
               <w:rPr>
                 <w:sz w:val="15"/>
               </w:rPr>
-              <w:t>500,000</w:t>
+              <w:t>20,000</w:t>
             </w:r>
           </w:p>
         </w:tc>
@@ -10825,7 +11212,7 @@
                 <w:b/>
                 <w:sz w:val="15"/>
               </w:rPr>
-              <w:t>500,000</w:t>
+              <w:t>1,000,000</w:t>
             </w:r>
           </w:p>
         </w:tc>
@@ -10867,7 +11254,7 @@
               <w:rPr>
                 <w:sz w:val="14"/>
               </w:rPr>
-              <w:t>Réf. PTA CLIN tableau 1 ligne 10 (500 000 FCFA pour tri DBM)</w:t>
+              <w:t>Réf. PTA CLIN tableau 3 ligne 4 (50 poubelles à pédale aux normes)</w:t>
             </w:r>
           </w:p>
         </w:tc>
@@ -10891,7 +11278,7 @@
               <w:rPr>
                 <w:sz w:val="15"/>
               </w:rPr>
-              <w:t>8.2.3. Poubelles réglementaires pour gestion des DBM (50 poubelles à pédale)</w:t>
+              <w:t>8.2.3 bis. Peson industriel pour le suivi du tonnage journalier des DBM</w:t>
             </w:r>
           </w:p>
         </w:tc>
@@ -10910,7 +11297,7 @@
               <w:rPr>
                 <w:sz w:val="15"/>
               </w:rPr>
-              <w:t>Matériel de collecte DBM</w:t>
+              <w:t>Matériel technique de pesage</w:t>
             </w:r>
           </w:p>
         </w:tc>
@@ -10932,7 +11319,7 @@
               <w:rPr>
                 <w:sz w:val="15"/>
               </w:rPr>
-              <w:t>50</w:t>
+              <w:t>1</w:t>
             </w:r>
           </w:p>
         </w:tc>
@@ -10976,7 +11363,7 @@
               <w:rPr>
                 <w:sz w:val="15"/>
               </w:rPr>
-              <w:t>20,000</w:t>
+              <w:t>150,000</w:t>
             </w:r>
           </w:p>
         </w:tc>
@@ -10999,7 +11386,7 @@
                 <w:b/>
                 <w:sz w:val="15"/>
               </w:rPr>
-              <w:t>1,000,000</w:t>
+              <w:t>150,000</w:t>
             </w:r>
           </w:p>
         </w:tc>
@@ -11041,7 +11428,7 @@
               <w:rPr>
                 <w:sz w:val="14"/>
               </w:rPr>
-              <w:t>Réf. PTA CLIN tableau 3 ligne 4 (50 poubelles à pédale aux normes)</w:t>
+              <w:t>Réf. PTA CLIN tableau 3 ligne 3 (balance pèse-déchets industrielle)</w:t>
             </w:r>
           </w:p>
         </w:tc>
@@ -11065,7 +11452,7 @@
               <w:rPr>
                 <w:sz w:val="15"/>
               </w:rPr>
-              <w:t>8.2.3 bis. Peson industriel pour le suivi du tonnage journalier des DBM</w:t>
+              <w:t>8.2.3 ter. Supervision disponibilité équipements lavage, bionettoyage, linge et stérilisation</w:t>
             </w:r>
           </w:p>
         </w:tc>
@@ -11084,7 +11471,7 @@
               <w:rPr>
                 <w:sz w:val="15"/>
               </w:rPr>
-              <w:t>Matériel technique de pesage</w:t>
+              <w:t>Grilles d'inventaire &amp; contrôle</w:t>
             </w:r>
           </w:p>
         </w:tc>
@@ -11150,7 +11537,7 @@
               <w:rPr>
                 <w:sz w:val="15"/>
               </w:rPr>
-              <w:t>150,000</w:t>
+              <w:t>30,000</w:t>
             </w:r>
           </w:p>
         </w:tc>
@@ -11173,7 +11560,7 @@
                 <w:b/>
                 <w:sz w:val="15"/>
               </w:rPr>
-              <w:t>150,000</w:t>
+              <w:t>30,000</w:t>
             </w:r>
           </w:p>
         </w:tc>
@@ -11215,7 +11602,7 @@
               <w:rPr>
                 <w:sz w:val="14"/>
               </w:rPr>
-              <w:t>Réf. PTA CLIN tableau 3 ligne 3 (balance pèse-déchets industrielle)</w:t>
+              <w:t>Outils de traçabilité et grilles de contrôle trimestriel de conformité</w:t>
             </w:r>
           </w:p>
         </w:tc>
@@ -13059,7 +13446,7 @@
                 <w:color w:val="1B365D"/>
                 <w:sz w:val="16"/>
               </w:rPr>
-              <w:t>29,250,000</w:t>
+              <w:t>29,220,000</w:t>
             </w:r>
           </w:p>
         </w:tc>
@@ -13096,6 +13483,860 @@
         </w:trPr>
         <w:tc>
           <w:tcPr>
+            <w:tcW w:type="dxa" w:w="2304"/>
+            <w:gridSpan w:val="8"/>
+            <w:shd w:fill="D9E1F2"/>
+            <w:tcMar>
+              <w:top w:w="50" w:type="dxa"/>
+              <w:bottom w:w="50" w:type="dxa"/>
+              <w:left w:w="80" w:type="dxa"/>
+              <w:right w:w="80" w:type="dxa"/>
+            </w:tcMar>
+          </w:tcPr>
+          <w:p>
+            <w:r>
+              <w:rPr>
+                <w:b/>
+                <w:color w:val="1B365D"/>
+                <w:sz w:val="17"/>
+              </w:rPr>
+              <w:t>OS VI : COMMUNICATION ET OUTILS DE SENSIBILISATION PCI</w:t>
+            </w:r>
+          </w:p>
+        </w:tc>
+      </w:tr>
+      <w:tr>
+        <w:trPr>
+          <w:cantSplit/>
+        </w:trPr>
+        <w:tc>
+          <w:tcPr>
+            <w:tcW w:type="dxa" w:w="3600"/>
+            <w:tcMar>
+              <w:top w:w="40" w:type="dxa"/>
+              <w:bottom w:w="40" w:type="dxa"/>
+              <w:left w:w="60" w:type="dxa"/>
+              <w:right w:w="60" w:type="dxa"/>
+            </w:tcMar>
+          </w:tcPr>
+          <w:p>
+            <w:r>
+              <w:rPr>
+                <w:sz w:val="15"/>
+              </w:rPr>
+              <w:t>6.1.1. Élaboration des outils de communication sur l'hygiène et la PCI (affiches, dépliants)</w:t>
+            </w:r>
+          </w:p>
+        </w:tc>
+        <w:tc>
+          <w:tcPr>
+            <w:tcW w:type="dxa" w:w="2304"/>
+            <w:tcMar>
+              <w:top w:w="40" w:type="dxa"/>
+              <w:bottom w:w="40" w:type="dxa"/>
+              <w:left w:w="60" w:type="dxa"/>
+              <w:right w:w="60" w:type="dxa"/>
+            </w:tcMar>
+          </w:tcPr>
+          <w:p>
+            <w:r>
+              <w:rPr>
+                <w:sz w:val="15"/>
+              </w:rPr>
+              <w:t>Conception graphique &amp; maquettage</w:t>
+            </w:r>
+          </w:p>
+        </w:tc>
+        <w:tc>
+          <w:tcPr>
+            <w:tcW w:type="dxa" w:w="648"/>
+            <w:tcMar>
+              <w:top w:w="40" w:type="dxa"/>
+              <w:bottom w:w="40" w:type="dxa"/>
+              <w:left w:w="30" w:type="dxa"/>
+              <w:right w:w="30" w:type="dxa"/>
+            </w:tcMar>
+          </w:tcPr>
+          <w:p>
+            <w:pPr>
+              <w:jc w:val="center"/>
+            </w:pPr>
+            <w:r>
+              <w:rPr>
+                <w:sz w:val="15"/>
+              </w:rPr>
+              <w:t>1</w:t>
+            </w:r>
+          </w:p>
+        </w:tc>
+        <w:tc>
+          <w:tcPr>
+            <w:tcW w:type="dxa" w:w="648"/>
+            <w:tcMar>
+              <w:top w:w="40" w:type="dxa"/>
+              <w:bottom w:w="40" w:type="dxa"/>
+              <w:left w:w="30" w:type="dxa"/>
+              <w:right w:w="30" w:type="dxa"/>
+            </w:tcMar>
+          </w:tcPr>
+          <w:p>
+            <w:pPr>
+              <w:jc w:val="center"/>
+            </w:pPr>
+            <w:r>
+              <w:rPr>
+                <w:sz w:val="15"/>
+              </w:rPr>
+              <w:t>1</w:t>
+            </w:r>
+          </w:p>
+        </w:tc>
+        <w:tc>
+          <w:tcPr>
+            <w:tcW w:type="dxa" w:w="1728"/>
+            <w:tcMar>
+              <w:top w:w="40" w:type="dxa"/>
+              <w:bottom w:w="40" w:type="dxa"/>
+              <w:left w:w="40" w:type="dxa"/>
+              <w:right w:w="40" w:type="dxa"/>
+            </w:tcMar>
+          </w:tcPr>
+          <w:p>
+            <w:pPr>
+              <w:jc w:val="right"/>
+            </w:pPr>
+            <w:r>
+              <w:rPr>
+                <w:sz w:val="15"/>
+              </w:rPr>
+              <w:t>200,000</w:t>
+            </w:r>
+          </w:p>
+        </w:tc>
+        <w:tc>
+          <w:tcPr>
+            <w:tcW w:type="dxa" w:w="1872"/>
+            <w:tcMar>
+              <w:top w:w="40" w:type="dxa"/>
+              <w:bottom w:w="40" w:type="dxa"/>
+              <w:left w:w="40" w:type="dxa"/>
+              <w:right w:w="40" w:type="dxa"/>
+            </w:tcMar>
+          </w:tcPr>
+          <w:p>
+            <w:pPr>
+              <w:jc w:val="right"/>
+            </w:pPr>
+            <w:r>
+              <w:rPr>
+                <w:b/>
+                <w:sz w:val="15"/>
+              </w:rPr>
+              <w:t>200,000</w:t>
+            </w:r>
+          </w:p>
+        </w:tc>
+        <w:tc>
+          <w:tcPr>
+            <w:tcW w:type="dxa" w:w="1872"/>
+            <w:tcMar>
+              <w:top w:w="40" w:type="dxa"/>
+              <w:bottom w:w="40" w:type="dxa"/>
+              <w:left w:w="40" w:type="dxa"/>
+              <w:right w:w="40" w:type="dxa"/>
+            </w:tcMar>
+          </w:tcPr>
+          <w:p>
+            <w:pPr>
+              <w:jc w:val="center"/>
+            </w:pPr>
+            <w:r>
+              <w:rPr>
+                <w:b/>
+                <w:sz w:val="15"/>
+              </w:rPr>
+              <w:t>Fonds propres</w:t>
+            </w:r>
+          </w:p>
+        </w:tc>
+        <w:tc>
+          <w:tcPr>
+            <w:tcW w:type="dxa" w:w="2304"/>
+            <w:tcMar>
+              <w:top w:w="40" w:type="dxa"/>
+              <w:bottom w:w="40" w:type="dxa"/>
+              <w:left w:w="50" w:type="dxa"/>
+              <w:right w:w="50" w:type="dxa"/>
+            </w:tcMar>
+          </w:tcPr>
+          <w:p>
+            <w:r>
+              <w:rPr>
+                <w:sz w:val="14"/>
+              </w:rPr>
+              <w:t>Infographie et validation des maquettes d'affiches et dépliants</w:t>
+            </w:r>
+          </w:p>
+        </w:tc>
+      </w:tr>
+      <w:tr>
+        <w:trPr>
+          <w:cantSplit/>
+        </w:trPr>
+        <w:tc>
+          <w:tcPr>
+            <w:tcW w:type="dxa" w:w="3600"/>
+            <w:tcMar>
+              <w:top w:w="40" w:type="dxa"/>
+              <w:bottom w:w="40" w:type="dxa"/>
+              <w:left w:w="60" w:type="dxa"/>
+              <w:right w:w="60" w:type="dxa"/>
+            </w:tcMar>
+          </w:tcPr>
+          <w:p>
+            <w:r>
+              <w:rPr>
+                <w:sz w:val="15"/>
+              </w:rPr>
+              <w:t>6.1.2. Multiplication des outils de communication (500 affiches plastifiées)</w:t>
+            </w:r>
+          </w:p>
+        </w:tc>
+        <w:tc>
+          <w:tcPr>
+            <w:tcW w:type="dxa" w:w="2304"/>
+            <w:tcMar>
+              <w:top w:w="40" w:type="dxa"/>
+              <w:bottom w:w="40" w:type="dxa"/>
+              <w:left w:w="60" w:type="dxa"/>
+              <w:right w:w="60" w:type="dxa"/>
+            </w:tcMar>
+          </w:tcPr>
+          <w:p>
+            <w:r>
+              <w:rPr>
+                <w:sz w:val="15"/>
+              </w:rPr>
+              <w:t>Impression &amp; plastification</w:t>
+            </w:r>
+          </w:p>
+        </w:tc>
+        <w:tc>
+          <w:tcPr>
+            <w:tcW w:type="dxa" w:w="648"/>
+            <w:tcMar>
+              <w:top w:w="40" w:type="dxa"/>
+              <w:bottom w:w="40" w:type="dxa"/>
+              <w:left w:w="30" w:type="dxa"/>
+              <w:right w:w="30" w:type="dxa"/>
+            </w:tcMar>
+          </w:tcPr>
+          <w:p>
+            <w:pPr>
+              <w:jc w:val="center"/>
+            </w:pPr>
+            <w:r>
+              <w:rPr>
+                <w:sz w:val="15"/>
+              </w:rPr>
+              <w:t>1</w:t>
+            </w:r>
+          </w:p>
+        </w:tc>
+        <w:tc>
+          <w:tcPr>
+            <w:tcW w:type="dxa" w:w="648"/>
+            <w:tcMar>
+              <w:top w:w="40" w:type="dxa"/>
+              <w:bottom w:w="40" w:type="dxa"/>
+              <w:left w:w="30" w:type="dxa"/>
+              <w:right w:w="30" w:type="dxa"/>
+            </w:tcMar>
+          </w:tcPr>
+          <w:p>
+            <w:pPr>
+              <w:jc w:val="center"/>
+            </w:pPr>
+            <w:r>
+              <w:rPr>
+                <w:sz w:val="15"/>
+              </w:rPr>
+              <w:t>1</w:t>
+            </w:r>
+          </w:p>
+        </w:tc>
+        <w:tc>
+          <w:tcPr>
+            <w:tcW w:type="dxa" w:w="1728"/>
+            <w:tcMar>
+              <w:top w:w="40" w:type="dxa"/>
+              <w:bottom w:w="40" w:type="dxa"/>
+              <w:left w:w="40" w:type="dxa"/>
+              <w:right w:w="40" w:type="dxa"/>
+            </w:tcMar>
+          </w:tcPr>
+          <w:p>
+            <w:pPr>
+              <w:jc w:val="right"/>
+            </w:pPr>
+            <w:r>
+              <w:rPr>
+                <w:sz w:val="15"/>
+              </w:rPr>
+              <w:t>600,000</w:t>
+            </w:r>
+          </w:p>
+        </w:tc>
+        <w:tc>
+          <w:tcPr>
+            <w:tcW w:type="dxa" w:w="1872"/>
+            <w:tcMar>
+              <w:top w:w="40" w:type="dxa"/>
+              <w:bottom w:w="40" w:type="dxa"/>
+              <w:left w:w="40" w:type="dxa"/>
+              <w:right w:w="40" w:type="dxa"/>
+            </w:tcMar>
+          </w:tcPr>
+          <w:p>
+            <w:pPr>
+              <w:jc w:val="right"/>
+            </w:pPr>
+            <w:r>
+              <w:rPr>
+                <w:b/>
+                <w:sz w:val="15"/>
+              </w:rPr>
+              <w:t>600,000</w:t>
+            </w:r>
+          </w:p>
+        </w:tc>
+        <w:tc>
+          <w:tcPr>
+            <w:tcW w:type="dxa" w:w="1872"/>
+            <w:tcMar>
+              <w:top w:w="40" w:type="dxa"/>
+              <w:bottom w:w="40" w:type="dxa"/>
+              <w:left w:w="40" w:type="dxa"/>
+              <w:right w:w="40" w:type="dxa"/>
+            </w:tcMar>
+          </w:tcPr>
+          <w:p>
+            <w:pPr>
+              <w:jc w:val="center"/>
+            </w:pPr>
+            <w:r>
+              <w:rPr>
+                <w:b/>
+                <w:sz w:val="15"/>
+              </w:rPr>
+              <w:t>Fonds propres</w:t>
+            </w:r>
+          </w:p>
+        </w:tc>
+        <w:tc>
+          <w:tcPr>
+            <w:tcW w:type="dxa" w:w="2304"/>
+            <w:tcMar>
+              <w:top w:w="40" w:type="dxa"/>
+              <w:bottom w:w="40" w:type="dxa"/>
+              <w:left w:w="50" w:type="dxa"/>
+              <w:right w:w="50" w:type="dxa"/>
+            </w:tcMar>
+          </w:tcPr>
+          <w:p>
+            <w:r>
+              <w:rPr>
+                <w:sz w:val="14"/>
+              </w:rPr>
+              <w:t>Réf. PTA CLIN tableau 1 ligne 11 (600 000 FCFA pour supports)</w:t>
+            </w:r>
+          </w:p>
+        </w:tc>
+      </w:tr>
+      <w:tr>
+        <w:trPr>
+          <w:cantSplit/>
+        </w:trPr>
+        <w:tc>
+          <w:tcPr>
+            <w:tcW w:type="dxa" w:w="3600"/>
+            <w:tcMar>
+              <w:top w:w="40" w:type="dxa"/>
+              <w:bottom w:w="40" w:type="dxa"/>
+              <w:left w:w="60" w:type="dxa"/>
+              <w:right w:w="60" w:type="dxa"/>
+            </w:tcMar>
+          </w:tcPr>
+          <w:p>
+            <w:r>
+              <w:rPr>
+                <w:sz w:val="15"/>
+              </w:rPr>
+              <w:t>6.1.3. Diffuser et installer les outils de communication aux points de soins</w:t>
+            </w:r>
+          </w:p>
+        </w:tc>
+        <w:tc>
+          <w:tcPr>
+            <w:tcW w:type="dxa" w:w="2304"/>
+            <w:tcMar>
+              <w:top w:w="40" w:type="dxa"/>
+              <w:bottom w:w="40" w:type="dxa"/>
+              <w:left w:w="60" w:type="dxa"/>
+              <w:right w:w="60" w:type="dxa"/>
+            </w:tcMar>
+          </w:tcPr>
+          <w:p>
+            <w:r>
+              <w:rPr>
+                <w:sz w:val="15"/>
+              </w:rPr>
+              <w:t>Pose &amp; installation supports</w:t>
+            </w:r>
+          </w:p>
+        </w:tc>
+        <w:tc>
+          <w:tcPr>
+            <w:tcW w:type="dxa" w:w="648"/>
+            <w:tcMar>
+              <w:top w:w="40" w:type="dxa"/>
+              <w:bottom w:w="40" w:type="dxa"/>
+              <w:left w:w="30" w:type="dxa"/>
+              <w:right w:w="30" w:type="dxa"/>
+            </w:tcMar>
+          </w:tcPr>
+          <w:p>
+            <w:pPr>
+              <w:jc w:val="center"/>
+            </w:pPr>
+            <w:r>
+              <w:rPr>
+                <w:sz w:val="15"/>
+              </w:rPr>
+              <w:t>1</w:t>
+            </w:r>
+          </w:p>
+        </w:tc>
+        <w:tc>
+          <w:tcPr>
+            <w:tcW w:type="dxa" w:w="648"/>
+            <w:tcMar>
+              <w:top w:w="40" w:type="dxa"/>
+              <w:bottom w:w="40" w:type="dxa"/>
+              <w:left w:w="30" w:type="dxa"/>
+              <w:right w:w="30" w:type="dxa"/>
+            </w:tcMar>
+          </w:tcPr>
+          <w:p>
+            <w:pPr>
+              <w:jc w:val="center"/>
+            </w:pPr>
+            <w:r>
+              <w:rPr>
+                <w:sz w:val="15"/>
+              </w:rPr>
+              <w:t>1</w:t>
+            </w:r>
+          </w:p>
+        </w:tc>
+        <w:tc>
+          <w:tcPr>
+            <w:tcW w:type="dxa" w:w="1728"/>
+            <w:tcMar>
+              <w:top w:w="40" w:type="dxa"/>
+              <w:bottom w:w="40" w:type="dxa"/>
+              <w:left w:w="40" w:type="dxa"/>
+              <w:right w:w="40" w:type="dxa"/>
+            </w:tcMar>
+          </w:tcPr>
+          <w:p>
+            <w:pPr>
+              <w:jc w:val="right"/>
+            </w:pPr>
+            <w:r>
+              <w:rPr>
+                <w:sz w:val="15"/>
+              </w:rPr>
+              <w:t>100,000</w:t>
+            </w:r>
+          </w:p>
+        </w:tc>
+        <w:tc>
+          <w:tcPr>
+            <w:tcW w:type="dxa" w:w="1872"/>
+            <w:tcMar>
+              <w:top w:w="40" w:type="dxa"/>
+              <w:bottom w:w="40" w:type="dxa"/>
+              <w:left w:w="40" w:type="dxa"/>
+              <w:right w:w="40" w:type="dxa"/>
+            </w:tcMar>
+          </w:tcPr>
+          <w:p>
+            <w:pPr>
+              <w:jc w:val="right"/>
+            </w:pPr>
+            <w:r>
+              <w:rPr>
+                <w:b/>
+                <w:sz w:val="15"/>
+              </w:rPr>
+              <w:t>100,000</w:t>
+            </w:r>
+          </w:p>
+        </w:tc>
+        <w:tc>
+          <w:tcPr>
+            <w:tcW w:type="dxa" w:w="1872"/>
+            <w:tcMar>
+              <w:top w:w="40" w:type="dxa"/>
+              <w:bottom w:w="40" w:type="dxa"/>
+              <w:left w:w="40" w:type="dxa"/>
+              <w:right w:w="40" w:type="dxa"/>
+            </w:tcMar>
+          </w:tcPr>
+          <w:p>
+            <w:pPr>
+              <w:jc w:val="center"/>
+            </w:pPr>
+            <w:r>
+              <w:rPr>
+                <w:b/>
+                <w:sz w:val="15"/>
+              </w:rPr>
+              <w:t>Fonds propres</w:t>
+            </w:r>
+          </w:p>
+        </w:tc>
+        <w:tc>
+          <w:tcPr>
+            <w:tcW w:type="dxa" w:w="2304"/>
+            <w:tcMar>
+              <w:top w:w="40" w:type="dxa"/>
+              <w:bottom w:w="40" w:type="dxa"/>
+              <w:left w:w="50" w:type="dxa"/>
+              <w:right w:w="50" w:type="dxa"/>
+            </w:tcMar>
+          </w:tcPr>
+          <w:p>
+            <w:r>
+              <w:rPr>
+                <w:sz w:val="14"/>
+              </w:rPr>
+              <w:t>Installation des cadres et affichage pérenne dans les unités</w:t>
+            </w:r>
+          </w:p>
+        </w:tc>
+      </w:tr>
+      <w:tr>
+        <w:trPr>
+          <w:cantSplit/>
+        </w:trPr>
+        <w:tc>
+          <w:tcPr>
+            <w:tcW w:type="dxa" w:w="3600"/>
+            <w:tcMar>
+              <w:top w:w="40" w:type="dxa"/>
+              <w:bottom w:w="40" w:type="dxa"/>
+              <w:left w:w="60" w:type="dxa"/>
+              <w:right w:w="60" w:type="dxa"/>
+            </w:tcMar>
+          </w:tcPr>
+          <w:p>
+            <w:r>
+              <w:rPr>
+                <w:sz w:val="15"/>
+              </w:rPr>
+              <w:t>6.1.4. Campagnes institutionnelles de communication et sensibilisation de proximité</w:t>
+            </w:r>
+          </w:p>
+        </w:tc>
+        <w:tc>
+          <w:tcPr>
+            <w:tcW w:type="dxa" w:w="2304"/>
+            <w:tcMar>
+              <w:top w:w="40" w:type="dxa"/>
+              <w:bottom w:w="40" w:type="dxa"/>
+              <w:left w:w="60" w:type="dxa"/>
+              <w:right w:w="60" w:type="dxa"/>
+            </w:tcMar>
+          </w:tcPr>
+          <w:p>
+            <w:r>
+              <w:rPr>
+                <w:sz w:val="15"/>
+              </w:rPr>
+              <w:t>Campagnes de communication</w:t>
+            </w:r>
+          </w:p>
+        </w:tc>
+        <w:tc>
+          <w:tcPr>
+            <w:tcW w:type="dxa" w:w="648"/>
+            <w:tcMar>
+              <w:top w:w="40" w:type="dxa"/>
+              <w:bottom w:w="40" w:type="dxa"/>
+              <w:left w:w="30" w:type="dxa"/>
+              <w:right w:w="30" w:type="dxa"/>
+            </w:tcMar>
+          </w:tcPr>
+          <w:p>
+            <w:pPr>
+              <w:jc w:val="center"/>
+            </w:pPr>
+            <w:r>
+              <w:rPr>
+                <w:sz w:val="15"/>
+              </w:rPr>
+              <w:t>1</w:t>
+            </w:r>
+          </w:p>
+        </w:tc>
+        <w:tc>
+          <w:tcPr>
+            <w:tcW w:type="dxa" w:w="648"/>
+            <w:tcMar>
+              <w:top w:w="40" w:type="dxa"/>
+              <w:bottom w:w="40" w:type="dxa"/>
+              <w:left w:w="30" w:type="dxa"/>
+              <w:right w:w="30" w:type="dxa"/>
+            </w:tcMar>
+          </w:tcPr>
+          <w:p>
+            <w:pPr>
+              <w:jc w:val="center"/>
+            </w:pPr>
+            <w:r>
+              <w:rPr>
+                <w:sz w:val="15"/>
+              </w:rPr>
+              <w:t>1</w:t>
+            </w:r>
+          </w:p>
+        </w:tc>
+        <w:tc>
+          <w:tcPr>
+            <w:tcW w:type="dxa" w:w="1728"/>
+            <w:tcMar>
+              <w:top w:w="40" w:type="dxa"/>
+              <w:bottom w:w="40" w:type="dxa"/>
+              <w:left w:w="40" w:type="dxa"/>
+              <w:right w:w="40" w:type="dxa"/>
+            </w:tcMar>
+          </w:tcPr>
+          <w:p>
+            <w:pPr>
+              <w:jc w:val="right"/>
+            </w:pPr>
+            <w:r>
+              <w:rPr>
+                <w:sz w:val="15"/>
+              </w:rPr>
+              <w:t>500,000</w:t>
+            </w:r>
+          </w:p>
+        </w:tc>
+        <w:tc>
+          <w:tcPr>
+            <w:tcW w:type="dxa" w:w="1872"/>
+            <w:tcMar>
+              <w:top w:w="40" w:type="dxa"/>
+              <w:bottom w:w="40" w:type="dxa"/>
+              <w:left w:w="40" w:type="dxa"/>
+              <w:right w:w="40" w:type="dxa"/>
+            </w:tcMar>
+          </w:tcPr>
+          <w:p>
+            <w:pPr>
+              <w:jc w:val="right"/>
+            </w:pPr>
+            <w:r>
+              <w:rPr>
+                <w:b/>
+                <w:sz w:val="15"/>
+              </w:rPr>
+              <w:t>500,000</w:t>
+            </w:r>
+          </w:p>
+        </w:tc>
+        <w:tc>
+          <w:tcPr>
+            <w:tcW w:type="dxa" w:w="1872"/>
+            <w:tcMar>
+              <w:top w:w="40" w:type="dxa"/>
+              <w:bottom w:w="40" w:type="dxa"/>
+              <w:left w:w="40" w:type="dxa"/>
+              <w:right w:w="40" w:type="dxa"/>
+            </w:tcMar>
+          </w:tcPr>
+          <w:p>
+            <w:pPr>
+              <w:jc w:val="center"/>
+            </w:pPr>
+            <w:r>
+              <w:rPr>
+                <w:b/>
+                <w:sz w:val="15"/>
+              </w:rPr>
+              <w:t>Fonds propres</w:t>
+            </w:r>
+          </w:p>
+        </w:tc>
+        <w:tc>
+          <w:tcPr>
+            <w:tcW w:type="dxa" w:w="2304"/>
+            <w:tcMar>
+              <w:top w:w="40" w:type="dxa"/>
+              <w:bottom w:w="40" w:type="dxa"/>
+              <w:left w:w="50" w:type="dxa"/>
+              <w:right w:w="50" w:type="dxa"/>
+            </w:tcMar>
+          </w:tcPr>
+          <w:p>
+            <w:r>
+              <w:rPr>
+                <w:sz w:val="14"/>
+              </w:rPr>
+              <w:t>Réf. PTA CLIN tableau 1 ligne 9 (500 000 FCFA pour sensibilisation)</w:t>
+            </w:r>
+          </w:p>
+        </w:tc>
+      </w:tr>
+      <w:tr>
+        <w:trPr>
+          <w:cantSplit/>
+        </w:trPr>
+        <w:tc>
+          <w:tcPr>
+            <w:tcW w:type="dxa" w:w="3600"/>
+            <w:shd w:fill="E2EFDA"/>
+            <w:tcMar>
+              <w:top w:w="50" w:type="dxa"/>
+              <w:bottom w:w="50" w:type="dxa"/>
+              <w:left w:w="60" w:type="dxa"/>
+              <w:right w:w="60" w:type="dxa"/>
+            </w:tcMar>
+          </w:tcPr>
+          <w:p>
+            <w:r>
+              <w:rPr>
+                <w:b/>
+                <w:color w:val="1B365D"/>
+                <w:sz w:val="16"/>
+              </w:rPr>
+              <w:t>Sous-total OS VI</w:t>
+            </w:r>
+          </w:p>
+        </w:tc>
+        <w:tc>
+          <w:tcPr>
+            <w:tcW w:type="dxa" w:w="2304"/>
+            <w:shd w:fill="E2EFDA"/>
+            <w:tcMar>
+              <w:top w:w="50" w:type="dxa"/>
+              <w:bottom w:w="50" w:type="dxa"/>
+              <w:left w:w="60" w:type="dxa"/>
+              <w:right w:w="60" w:type="dxa"/>
+            </w:tcMar>
+          </w:tcPr>
+          <w:p/>
+        </w:tc>
+        <w:tc>
+          <w:tcPr>
+            <w:tcW w:type="dxa" w:w="648"/>
+            <w:shd w:fill="E2EFDA"/>
+            <w:tcMar>
+              <w:top w:w="50" w:type="dxa"/>
+              <w:bottom w:w="50" w:type="dxa"/>
+              <w:left w:w="60" w:type="dxa"/>
+              <w:right w:w="60" w:type="dxa"/>
+            </w:tcMar>
+          </w:tcPr>
+          <w:p/>
+        </w:tc>
+        <w:tc>
+          <w:tcPr>
+            <w:tcW w:type="dxa" w:w="648"/>
+            <w:shd w:fill="E2EFDA"/>
+            <w:tcMar>
+              <w:top w:w="50" w:type="dxa"/>
+              <w:bottom w:w="50" w:type="dxa"/>
+              <w:left w:w="60" w:type="dxa"/>
+              <w:right w:w="60" w:type="dxa"/>
+            </w:tcMar>
+          </w:tcPr>
+          <w:p/>
+        </w:tc>
+        <w:tc>
+          <w:tcPr>
+            <w:tcW w:type="dxa" w:w="1728"/>
+            <w:shd w:fill="E2EFDA"/>
+            <w:tcMar>
+              <w:top w:w="50" w:type="dxa"/>
+              <w:bottom w:w="50" w:type="dxa"/>
+              <w:left w:w="60" w:type="dxa"/>
+              <w:right w:w="60" w:type="dxa"/>
+            </w:tcMar>
+          </w:tcPr>
+          <w:p/>
+        </w:tc>
+        <w:tc>
+          <w:tcPr>
+            <w:tcW w:type="dxa" w:w="1872"/>
+            <w:shd w:fill="E2EFDA"/>
+            <w:tcMar>
+              <w:top w:w="50" w:type="dxa"/>
+              <w:bottom w:w="50" w:type="dxa"/>
+              <w:left w:w="60" w:type="dxa"/>
+              <w:right w:w="60" w:type="dxa"/>
+            </w:tcMar>
+          </w:tcPr>
+          <w:p>
+            <w:pPr>
+              <w:jc w:val="right"/>
+            </w:pPr>
+            <w:r>
+              <w:rPr>
+                <w:b/>
+                <w:color w:val="1B365D"/>
+                <w:sz w:val="16"/>
+              </w:rPr>
+              <w:t>1,400,000</w:t>
+            </w:r>
+          </w:p>
+        </w:tc>
+        <w:tc>
+          <w:tcPr>
+            <w:tcW w:type="dxa" w:w="1872"/>
+            <w:shd w:fill="E2EFDA"/>
+            <w:tcMar>
+              <w:top w:w="50" w:type="dxa"/>
+              <w:bottom w:w="50" w:type="dxa"/>
+              <w:left w:w="60" w:type="dxa"/>
+              <w:right w:w="60" w:type="dxa"/>
+            </w:tcMar>
+          </w:tcPr>
+          <w:p/>
+        </w:tc>
+        <w:tc>
+          <w:tcPr>
+            <w:tcW w:type="dxa" w:w="2304"/>
+            <w:shd w:fill="E2EFDA"/>
+            <w:tcMar>
+              <w:top w:w="50" w:type="dxa"/>
+              <w:bottom w:w="50" w:type="dxa"/>
+              <w:left w:w="60" w:type="dxa"/>
+              <w:right w:w="60" w:type="dxa"/>
+            </w:tcMar>
+          </w:tcPr>
+          <w:p/>
+        </w:tc>
+      </w:tr>
+      <w:tr>
+        <w:trPr>
+          <w:cantSplit/>
+        </w:trPr>
+        <w:tc>
+          <w:tcPr>
             <w:tcW w:type="dxa" w:w="1728"/>
             <w:gridSpan w:val="5"/>
             <w:shd w:fill="1B365D"/>
@@ -13138,7 +14379,7 @@
                 <w:color w:val="FFFFFF"/>
                 <w:sz w:val="18"/>
               </w:rPr>
-              <w:t>38 930 618 XOF</w:t>
+              <w:t>39 850 618 XOF</w:t>
             </w:r>
           </w:p>
         </w:tc>
@@ -13184,7 +14425,7 @@
                 <w:color w:val="FFFFFF"/>
                 <w:sz w:val="15"/>
               </w:rPr>
-              <w:t>Consolidé global</w:t>
+              <w:t>Consolidé réajusté</w:t>
             </w:r>
           </w:p>
         </w:tc>
@@ -13202,7 +14443,7 @@
           <w:color w:val="1B365D"/>
           <w:sz w:val="22"/>
         </w:rPr>
-        <w:t>3. Synthèse Stratégique et Répartition du Budget</w:t>
+        <w:t>3. Synthèse Stratégique et Répartition du Budget Réajusté</w:t>
         <w:br/>
       </w:r>
     </w:p>
@@ -13433,7 +14674,7 @@
               <w:rPr>
                 <w:sz w:val="16"/>
               </w:rPr>
-              <w:t>Programme PCI et cadre institutionnel</w:t>
+              <w:t>Programme et gouvernance de la PCI (CLIN, EOPCI, Points focaux, PTA)</w:t>
             </w:r>
           </w:p>
         </w:tc>
@@ -13455,7 +14696,7 @@
               <w:rPr>
                 <w:sz w:val="16"/>
               </w:rPr>
-              <w:t>155,000</w:t>
+              <w:t>615,000</w:t>
             </w:r>
           </w:p>
         </w:tc>
@@ -13499,7 +14740,7 @@
               <w:rPr>
                 <w:sz w:val="16"/>
               </w:rPr>
-              <w:t>155,000</w:t>
+              <w:t>615,000</w:t>
             </w:r>
           </w:p>
         </w:tc>
@@ -13521,7 +14762,7 @@
               <w:rPr>
                 <w:sz w:val="16"/>
               </w:rPr>
-              <w:t>0.4%</w:t>
+              <w:t>1.5%</w:t>
             </w:r>
           </w:p>
         </w:tc>
@@ -13567,7 +14808,7 @@
               <w:rPr>
                 <w:sz w:val="16"/>
               </w:rPr>
-              <w:t>Directives scientifiques et Procédures Opérationnelles (POS)</w:t>
+              <w:t>Lignes directives et Procédures Opérationnelles Standardisées (POS)</w:t>
             </w:r>
           </w:p>
         </w:tc>
@@ -13655,7 +14896,7 @@
               <w:rPr>
                 <w:sz w:val="16"/>
               </w:rPr>
-              <w:t>1.5%</w:t>
+              <w:t>1.4%</w:t>
             </w:r>
           </w:p>
         </w:tc>
@@ -13701,7 +14942,7 @@
               <w:rPr>
                 <w:sz w:val="16"/>
               </w:rPr>
-              <w:t>Formation, éducation continue et congrès scientifiques</w:t>
+              <w:t>Formation, éducation en PCI et congrès scientifiques (5 mai inclus)</w:t>
             </w:r>
           </w:p>
         </w:tc>
@@ -13723,7 +14964,7 @@
               <w:rPr>
                 <w:sz w:val="16"/>
               </w:rPr>
-              <w:t>1,585,000</w:t>
+              <w:t>2,885,000</w:t>
             </w:r>
           </w:p>
         </w:tc>
@@ -13767,7 +15008,7 @@
               <w:rPr>
                 <w:sz w:val="16"/>
               </w:rPr>
-              <w:t>1,585,000</w:t>
+              <w:t>2,885,000</w:t>
             </w:r>
           </w:p>
         </w:tc>
@@ -13789,7 +15030,7 @@
               <w:rPr>
                 <w:sz w:val="16"/>
               </w:rPr>
-              <w:t>4.1%</w:t>
+              <w:t>7.2%</w:t>
             </w:r>
           </w:p>
         </w:tc>
@@ -13816,7 +15057,7 @@
               <w:rPr>
                 <w:sz w:val="16"/>
               </w:rPr>
-              <w:t>OS IV</w:t>
+              <w:t>OS V</w:t>
             </w:r>
           </w:p>
         </w:tc>
@@ -13835,7 +15076,7 @@
               <w:rPr>
                 <w:sz w:val="16"/>
               </w:rPr>
-              <w:t>Gouvernance et pilotage stratégique (CLIN &amp; EOPCI)</w:t>
+              <w:t>Surveillance épidémiologique des IAS et microbiologie hospitalière</w:t>
             </w:r>
           </w:p>
         </w:tc>
@@ -13857,7 +15098,7 @@
               <w:rPr>
                 <w:sz w:val="16"/>
               </w:rPr>
-              <w:t>200,000</w:t>
+              <w:t>3,458,118</w:t>
             </w:r>
           </w:p>
         </w:tc>
@@ -13901,7 +15142,7 @@
               <w:rPr>
                 <w:sz w:val="16"/>
               </w:rPr>
-              <w:t>200,000</w:t>
+              <w:t>3,458,118</w:t>
             </w:r>
           </w:p>
         </w:tc>
@@ -13923,7 +15164,7 @@
               <w:rPr>
                 <w:sz w:val="16"/>
               </w:rPr>
-              <w:t>0.5%</w:t>
+              <w:t>8.7%</w:t>
             </w:r>
           </w:p>
         </w:tc>
@@ -13950,7 +15191,7 @@
               <w:rPr>
                 <w:sz w:val="16"/>
               </w:rPr>
-              <w:t>OS V</w:t>
+              <w:t>OS VII</w:t>
             </w:r>
           </w:p>
         </w:tc>
@@ -13969,7 +15210,7 @@
               <w:rPr>
                 <w:sz w:val="16"/>
               </w:rPr>
-              <w:t>Surveillance épidémiologique des IAS et microbiologie</w:t>
+              <w:t>Suivi, audits des pratiques, informatique et restitution des résultats</w:t>
             </w:r>
           </w:p>
         </w:tc>
@@ -13991,7 +15232,7 @@
               <w:rPr>
                 <w:sz w:val="16"/>
               </w:rPr>
-              <w:t>3,448,118</w:t>
+              <w:t>1,700,000</w:t>
             </w:r>
           </w:p>
         </w:tc>
@@ -14035,7 +15276,7 @@
               <w:rPr>
                 <w:sz w:val="16"/>
               </w:rPr>
-              <w:t>3,448,118</w:t>
+              <w:t>1,700,000</w:t>
             </w:r>
           </w:p>
         </w:tc>
@@ -14057,7 +15298,7 @@
               <w:rPr>
                 <w:sz w:val="16"/>
               </w:rPr>
-              <w:t>8.9%</w:t>
+              <w:t>4.3%</w:t>
             </w:r>
           </w:p>
         </w:tc>
@@ -14084,7 +15325,7 @@
               <w:rPr>
                 <w:sz w:val="16"/>
               </w:rPr>
-              <w:t>OS VI</w:t>
+              <w:t>OS VIII</w:t>
             </w:r>
           </w:p>
         </w:tc>
@@ -14103,7 +15344,7 @@
               <w:rPr>
                 <w:sz w:val="16"/>
               </w:rPr>
-              <w:t>Stratégies multimodales de l'OMS et communication</w:t>
+              <w:t>Charge de travail, déchets biomédicaux, eau et environnement (WASH)</w:t>
             </w:r>
           </w:p>
         </w:tc>
@@ -14125,7 +15366,7 @@
               <w:rPr>
                 <w:sz w:val="16"/>
               </w:rPr>
-              <w:t>1,100,000</w:t>
+              <w:t>4,220,000</w:t>
             </w:r>
           </w:p>
         </w:tc>
@@ -14147,7 +15388,7 @@
               <w:rPr>
                 <w:sz w:val="16"/>
               </w:rPr>
-              <w:t>-</w:t>
+              <w:t>25,000,000</w:t>
             </w:r>
           </w:p>
         </w:tc>
@@ -14169,7 +15410,7 @@
               <w:rPr>
                 <w:sz w:val="16"/>
               </w:rPr>
-              <w:t>1,100,000</w:t>
+              <w:t>29,220,000</w:t>
             </w:r>
           </w:p>
         </w:tc>
@@ -14191,7 +15432,7 @@
               <w:rPr>
                 <w:sz w:val="16"/>
               </w:rPr>
-              <w:t>2.8%</w:t>
+              <w:t>73.3%</w:t>
             </w:r>
           </w:p>
         </w:tc>
@@ -14218,7 +15459,7 @@
               <w:rPr>
                 <w:sz w:val="16"/>
               </w:rPr>
-              <w:t>OS VII</w:t>
+              <w:t>OS VI</w:t>
             </w:r>
           </w:p>
         </w:tc>
@@ -14237,7 +15478,7 @@
               <w:rPr>
                 <w:sz w:val="16"/>
               </w:rPr>
-              <w:t>Suivi, audits des pratiques et restitution des résultats</w:t>
+              <w:t>Communication et outils de sensibilisation PCI (affiches, dépliants)</w:t>
             </w:r>
           </w:p>
         </w:tc>
@@ -14259,7 +15500,7 @@
               <w:rPr>
                 <w:sz w:val="16"/>
               </w:rPr>
-              <w:t>2,620,000</w:t>
+              <w:t>1,400,000</w:t>
             </w:r>
           </w:p>
         </w:tc>
@@ -14303,7 +15544,7 @@
               <w:rPr>
                 <w:sz w:val="16"/>
               </w:rPr>
-              <w:t>2,620,000</w:t>
+              <w:t>1,400,000</w:t>
             </w:r>
           </w:p>
         </w:tc>
@@ -14325,7 +15566,7 @@
               <w:rPr>
                 <w:sz w:val="16"/>
               </w:rPr>
-              <w:t>6.7%</w:t>
+              <w:t>3.5%</w:t>
             </w:r>
           </w:p>
         </w:tc>
@@ -14337,140 +15578,6 @@
         <w:tc>
           <w:tcPr>
             <w:tcW w:type="dxa" w:w="1152"/>
-            <w:tcMar>
-              <w:top w:w="40" w:type="dxa"/>
-              <w:bottom w:w="40" w:type="dxa"/>
-              <w:left w:w="60" w:type="dxa"/>
-              <w:right w:w="60" w:type="dxa"/>
-            </w:tcMar>
-          </w:tcPr>
-          <w:p>
-            <w:pPr>
-              <w:jc w:val="center"/>
-            </w:pPr>
-            <w:r>
-              <w:rPr>
-                <w:sz w:val="16"/>
-              </w:rPr>
-              <w:t>OS VIII</w:t>
-            </w:r>
-          </w:p>
-        </w:tc>
-        <w:tc>
-          <w:tcPr>
-            <w:tcW w:type="dxa" w:w="5472"/>
-            <w:tcMar>
-              <w:top w:w="40" w:type="dxa"/>
-              <w:bottom w:w="40" w:type="dxa"/>
-              <w:left w:w="60" w:type="dxa"/>
-              <w:right w:w="60" w:type="dxa"/>
-            </w:tcMar>
-          </w:tcPr>
-          <w:p>
-            <w:r>
-              <w:rPr>
-                <w:sz w:val="16"/>
-              </w:rPr>
-              <w:t>Charge de travail, déchets biomédicaux et environnement (WASH)</w:t>
-            </w:r>
-          </w:p>
-        </w:tc>
-        <w:tc>
-          <w:tcPr>
-            <w:tcW w:type="dxa" w:w="2304"/>
-            <w:tcMar>
-              <w:top w:w="40" w:type="dxa"/>
-              <w:bottom w:w="40" w:type="dxa"/>
-              <w:left w:w="60" w:type="dxa"/>
-              <w:right w:w="60" w:type="dxa"/>
-            </w:tcMar>
-          </w:tcPr>
-          <w:p>
-            <w:pPr>
-              <w:jc w:val="right"/>
-            </w:pPr>
-            <w:r>
-              <w:rPr>
-                <w:sz w:val="16"/>
-              </w:rPr>
-              <w:t>4,250,000</w:t>
-            </w:r>
-          </w:p>
-        </w:tc>
-        <w:tc>
-          <w:tcPr>
-            <w:tcW w:type="dxa" w:w="2304"/>
-            <w:tcMar>
-              <w:top w:w="40" w:type="dxa"/>
-              <w:bottom w:w="40" w:type="dxa"/>
-              <w:left w:w="60" w:type="dxa"/>
-              <w:right w:w="60" w:type="dxa"/>
-            </w:tcMar>
-          </w:tcPr>
-          <w:p>
-            <w:pPr>
-              <w:jc w:val="right"/>
-            </w:pPr>
-            <w:r>
-              <w:rPr>
-                <w:sz w:val="16"/>
-              </w:rPr>
-              <w:t>25,000,000</w:t>
-            </w:r>
-          </w:p>
-        </w:tc>
-        <w:tc>
-          <w:tcPr>
-            <w:tcW w:type="dxa" w:w="2304"/>
-            <w:tcMar>
-              <w:top w:w="40" w:type="dxa"/>
-              <w:bottom w:w="40" w:type="dxa"/>
-              <w:left w:w="60" w:type="dxa"/>
-              <w:right w:w="60" w:type="dxa"/>
-            </w:tcMar>
-          </w:tcPr>
-          <w:p>
-            <w:pPr>
-              <w:jc w:val="right"/>
-            </w:pPr>
-            <w:r>
-              <w:rPr>
-                <w:sz w:val="16"/>
-              </w:rPr>
-              <w:t>29,250,000</w:t>
-            </w:r>
-          </w:p>
-        </w:tc>
-        <w:tc>
-          <w:tcPr>
-            <w:tcW w:type="dxa" w:w="1440"/>
-            <w:tcMar>
-              <w:top w:w="40" w:type="dxa"/>
-              <w:bottom w:w="40" w:type="dxa"/>
-              <w:left w:w="60" w:type="dxa"/>
-              <w:right w:w="60" w:type="dxa"/>
-            </w:tcMar>
-          </w:tcPr>
-          <w:p>
-            <w:pPr>
-              <w:jc w:val="right"/>
-            </w:pPr>
-            <w:r>
-              <w:rPr>
-                <w:sz w:val="16"/>
-              </w:rPr>
-              <w:t>75.1%</w:t>
-            </w:r>
-          </w:p>
-        </w:tc>
-      </w:tr>
-      <w:tr>
-        <w:trPr>
-          <w:cantSplit/>
-        </w:trPr>
-        <w:tc>
-          <w:tcPr>
-            <w:tcW w:type="dxa" w:w="1152"/>
             <w:shd w:fill="1B365D"/>
             <w:tcMar>
               <w:top w:w="60" w:type="dxa"/>
@@ -14532,7 +15639,7 @@
                 <w:color w:val="FFFFFF"/>
                 <w:sz w:val="17"/>
               </w:rPr>
-              <w:t>13 930 618</w:t>
+              <w:t>14 850 618</w:t>
             </w:r>
           </w:p>
         </w:tc>
@@ -14582,7 +15689,7 @@
                 <w:color w:val="FFFFFF"/>
                 <w:sz w:val="17"/>
               </w:rPr>
-              <w:t>38 930 618</w:t>
+              <w:t>39 850 618</w:t>
             </w:r>
           </w:p>
         </w:tc>
@@ -14845,7 +15952,7 @@
               <w:rPr>
                 <w:sz w:val="15"/>
               </w:rPr>
-              <w:t>Formations continues, ateliers techniques et perfectionnement</w:t>
+              <w:t>Formations continues, ateliers pratiques et perfectionnement</w:t>
             </w:r>
           </w:p>
         </w:tc>
@@ -14867,7 +15974,7 @@
               <w:rPr>
                 <w:sz w:val="15"/>
               </w:rPr>
-              <w:t>1,675,000</w:t>
+              <w:t>2,025,000</w:t>
             </w:r>
           </w:p>
         </w:tc>
@@ -14889,7 +15996,7 @@
               <w:rPr>
                 <w:sz w:val="15"/>
               </w:rPr>
-              <w:t>4.3%</w:t>
+              <w:t>5.1%</w:t>
             </w:r>
           </w:p>
         </w:tc>
@@ -14930,7 +16037,7 @@
               <w:rPr>
                 <w:sz w:val="15"/>
               </w:rPr>
-              <w:t>500 soignants, 300 agents, ateliers POS</w:t>
+              <w:t>500 soignants, 300 agents, ateliers lavage mains &amp; POS</w:t>
             </w:r>
           </w:p>
         </w:tc>
@@ -15020,7 +16127,7 @@
               <w:rPr>
                 <w:sz w:val="15"/>
               </w:rPr>
-              <w:t>9.2%</w:t>
+              <w:t>9.0%</w:t>
             </w:r>
           </w:p>
         </w:tc>
@@ -15107,7 +16214,7 @@
               <w:rPr>
                 <w:sz w:val="15"/>
               </w:rPr>
-              <w:t>Matériels informatiques, bureautique &amp; équipements de pesage/archivage</w:t>
+              <w:t>Matériels informatiques, bureautique &amp; équipements de pesage/archives</w:t>
             </w:r>
           </w:p>
         </w:tc>
@@ -15151,7 +16258,7 @@
               <w:rPr>
                 <w:sz w:val="15"/>
               </w:rPr>
-              <w:t>2.6%</w:t>
+              <w:t>2.5%</w:t>
             </w:r>
           </w:p>
         </w:tc>
@@ -15192,7 +16299,7 @@
               <w:rPr>
                 <w:sz w:val="15"/>
               </w:rPr>
-              <w:t>PC, imprimante, SSD, balance DBM, armoire</w:t>
+              <w:t>PC, imprimante, SSD, clé, balance DBM, armoire</w:t>
             </w:r>
           </w:p>
         </w:tc>
@@ -15282,7 +16389,7 @@
               <w:rPr>
                 <w:sz w:val="15"/>
               </w:rPr>
-              <w:t>4.1%</w:t>
+              <w:t>4.0%</w:t>
             </w:r>
           </w:p>
         </w:tc>
@@ -15500,7 +16607,7 @@
               <w:rPr>
                 <w:sz w:val="15"/>
               </w:rPr>
-              <w:t>Fournitures de bureau, papier RAM, registres, encres et reliures POS</w:t>
+              <w:t>Fournitures de bureau, papier RAM, registres, encres et documentation</w:t>
             </w:r>
           </w:p>
         </w:tc>
@@ -15522,7 +16629,7 @@
               <w:rPr>
                 <w:sz w:val="15"/>
               </w:rPr>
-              <w:t>1,010,000</w:t>
+              <w:t>880,000</w:t>
             </w:r>
           </w:p>
         </w:tc>
@@ -15544,7 +16651,7 @@
               <w:rPr>
                 <w:sz w:val="15"/>
               </w:rPr>
-              <w:t>2.6%</w:t>
+              <w:t>2.2%</w:t>
             </w:r>
           </w:p>
         </w:tc>
@@ -15585,7 +16692,7 @@
               <w:rPr>
                 <w:sz w:val="15"/>
               </w:rPr>
-              <w:t>12 registres 5 mains, 12 rames, encres, etc.</w:t>
+              <w:t>12 registres 5 mains, 12 rames, encres, fournitures EOPCI</w:t>
             </w:r>
           </w:p>
         </w:tc>
@@ -15631,7 +16738,7 @@
               <w:rPr>
                 <w:sz w:val="15"/>
               </w:rPr>
-              <w:t>Communication, campagnes visuelles, éducation des usagers &amp; Journée 5 mai</w:t>
+              <w:t>Communication, outils visuels (affiches, dépliants), diffusion &amp; Journée 5 mai</w:t>
             </w:r>
           </w:p>
         </w:tc>
@@ -15653,7 +16760,7 @@
               <w:rPr>
                 <w:sz w:val="15"/>
               </w:rPr>
-              <w:t>2,250,000</w:t>
+              <w:t>2,550,000</w:t>
             </w:r>
           </w:p>
         </w:tc>
@@ -15675,7 +16782,7 @@
               <w:rPr>
                 <w:sz w:val="15"/>
               </w:rPr>
-              <w:t>5.8%</w:t>
+              <w:t>6.4%</w:t>
             </w:r>
           </w:p>
         </w:tc>
@@ -15716,7 +16823,7 @@
               <w:rPr>
                 <w:sz w:val="15"/>
               </w:rPr>
-              <w:t>Affiches plastifiées, sensibilisation, 5 mai</w:t>
+              <w:t>Affiches plastifiées, dépliants, pose, 5 mai</w:t>
             </w:r>
           </w:p>
         </w:tc>
@@ -15762,7 +16869,7 @@
               <w:rPr>
                 <w:sz w:val="15"/>
               </w:rPr>
-              <w:t>Audits cliniques, enquêtes de prévalence et suivi de l'observance</w:t>
+              <w:t>Audits cliniques, enquêtes de prévalence, observance &amp; suivi qualité DBM</w:t>
             </w:r>
           </w:p>
         </w:tc>
@@ -15784,7 +16891,7 @@
               <w:rPr>
                 <w:sz w:val="15"/>
               </w:rPr>
-              <w:t>830,000</w:t>
+              <w:t>820,000</w:t>
             </w:r>
           </w:p>
         </w:tc>
@@ -15847,7 +16954,7 @@
               <w:rPr>
                 <w:sz w:val="15"/>
               </w:rPr>
-              <w:t>Logistique audit mensuel, 2 EPJ, audits trimestriels</w:t>
+              <w:t>Logistique audit mensuel, EPJ, fiches DBM</w:t>
             </w:r>
           </w:p>
         </w:tc>
@@ -15915,7 +17022,7 @@
               <w:rPr>
                 <w:sz w:val="15"/>
               </w:rPr>
-              <w:t>357,500</w:t>
+              <w:t>417,500</w:t>
             </w:r>
           </w:p>
         </w:tc>
@@ -15937,7 +17044,7 @@
               <w:rPr>
                 <w:sz w:val="15"/>
               </w:rPr>
-              <w:t>0.9%</w:t>
+              <w:t>1.0%</w:t>
             </w:r>
           </w:p>
         </w:tc>
@@ -15978,7 +17085,7 @@
               <w:rPr>
                 <w:sz w:val="15"/>
               </w:rPr>
-              <w:t>Collations et dossiers pour CLIN, EOPCI, points focaux</w:t>
+              <w:t>Collations et dossiers CLIN, EOPCI, points focaux</w:t>
             </w:r>
           </w:p>
         </w:tc>
@@ -16024,7 +17131,7 @@
               <w:rPr>
                 <w:sz w:val="15"/>
               </w:rPr>
-              <w:t>Participation aux congrès scientifiques de PCI (SB2HPCI)</w:t>
+              <w:t>Participation aux congrès scientifiques et communications (SB2HPCI)</w:t>
             </w:r>
           </w:p>
         </w:tc>
@@ -16046,7 +17153,7 @@
               <w:rPr>
                 <w:sz w:val="15"/>
               </w:rPr>
-              <w:t>600,000</w:t>
+              <w:t>750,000</w:t>
             </w:r>
           </w:p>
         </w:tc>
@@ -16068,7 +17175,7 @@
               <w:rPr>
                 <w:sz w:val="15"/>
               </w:rPr>
-              <w:t>1.5%</w:t>
+              <w:t>1.9%</w:t>
             </w:r>
           </w:p>
         </w:tc>
@@ -16109,7 +17216,7 @@
               <w:rPr>
                 <w:sz w:val="15"/>
               </w:rPr>
-              <w:t>15 participants aux assises de la SB2HPCI</w:t>
+              <w:t>15 participants + posters scientifiques</w:t>
             </w:r>
           </w:p>
         </w:tc>
@@ -16155,7 +17262,7 @@
               <w:rPr>
                 <w:sz w:val="15"/>
               </w:rPr>
-              <w:t>Études préalables et audit technique dimensionnement incinérateur</w:t>
+              <w:t>Expertise externe et accompagnement technique PCI</w:t>
             </w:r>
           </w:p>
         </w:tc>
@@ -16177,7 +17284,7 @@
               <w:rPr>
                 <w:sz w:val="15"/>
               </w:rPr>
-              <w:t>500,000</w:t>
+              <w:t>200,000</w:t>
             </w:r>
           </w:p>
         </w:tc>
@@ -16199,7 +17306,7 @@
               <w:rPr>
                 <w:sz w:val="15"/>
               </w:rPr>
-              <w:t>1.3%</w:t>
+              <w:t>0.5%</w:t>
             </w:r>
           </w:p>
         </w:tc>
@@ -16221,7 +17328,7 @@
               <w:rPr>
                 <w:sz w:val="15"/>
               </w:rPr>
-              <w:t>Fonds Propres</w:t>
+              <w:t>Fonds Propres / PTF</w:t>
             </w:r>
           </w:p>
         </w:tc>
@@ -16240,7 +17347,7 @@
               <w:rPr>
                 <w:sz w:val="15"/>
               </w:rPr>
-              <w:t>Cahier des charges et faisabilité technique</w:t>
+              <w:t>Appui technique spécialisé externe</w:t>
             </w:r>
           </w:p>
         </w:tc>
@@ -16286,7 +17393,7 @@
               <w:rPr>
                 <w:sz w:val="15"/>
               </w:rPr>
-              <w:t>Investissement lourd d'infrastructure (Incinérateur hospitalier moderne)</w:t>
+              <w:t>Études préalables et audit technique dimensionnement incinérateur</w:t>
             </w:r>
           </w:p>
         </w:tc>
@@ -16308,7 +17415,7 @@
               <w:rPr>
                 <w:sz w:val="15"/>
               </w:rPr>
-              <w:t>25,000,000</w:t>
+              <w:t>500,000</w:t>
             </w:r>
           </w:p>
         </w:tc>
@@ -16330,7 +17437,7 @@
               <w:rPr>
                 <w:sz w:val="15"/>
               </w:rPr>
-              <w:t>64.2%</w:t>
+              <w:t>1.3%</w:t>
             </w:r>
           </w:p>
         </w:tc>
@@ -16352,7 +17459,7 @@
               <w:rPr>
                 <w:sz w:val="15"/>
               </w:rPr>
-              <w:t>Subvention État / PTF</w:t>
+              <w:t>Fonds Propres</w:t>
             </w:r>
           </w:p>
         </w:tc>
@@ -16371,7 +17478,7 @@
               <w:rPr>
                 <w:sz w:val="15"/>
               </w:rPr>
-              <w:t>Installation incinérateur pyrolytique moderne</w:t>
+              <w:t>Cahier des charges et faisabilité technique</w:t>
             </w:r>
           </w:p>
         </w:tc>
@@ -16383,6 +17490,137 @@
         <w:tc>
           <w:tcPr>
             <w:tcW w:type="dxa" w:w="864"/>
+            <w:tcMar>
+              <w:top w:w="40" w:type="dxa"/>
+              <w:bottom w:w="40" w:type="dxa"/>
+              <w:left w:w="60" w:type="dxa"/>
+              <w:right w:w="60" w:type="dxa"/>
+            </w:tcMar>
+          </w:tcPr>
+          <w:p>
+            <w:pPr>
+              <w:jc w:val="center"/>
+            </w:pPr>
+            <w:r>
+              <w:rPr>
+                <w:sz w:val="15"/>
+              </w:rPr>
+              <w:t>13</w:t>
+            </w:r>
+          </w:p>
+        </w:tc>
+        <w:tc>
+          <w:tcPr>
+            <w:tcW w:type="dxa" w:w="5184"/>
+            <w:tcMar>
+              <w:top w:w="40" w:type="dxa"/>
+              <w:bottom w:w="40" w:type="dxa"/>
+              <w:left w:w="60" w:type="dxa"/>
+              <w:right w:w="60" w:type="dxa"/>
+            </w:tcMar>
+          </w:tcPr>
+          <w:p>
+            <w:r>
+              <w:rPr>
+                <w:sz w:val="15"/>
+              </w:rPr>
+              <w:t>Investissement lourd d'infrastructure (Incinérateur hospitalier moderne)</w:t>
+            </w:r>
+          </w:p>
+        </w:tc>
+        <w:tc>
+          <w:tcPr>
+            <w:tcW w:type="dxa" w:w="2016"/>
+            <w:tcMar>
+              <w:top w:w="40" w:type="dxa"/>
+              <w:bottom w:w="40" w:type="dxa"/>
+              <w:left w:w="60" w:type="dxa"/>
+              <w:right w:w="60" w:type="dxa"/>
+            </w:tcMar>
+          </w:tcPr>
+          <w:p>
+            <w:pPr>
+              <w:jc w:val="right"/>
+            </w:pPr>
+            <w:r>
+              <w:rPr>
+                <w:sz w:val="15"/>
+              </w:rPr>
+              <w:t>25,000,000</w:t>
+            </w:r>
+          </w:p>
+        </w:tc>
+        <w:tc>
+          <w:tcPr>
+            <w:tcW w:type="dxa" w:w="1296"/>
+            <w:tcMar>
+              <w:top w:w="40" w:type="dxa"/>
+              <w:bottom w:w="40" w:type="dxa"/>
+              <w:left w:w="60" w:type="dxa"/>
+              <w:right w:w="60" w:type="dxa"/>
+            </w:tcMar>
+          </w:tcPr>
+          <w:p>
+            <w:pPr>
+              <w:jc w:val="right"/>
+            </w:pPr>
+            <w:r>
+              <w:rPr>
+                <w:sz w:val="15"/>
+              </w:rPr>
+              <w:t>62.7%</w:t>
+            </w:r>
+          </w:p>
+        </w:tc>
+        <w:tc>
+          <w:tcPr>
+            <w:tcW w:type="dxa" w:w="2016"/>
+            <w:tcMar>
+              <w:top w:w="40" w:type="dxa"/>
+              <w:bottom w:w="40" w:type="dxa"/>
+              <w:left w:w="60" w:type="dxa"/>
+              <w:right w:w="60" w:type="dxa"/>
+            </w:tcMar>
+          </w:tcPr>
+          <w:p>
+            <w:pPr>
+              <w:jc w:val="center"/>
+            </w:pPr>
+            <w:r>
+              <w:rPr>
+                <w:sz w:val="15"/>
+              </w:rPr>
+              <w:t>Subvention État / PTF</w:t>
+            </w:r>
+          </w:p>
+        </w:tc>
+        <w:tc>
+          <w:tcPr>
+            <w:tcW w:type="dxa" w:w="3600"/>
+            <w:tcMar>
+              <w:top w:w="40" w:type="dxa"/>
+              <w:bottom w:w="40" w:type="dxa"/>
+              <w:left w:w="60" w:type="dxa"/>
+              <w:right w:w="60" w:type="dxa"/>
+            </w:tcMar>
+          </w:tcPr>
+          <w:p>
+            <w:r>
+              <w:rPr>
+                <w:sz w:val="15"/>
+              </w:rPr>
+              <w:t>Installation incinérateur pyrolytique moderne</w:t>
+            </w:r>
+          </w:p>
+        </w:tc>
+      </w:tr>
+      <w:tr>
+        <w:trPr>
+          <w:cantSplit/>
+        </w:trPr>
+        <w:tc>
+          <w:tcPr>
+            <w:tcW w:type="dxa" w:w="864"/>
             <w:shd w:fill="1B365D"/>
             <w:tcMar>
               <w:top w:w="60" w:type="dxa"/>
@@ -16444,7 +17682,7 @@
                 <w:color w:val="FFFFFF"/>
                 <w:sz w:val="17"/>
               </w:rPr>
-              <w:t>38 930 618</w:t>
+              <w:t>39 850 618</w:t>
             </w:r>
           </w:p>
         </w:tc>
